--- a/T3 2026 algoritmos.docx
+++ b/T3 2026 algoritmos.docx
@@ -589,9 +589,8 @@
             </w14:srgbClr>
           </w14:shadow>
         </w:rPr>
-        <w:t>……………</w:t>
-      </w:r>
-      <w:proofErr w:type="gramStart"/>
+        <w:t>……</w:t>
+      </w:r>
       <w:r>
         <w:rPr>
           <w:rFonts w:cstheme="minorHAnsi"/>
@@ -604,7 +603,7 @@
             </w14:srgbClr>
           </w14:shadow>
         </w:rPr>
-        <w:t>……</w:t>
+        <w:t>.</w:t>
       </w:r>
       <w:r>
         <w:rPr>
@@ -618,9 +617,8 @@
             </w14:srgbClr>
           </w14:shadow>
         </w:rPr>
-        <w:t>.</w:t>
-      </w:r>
-      <w:proofErr w:type="gramEnd"/>
+        <w:t>………</w:t>
+      </w:r>
       <w:r>
         <w:rPr>
           <w:rFonts w:cstheme="minorHAnsi"/>
@@ -633,18 +631,9 @@
             </w14:srgbClr>
           </w14:shadow>
         </w:rPr>
-        <w:t>1</w:t>
-      </w:r>
-    </w:p>
-    <w:p>
-      <w:pPr>
-        <w:pStyle w:val="Prrafodelista"/>
-        <w:numPr>
-          <w:ilvl w:val="0"/>
-          <w:numId w:val="6"/>
-        </w:numPr>
-        <w:spacing w:before="100" w:beforeAutospacing="1" w:after="480" w:line="360" w:lineRule="auto"/>
-        <w:ind w:left="567" w:right="-1135" w:hanging="709"/>
+        <w:t>……</w:t>
+      </w:r>
+      <w:r>
         <w:rPr>
           <w:rFonts w:cstheme="minorHAnsi"/>
           <w:color w:val="000000" w:themeColor="text1"/>
@@ -656,8 +645,18 @@
             </w14:srgbClr>
           </w14:shadow>
         </w:rPr>
-      </w:pPr>
-      <w:r>
+        <w:t>.1</w:t>
+      </w:r>
+    </w:p>
+    <w:p>
+      <w:pPr>
+        <w:pStyle w:val="Prrafodelista"/>
+        <w:numPr>
+          <w:ilvl w:val="0"/>
+          <w:numId w:val="6"/>
+        </w:numPr>
+        <w:spacing w:before="100" w:beforeAutospacing="1" w:after="480" w:line="360" w:lineRule="auto"/>
+        <w:ind w:left="567" w:right="-1135" w:hanging="709"/>
         <w:rPr>
           <w:rFonts w:cstheme="minorHAnsi"/>
           <w:color w:val="000000" w:themeColor="text1"/>
@@ -669,8 +668,7 @@
             </w14:srgbClr>
           </w14:shadow>
         </w:rPr>
-        <w:t>Análisis del problema……………………………………</w:t>
-      </w:r>
+      </w:pPr>
       <w:r>
         <w:rPr>
           <w:rFonts w:cstheme="minorHAnsi"/>
@@ -683,9 +681,8 @@
             </w14:srgbClr>
           </w14:shadow>
         </w:rPr>
-        <w:t>……………</w:t>
-      </w:r>
-      <w:proofErr w:type="gramStart"/>
+        <w:t>Análisis del problema……………………………………</w:t>
+      </w:r>
       <w:r>
         <w:rPr>
           <w:rFonts w:cstheme="minorHAnsi"/>
@@ -698,7 +695,7 @@
             </w14:srgbClr>
           </w14:shadow>
         </w:rPr>
-        <w:t>…</w:t>
+        <w:t>……</w:t>
       </w:r>
       <w:r>
         <w:rPr>
@@ -712,7 +709,7 @@
             </w14:srgbClr>
           </w14:shadow>
         </w:rPr>
-        <w:t>…</w:t>
+        <w:t>.</w:t>
       </w:r>
       <w:r>
         <w:rPr>
@@ -726,9 +723,8 @@
             </w14:srgbClr>
           </w14:shadow>
         </w:rPr>
-        <w:t>.</w:t>
-      </w:r>
-      <w:proofErr w:type="gramEnd"/>
+        <w:t>…………</w:t>
+      </w:r>
       <w:r>
         <w:rPr>
           <w:rFonts w:cstheme="minorHAnsi"/>
@@ -741,17 +737,9 @@
             </w14:srgbClr>
           </w14:shadow>
         </w:rPr>
-        <w:t>2</w:t>
-      </w:r>
-    </w:p>
-    <w:p>
-      <w:pPr>
-        <w:pStyle w:val="Prrafodelista"/>
-        <w:tabs>
-          <w:tab w:val="left" w:pos="1843"/>
-        </w:tabs>
-        <w:spacing w:before="100" w:beforeAutospacing="1" w:after="480" w:line="360" w:lineRule="auto"/>
-        <w:ind w:left="2268" w:right="-1135" w:hanging="992"/>
+        <w:t>…</w:t>
+      </w:r>
+      <w:r>
         <w:rPr>
           <w:rFonts w:cstheme="minorHAnsi"/>
           <w:color w:val="000000" w:themeColor="text1"/>
@@ -763,7 +751,8 @@
             </w14:srgbClr>
           </w14:shadow>
         </w:rPr>
-      </w:pPr>
+        <w:t>.</w:t>
+      </w:r>
       <w:r>
         <w:rPr>
           <w:rFonts w:cstheme="minorHAnsi"/>
@@ -776,9 +765,17 @@
             </w14:srgbClr>
           </w14:shadow>
         </w:rPr>
-        <w:t>2.1 descripción del caso………………</w:t>
-      </w:r>
-      <w:r>
+        <w:t>2</w:t>
+      </w:r>
+    </w:p>
+    <w:p>
+      <w:pPr>
+        <w:pStyle w:val="Prrafodelista"/>
+        <w:tabs>
+          <w:tab w:val="left" w:pos="1843"/>
+        </w:tabs>
+        <w:spacing w:before="100" w:beforeAutospacing="1" w:after="480" w:line="360" w:lineRule="auto"/>
+        <w:ind w:left="2268" w:right="-1135" w:hanging="992"/>
         <w:rPr>
           <w:rFonts w:cstheme="minorHAnsi"/>
           <w:color w:val="000000" w:themeColor="text1"/>
@@ -790,9 +787,7 @@
             </w14:srgbClr>
           </w14:shadow>
         </w:rPr>
-        <w:t>…</w:t>
-      </w:r>
-      <w:proofErr w:type="gramStart"/>
+      </w:pPr>
       <w:r>
         <w:rPr>
           <w:rFonts w:cstheme="minorHAnsi"/>
@@ -805,9 +800,8 @@
             </w14:srgbClr>
           </w14:shadow>
         </w:rPr>
-        <w:t>…….</w:t>
-      </w:r>
-      <w:proofErr w:type="gramEnd"/>
+        <w:t>2.1 descripción del caso………………</w:t>
+      </w:r>
       <w:r>
         <w:rPr>
           <w:rFonts w:cstheme="minorHAnsi"/>
@@ -820,7 +814,7 @@
             </w14:srgbClr>
           </w14:shadow>
         </w:rPr>
-        <w:t>………</w:t>
+        <w:t>……….……</w:t>
       </w:r>
       <w:r>
         <w:rPr>
@@ -834,9 +828,8 @@
             </w14:srgbClr>
           </w14:shadow>
         </w:rPr>
-        <w:t>……</w:t>
-      </w:r>
-      <w:proofErr w:type="gramStart"/>
+        <w:t>.</w:t>
+      </w:r>
       <w:r>
         <w:rPr>
           <w:rFonts w:cstheme="minorHAnsi"/>
@@ -849,9 +842,8 @@
             </w14:srgbClr>
           </w14:shadow>
         </w:rPr>
-        <w:t>…….</w:t>
-      </w:r>
-      <w:proofErr w:type="gramEnd"/>
+        <w:t>…</w:t>
+      </w:r>
       <w:r>
         <w:rPr>
           <w:rFonts w:cstheme="minorHAnsi"/>
@@ -864,17 +856,9 @@
             </w14:srgbClr>
           </w14:shadow>
         </w:rPr>
-        <w:t>2</w:t>
-      </w:r>
-    </w:p>
-    <w:p>
-      <w:pPr>
-        <w:pStyle w:val="Prrafodelista"/>
-        <w:tabs>
-          <w:tab w:val="left" w:pos="1843"/>
-        </w:tabs>
-        <w:spacing w:before="100" w:beforeAutospacing="1" w:after="480" w:line="360" w:lineRule="auto"/>
-        <w:ind w:left="2268" w:right="-1135" w:hanging="992"/>
+        <w:t>………….</w:t>
+      </w:r>
+      <w:r>
         <w:rPr>
           <w:rFonts w:cstheme="minorHAnsi"/>
           <w:color w:val="000000" w:themeColor="text1"/>
@@ -886,8 +870,17 @@
             </w14:srgbClr>
           </w14:shadow>
         </w:rPr>
-      </w:pPr>
-      <w:r>
+        <w:t>2</w:t>
+      </w:r>
+    </w:p>
+    <w:p>
+      <w:pPr>
+        <w:pStyle w:val="Prrafodelista"/>
+        <w:tabs>
+          <w:tab w:val="left" w:pos="1843"/>
+        </w:tabs>
+        <w:spacing w:before="100" w:beforeAutospacing="1" w:after="480" w:line="360" w:lineRule="auto"/>
+        <w:ind w:left="2268" w:right="-1135" w:hanging="992"/>
         <w:rPr>
           <w:rFonts w:cstheme="minorHAnsi"/>
           <w:color w:val="000000" w:themeColor="text1"/>
@@ -899,8 +892,7 @@
             </w14:srgbClr>
           </w14:shadow>
         </w:rPr>
-        <w:t>2.2. marco teórico………………………………</w:t>
-      </w:r>
+      </w:pPr>
       <w:r>
         <w:rPr>
           <w:rFonts w:cstheme="minorHAnsi"/>
@@ -913,9 +905,8 @@
             </w14:srgbClr>
           </w14:shadow>
         </w:rPr>
-        <w:t>…………</w:t>
-      </w:r>
-      <w:proofErr w:type="gramStart"/>
+        <w:t>2.2. marco teórico………………………………</w:t>
+      </w:r>
       <w:r>
         <w:rPr>
           <w:rFonts w:cstheme="minorHAnsi"/>
@@ -928,7 +919,7 @@
             </w14:srgbClr>
           </w14:shadow>
         </w:rPr>
-        <w:t>…</w:t>
+        <w:t>……</w:t>
       </w:r>
       <w:r>
         <w:rPr>
@@ -942,7 +933,7 @@
             </w14:srgbClr>
           </w14:shadow>
         </w:rPr>
-        <w:t>…..</w:t>
+        <w:t>.</w:t>
       </w:r>
       <w:r>
         <w:rPr>
@@ -956,9 +947,8 @@
             </w14:srgbClr>
           </w14:shadow>
         </w:rPr>
-        <w:t>….</w:t>
-      </w:r>
-      <w:proofErr w:type="gramEnd"/>
+        <w:t>………</w:t>
+      </w:r>
       <w:r>
         <w:rPr>
           <w:rFonts w:cstheme="minorHAnsi"/>
@@ -971,18 +961,9 @@
             </w14:srgbClr>
           </w14:shadow>
         </w:rPr>
-        <w:t>3</w:t>
-      </w:r>
-    </w:p>
-    <w:p>
-      <w:pPr>
-        <w:pStyle w:val="Prrafodelista"/>
-        <w:numPr>
-          <w:ilvl w:val="0"/>
-          <w:numId w:val="6"/>
-        </w:numPr>
-        <w:spacing w:before="100" w:beforeAutospacing="1" w:after="480" w:line="360" w:lineRule="auto"/>
-        <w:ind w:left="567" w:right="-1135" w:hanging="709"/>
+        <w:t>…..</w:t>
+      </w:r>
+      <w:r>
         <w:rPr>
           <w:rFonts w:cstheme="minorHAnsi"/>
           <w:color w:val="000000" w:themeColor="text1"/>
@@ -994,7 +975,8 @@
             </w14:srgbClr>
           </w14:shadow>
         </w:rPr>
-      </w:pPr>
+        <w:t>….</w:t>
+      </w:r>
       <w:r>
         <w:rPr>
           <w:rFonts w:cstheme="minorHAnsi"/>
@@ -1007,9 +989,18 @@
             </w14:srgbClr>
           </w14:shadow>
         </w:rPr>
-        <w:t>Generación de soluciones……………………………</w:t>
-      </w:r>
-      <w:r>
+        <w:t>3</w:t>
+      </w:r>
+    </w:p>
+    <w:p>
+      <w:pPr>
+        <w:pStyle w:val="Prrafodelista"/>
+        <w:numPr>
+          <w:ilvl w:val="0"/>
+          <w:numId w:val="6"/>
+        </w:numPr>
+        <w:spacing w:before="100" w:beforeAutospacing="1" w:after="480" w:line="360" w:lineRule="auto"/>
+        <w:ind w:left="567" w:right="-1135" w:hanging="709"/>
         <w:rPr>
           <w:rFonts w:cstheme="minorHAnsi"/>
           <w:color w:val="000000" w:themeColor="text1"/>
@@ -1021,8 +1012,7 @@
             </w14:srgbClr>
           </w14:shadow>
         </w:rPr>
-        <w:t>…………………</w:t>
-      </w:r>
+      </w:pPr>
       <w:r>
         <w:rPr>
           <w:rFonts w:cstheme="minorHAnsi"/>
@@ -1035,18 +1025,9 @@
             </w14:srgbClr>
           </w14:shadow>
         </w:rPr>
-        <w:t>…6</w:t>
-      </w:r>
-    </w:p>
-    <w:p>
-      <w:pPr>
-        <w:pStyle w:val="Prrafodelista"/>
-        <w:numPr>
-          <w:ilvl w:val="1"/>
-          <w:numId w:val="6"/>
-        </w:numPr>
-        <w:spacing w:before="100" w:beforeAutospacing="1" w:after="480" w:line="360" w:lineRule="auto"/>
-        <w:ind w:left="1843" w:right="-427" w:hanging="567"/>
+        <w:t>Generación de soluciones……………………………</w:t>
+      </w:r>
+      <w:r>
         <w:rPr>
           <w:rFonts w:cstheme="minorHAnsi"/>
           <w:color w:val="000000" w:themeColor="text1"/>
@@ -1058,7 +1039,8 @@
             </w14:srgbClr>
           </w14:shadow>
         </w:rPr>
-      </w:pPr>
+        <w:t>……</w:t>
+      </w:r>
       <w:r>
         <w:rPr>
           <w:rFonts w:cstheme="minorHAnsi"/>
@@ -1071,7 +1053,7 @@
             </w14:srgbClr>
           </w14:shadow>
         </w:rPr>
-        <w:t>Descripción de requisitos…………………</w:t>
+        <w:t>.</w:t>
       </w:r>
       <w:r>
         <w:rPr>
@@ -1085,9 +1067,8 @@
             </w14:srgbClr>
           </w14:shadow>
         </w:rPr>
-        <w:t>…………</w:t>
-      </w:r>
-      <w:proofErr w:type="gramStart"/>
+        <w:t>……………</w:t>
+      </w:r>
       <w:r>
         <w:rPr>
           <w:rFonts w:cstheme="minorHAnsi"/>
@@ -1100,9 +1081,18 @@
             </w14:srgbClr>
           </w14:shadow>
         </w:rPr>
-        <w:t>……</w:t>
-      </w:r>
-      <w:r>
+        <w:t>…6</w:t>
+      </w:r>
+    </w:p>
+    <w:p>
+      <w:pPr>
+        <w:pStyle w:val="Prrafodelista"/>
+        <w:numPr>
+          <w:ilvl w:val="1"/>
+          <w:numId w:val="6"/>
+        </w:numPr>
+        <w:spacing w:before="100" w:beforeAutospacing="1" w:after="480" w:line="360" w:lineRule="auto"/>
+        <w:ind w:left="1843" w:right="-427" w:hanging="567"/>
         <w:rPr>
           <w:rFonts w:cstheme="minorHAnsi"/>
           <w:color w:val="000000" w:themeColor="text1"/>
@@ -1114,9 +1104,7 @@
             </w14:srgbClr>
           </w14:shadow>
         </w:rPr>
-        <w:t>.</w:t>
-      </w:r>
-      <w:proofErr w:type="gramEnd"/>
+      </w:pPr>
       <w:r>
         <w:rPr>
           <w:rFonts w:cstheme="minorHAnsi"/>
@@ -1129,7 +1117,7 @@
             </w14:srgbClr>
           </w14:shadow>
         </w:rPr>
-        <w:t>.</w:t>
+        <w:t>Descripción de requisitos…………………</w:t>
       </w:r>
       <w:r>
         <w:rPr>
@@ -1143,18 +1131,9 @@
             </w14:srgbClr>
           </w14:shadow>
         </w:rPr>
-        <w:t>6</w:t>
-      </w:r>
-    </w:p>
-    <w:p>
-      <w:pPr>
-        <w:pStyle w:val="Prrafodelista"/>
-        <w:numPr>
-          <w:ilvl w:val="1"/>
-          <w:numId w:val="6"/>
-        </w:numPr>
-        <w:spacing w:before="100" w:beforeAutospacing="1" w:after="480" w:line="360" w:lineRule="auto"/>
-        <w:ind w:left="1843" w:right="-427" w:hanging="567"/>
+        <w:t>…</w:t>
+      </w:r>
+      <w:r>
         <w:rPr>
           <w:rFonts w:cstheme="minorHAnsi"/>
           <w:color w:val="000000" w:themeColor="text1"/>
@@ -1166,7 +1145,8 @@
             </w14:srgbClr>
           </w14:shadow>
         </w:rPr>
-      </w:pPr>
+        <w:t>.</w:t>
+      </w:r>
       <w:r>
         <w:rPr>
           <w:rFonts w:cstheme="minorHAnsi"/>
@@ -1179,7 +1159,7 @@
             </w14:srgbClr>
           </w14:shadow>
         </w:rPr>
-        <w:t>Flujograma de procesos……………………</w:t>
+        <w:t>……………</w:t>
       </w:r>
       <w:r>
         <w:rPr>
@@ -1193,7 +1173,7 @@
             </w14:srgbClr>
           </w14:shadow>
         </w:rPr>
-        <w:t>…………………</w:t>
+        <w:t>.</w:t>
       </w:r>
       <w:r>
         <w:rPr>
@@ -1207,18 +1187,9 @@
             </w14:srgbClr>
           </w14:shadow>
         </w:rPr>
-        <w:t>7</w:t>
-      </w:r>
-    </w:p>
-    <w:p>
-      <w:pPr>
-        <w:pStyle w:val="Prrafodelista"/>
-        <w:numPr>
-          <w:ilvl w:val="1"/>
-          <w:numId w:val="6"/>
-        </w:numPr>
-        <w:spacing w:before="100" w:beforeAutospacing="1" w:after="480" w:line="360" w:lineRule="auto"/>
-        <w:ind w:left="1843" w:right="-427" w:hanging="567"/>
+        <w:t>.</w:t>
+      </w:r>
+      <w:r>
         <w:rPr>
           <w:rFonts w:cstheme="minorHAnsi"/>
           <w:color w:val="000000" w:themeColor="text1"/>
@@ -1230,8 +1201,18 @@
             </w14:srgbClr>
           </w14:shadow>
         </w:rPr>
-      </w:pPr>
-      <w:r>
+        <w:t>6</w:t>
+      </w:r>
+    </w:p>
+    <w:p>
+      <w:pPr>
+        <w:pStyle w:val="Prrafodelista"/>
+        <w:numPr>
+          <w:ilvl w:val="1"/>
+          <w:numId w:val="6"/>
+        </w:numPr>
+        <w:spacing w:before="100" w:beforeAutospacing="1" w:after="480" w:line="360" w:lineRule="auto"/>
+        <w:ind w:left="1843" w:right="-427" w:hanging="567"/>
         <w:rPr>
           <w:rFonts w:cstheme="minorHAnsi"/>
           <w:color w:val="000000" w:themeColor="text1"/>
@@ -1243,8 +1224,7 @@
             </w14:srgbClr>
           </w14:shadow>
         </w:rPr>
-        <w:t>Código del sistema……………………………</w:t>
-      </w:r>
+      </w:pPr>
       <w:r>
         <w:rPr>
           <w:rFonts w:cstheme="minorHAnsi"/>
@@ -1257,9 +1237,8 @@
             </w14:srgbClr>
           </w14:shadow>
         </w:rPr>
-        <w:t>…………</w:t>
-      </w:r>
-      <w:proofErr w:type="gramStart"/>
+        <w:t>Flujograma de procesos……………………</w:t>
+      </w:r>
       <w:r>
         <w:rPr>
           <w:rFonts w:cstheme="minorHAnsi"/>
@@ -1272,9 +1251,8 @@
             </w14:srgbClr>
           </w14:shadow>
         </w:rPr>
-        <w:t>…….</w:t>
-      </w:r>
-      <w:proofErr w:type="gramEnd"/>
+        <w:t>…………………</w:t>
+      </w:r>
       <w:r>
         <w:rPr>
           <w:rFonts w:cstheme="minorHAnsi"/>
@@ -1287,9 +1265,18 @@
             </w14:srgbClr>
           </w14:shadow>
         </w:rPr>
-        <w:t>.</w:t>
-      </w:r>
-      <w:r>
+        <w:t>7</w:t>
+      </w:r>
+    </w:p>
+    <w:p>
+      <w:pPr>
+        <w:pStyle w:val="Prrafodelista"/>
+        <w:numPr>
+          <w:ilvl w:val="1"/>
+          <w:numId w:val="6"/>
+        </w:numPr>
+        <w:spacing w:before="100" w:beforeAutospacing="1" w:after="480" w:line="360" w:lineRule="auto"/>
+        <w:ind w:left="1843" w:right="-427" w:hanging="567"/>
         <w:rPr>
           <w:rFonts w:cstheme="minorHAnsi"/>
           <w:color w:val="000000" w:themeColor="text1"/>
@@ -1301,18 +1288,8 @@
             </w14:srgbClr>
           </w14:shadow>
         </w:rPr>
-        <w:t>10</w:t>
-      </w:r>
-    </w:p>
-    <w:p>
-      <w:pPr>
-        <w:pStyle w:val="Prrafodelista"/>
-        <w:numPr>
-          <w:ilvl w:val="1"/>
-          <w:numId w:val="6"/>
-        </w:numPr>
-        <w:spacing w:before="100" w:beforeAutospacing="1" w:after="480" w:line="360" w:lineRule="auto"/>
-        <w:ind w:left="1843" w:right="-427" w:hanging="567"/>
+      </w:pPr>
+      <w:r>
         <w:rPr>
           <w:rFonts w:cstheme="minorHAnsi"/>
           <w:color w:val="000000" w:themeColor="text1"/>
@@ -1324,7 +1301,8 @@
             </w14:srgbClr>
           </w14:shadow>
         </w:rPr>
-      </w:pPr>
+        <w:t>Código del sistema……………………………</w:t>
+      </w:r>
       <w:r>
         <w:rPr>
           <w:rFonts w:cstheme="minorHAnsi"/>
@@ -1337,9 +1315,8 @@
             </w14:srgbClr>
           </w14:shadow>
         </w:rPr>
-        <w:t>Herramientas y metodologías utilizadas………</w:t>
-      </w:r>
-      <w:proofErr w:type="gramStart"/>
+        <w:t>………………..</w:t>
+      </w:r>
       <w:r>
         <w:rPr>
           <w:rFonts w:cstheme="minorHAnsi"/>
@@ -1352,10 +1329,18 @@
             </w14:srgbClr>
           </w14:shadow>
         </w:rPr>
-        <w:t>…….</w:t>
-      </w:r>
-      <w:proofErr w:type="gramEnd"/>
-      <w:r>
+        <w:t>10</w:t>
+      </w:r>
+    </w:p>
+    <w:p>
+      <w:pPr>
+        <w:pStyle w:val="Prrafodelista"/>
+        <w:numPr>
+          <w:ilvl w:val="1"/>
+          <w:numId w:val="6"/>
+        </w:numPr>
+        <w:spacing w:before="100" w:beforeAutospacing="1" w:after="480" w:line="360" w:lineRule="auto"/>
+        <w:ind w:left="1843" w:right="-427" w:hanging="567"/>
         <w:rPr>
           <w:rFonts w:cstheme="minorHAnsi"/>
           <w:color w:val="000000" w:themeColor="text1"/>
@@ -1367,18 +1352,8 @@
             </w14:srgbClr>
           </w14:shadow>
         </w:rPr>
-        <w:t>.12</w:t>
-      </w:r>
-    </w:p>
-    <w:p>
-      <w:pPr>
-        <w:pStyle w:val="Prrafodelista"/>
-        <w:numPr>
-          <w:ilvl w:val="0"/>
-          <w:numId w:val="6"/>
-        </w:numPr>
-        <w:spacing w:before="100" w:beforeAutospacing="1" w:after="480" w:line="360" w:lineRule="auto"/>
-        <w:ind w:left="567" w:right="-1135" w:hanging="709"/>
+      </w:pPr>
+      <w:r>
         <w:rPr>
           <w:rFonts w:cstheme="minorHAnsi"/>
           <w:color w:val="000000" w:themeColor="text1"/>
@@ -1390,8 +1365,18 @@
             </w14:srgbClr>
           </w14:shadow>
         </w:rPr>
-      </w:pPr>
-      <w:r>
+        <w:t>Herramientas y metodologías utilizadas……………..12</w:t>
+      </w:r>
+    </w:p>
+    <w:p>
+      <w:pPr>
+        <w:pStyle w:val="Prrafodelista"/>
+        <w:numPr>
+          <w:ilvl w:val="0"/>
+          <w:numId w:val="6"/>
+        </w:numPr>
+        <w:spacing w:before="100" w:beforeAutospacing="1" w:after="480" w:line="360" w:lineRule="auto"/>
+        <w:ind w:left="567" w:right="-1135" w:hanging="709"/>
         <w:rPr>
           <w:rFonts w:cstheme="minorHAnsi"/>
           <w:color w:val="000000" w:themeColor="text1"/>
@@ -1403,18 +1388,8 @@
             </w14:srgbClr>
           </w14:shadow>
         </w:rPr>
-        <w:t>Conclusiones y recomendaciones………………………………………14</w:t>
-      </w:r>
-    </w:p>
-    <w:p>
-      <w:pPr>
-        <w:pStyle w:val="Prrafodelista"/>
-        <w:numPr>
-          <w:ilvl w:val="1"/>
-          <w:numId w:val="6"/>
-        </w:numPr>
-        <w:spacing w:before="100" w:beforeAutospacing="1" w:after="480" w:line="360" w:lineRule="auto"/>
-        <w:ind w:left="1985" w:right="-1135"/>
+      </w:pPr>
+      <w:r>
         <w:rPr>
           <w:rFonts w:cstheme="minorHAnsi"/>
           <w:color w:val="000000" w:themeColor="text1"/>
@@ -1426,8 +1401,18 @@
             </w14:srgbClr>
           </w14:shadow>
         </w:rPr>
-      </w:pPr>
-      <w:r>
+        <w:t>Conclusiones y recomendaciones………………………………………14</w:t>
+      </w:r>
+    </w:p>
+    <w:p>
+      <w:pPr>
+        <w:pStyle w:val="Prrafodelista"/>
+        <w:numPr>
+          <w:ilvl w:val="1"/>
+          <w:numId w:val="6"/>
+        </w:numPr>
+        <w:spacing w:before="100" w:beforeAutospacing="1" w:after="480" w:line="360" w:lineRule="auto"/>
+        <w:ind w:left="1985" w:right="-1135"/>
         <w:rPr>
           <w:rFonts w:cstheme="minorHAnsi"/>
           <w:color w:val="000000" w:themeColor="text1"/>
@@ -1439,9 +1424,7 @@
             </w14:srgbClr>
           </w14:shadow>
         </w:rPr>
-        <w:t>Conclusiones…………………………………………</w:t>
-      </w:r>
-      <w:proofErr w:type="gramStart"/>
+      </w:pPr>
       <w:r>
         <w:rPr>
           <w:rFonts w:cstheme="minorHAnsi"/>
@@ -1454,10 +1437,18 @@
             </w14:srgbClr>
           </w14:shadow>
         </w:rPr>
-        <w:t>…….</w:t>
-      </w:r>
-      <w:proofErr w:type="gramEnd"/>
-      <w:r>
+        <w:t>Conclusiones……………………………………………….……14</w:t>
+      </w:r>
+    </w:p>
+    <w:p>
+      <w:pPr>
+        <w:pStyle w:val="Prrafodelista"/>
+        <w:numPr>
+          <w:ilvl w:val="1"/>
+          <w:numId w:val="6"/>
+        </w:numPr>
+        <w:spacing w:before="100" w:beforeAutospacing="1" w:after="480" w:line="360" w:lineRule="auto"/>
+        <w:ind w:left="1985" w:right="-1135"/>
         <w:rPr>
           <w:rFonts w:cstheme="minorHAnsi"/>
           <w:color w:val="000000" w:themeColor="text1"/>
@@ -1469,18 +1460,8 @@
             </w14:srgbClr>
           </w14:shadow>
         </w:rPr>
-        <w:t>……14</w:t>
-      </w:r>
-    </w:p>
-    <w:p>
-      <w:pPr>
-        <w:pStyle w:val="Prrafodelista"/>
-        <w:numPr>
-          <w:ilvl w:val="1"/>
-          <w:numId w:val="6"/>
-        </w:numPr>
-        <w:spacing w:before="100" w:beforeAutospacing="1" w:after="480" w:line="360" w:lineRule="auto"/>
-        <w:ind w:left="1985" w:right="-1135"/>
+      </w:pPr>
+      <w:r>
         <w:rPr>
           <w:rFonts w:cstheme="minorHAnsi"/>
           <w:color w:val="000000" w:themeColor="text1"/>
@@ -1492,8 +1473,18 @@
             </w14:srgbClr>
           </w14:shadow>
         </w:rPr>
-      </w:pPr>
-      <w:r>
+        <w:t>Recomendaciones………………………………………….…14</w:t>
+      </w:r>
+    </w:p>
+    <w:p>
+      <w:pPr>
+        <w:pStyle w:val="Prrafodelista"/>
+        <w:numPr>
+          <w:ilvl w:val="0"/>
+          <w:numId w:val="6"/>
+        </w:numPr>
+        <w:spacing w:before="100" w:beforeAutospacing="1" w:after="480" w:line="360" w:lineRule="auto"/>
+        <w:ind w:left="567" w:right="-1135" w:hanging="709"/>
         <w:rPr>
           <w:rFonts w:cstheme="minorHAnsi"/>
           <w:color w:val="000000" w:themeColor="text1"/>
@@ -1505,9 +1496,7 @@
             </w14:srgbClr>
           </w14:shadow>
         </w:rPr>
-        <w:t>Recomendaciones……………………………………</w:t>
-      </w:r>
-      <w:proofErr w:type="gramStart"/>
+      </w:pPr>
       <w:r>
         <w:rPr>
           <w:rFonts w:cstheme="minorHAnsi"/>
@@ -1520,88 +1509,7 @@
             </w14:srgbClr>
           </w14:shadow>
         </w:rPr>
-        <w:t>…….</w:t>
-      </w:r>
-      <w:proofErr w:type="gramEnd"/>
-      <w:r>
-        <w:rPr>
-          <w:rFonts w:cstheme="minorHAnsi"/>
-          <w:color w:val="000000" w:themeColor="text1"/>
-          <w:sz w:val="32"/>
-          <w:szCs w:val="32"/>
-          <w14:shadow w14:blurRad="50800" w14:dist="38100" w14:dir="18900000" w14:sx="100000" w14:sy="100000" w14:kx="0" w14:ky="0" w14:algn="bl">
-            <w14:srgbClr w14:val="000000">
-              <w14:alpha w14:val="60000"/>
-            </w14:srgbClr>
-          </w14:shadow>
-        </w:rPr>
-        <w:t>…14</w:t>
-      </w:r>
-    </w:p>
-    <w:p>
-      <w:pPr>
-        <w:pStyle w:val="Prrafodelista"/>
-        <w:numPr>
-          <w:ilvl w:val="0"/>
-          <w:numId w:val="6"/>
-        </w:numPr>
-        <w:spacing w:before="100" w:beforeAutospacing="1" w:after="480" w:line="360" w:lineRule="auto"/>
-        <w:ind w:left="567" w:right="-1135" w:hanging="709"/>
-        <w:rPr>
-          <w:rFonts w:cstheme="minorHAnsi"/>
-          <w:color w:val="000000" w:themeColor="text1"/>
-          <w:sz w:val="32"/>
-          <w:szCs w:val="32"/>
-          <w14:shadow w14:blurRad="50800" w14:dist="38100" w14:dir="18900000" w14:sx="100000" w14:sy="100000" w14:kx="0" w14:ky="0" w14:algn="bl">
-            <w14:srgbClr w14:val="000000">
-              <w14:alpha w14:val="60000"/>
-            </w14:srgbClr>
-          </w14:shadow>
-        </w:rPr>
-      </w:pPr>
-      <w:r>
-        <w:rPr>
-          <w:rFonts w:cstheme="minorHAnsi"/>
-          <w:color w:val="000000" w:themeColor="text1"/>
-          <w:sz w:val="32"/>
-          <w:szCs w:val="32"/>
-          <w14:shadow w14:blurRad="50800" w14:dist="38100" w14:dir="18900000" w14:sx="100000" w14:sy="100000" w14:kx="0" w14:ky="0" w14:algn="bl">
-            <w14:srgbClr w14:val="000000">
-              <w14:alpha w14:val="60000"/>
-            </w14:srgbClr>
-          </w14:shadow>
-        </w:rPr>
-        <w:t>Referencias bibliográficas……………………………………………</w:t>
-      </w:r>
-      <w:proofErr w:type="gramStart"/>
-      <w:r>
-        <w:rPr>
-          <w:rFonts w:cstheme="minorHAnsi"/>
-          <w:color w:val="000000" w:themeColor="text1"/>
-          <w:sz w:val="32"/>
-          <w:szCs w:val="32"/>
-          <w14:shadow w14:blurRad="50800" w14:dist="38100" w14:dir="18900000" w14:sx="100000" w14:sy="100000" w14:kx="0" w14:ky="0" w14:algn="bl">
-            <w14:srgbClr w14:val="000000">
-              <w14:alpha w14:val="60000"/>
-            </w14:srgbClr>
-          </w14:shadow>
-        </w:rPr>
-        <w:t>…….</w:t>
-      </w:r>
-      <w:proofErr w:type="gramEnd"/>
-      <w:r>
-        <w:rPr>
-          <w:rFonts w:cstheme="minorHAnsi"/>
-          <w:color w:val="000000" w:themeColor="text1"/>
-          <w:sz w:val="32"/>
-          <w:szCs w:val="32"/>
-          <w14:shadow w14:blurRad="50800" w14:dist="38100" w14:dir="18900000" w14:sx="100000" w14:sy="100000" w14:kx="0" w14:ky="0" w14:algn="bl">
-            <w14:srgbClr w14:val="000000">
-              <w14:alpha w14:val="60000"/>
-            </w14:srgbClr>
-          </w14:shadow>
-        </w:rPr>
-        <w:t>.15</w:t>
+        <w:t>Referencias bibliográficas…………………………………………………..15</w:t>
       </w:r>
     </w:p>
     <w:p>
@@ -1687,44 +1595,6 @@
     </w:p>
     <w:p>
       <w:pPr>
-        <w:spacing w:before="100" w:beforeAutospacing="1" w:after="480"/>
-        <w:ind w:left="2124" w:right="-1701" w:firstLine="1416"/>
-        <w:rPr>
-          <w:sz w:val="22"/>
-          <w:szCs w:val="22"/>
-          <w14:shadow w14:blurRad="50800" w14:dist="38100" w14:dir="18900000" w14:sx="100000" w14:sy="100000" w14:kx="0" w14:ky="0" w14:algn="bl">
-            <w14:srgbClr w14:val="000000">
-              <w14:alpha w14:val="60000"/>
-            </w14:srgbClr>
-          </w14:shadow>
-        </w:rPr>
-      </w:pPr>
-    </w:p>
-    <w:p>
-      <w:pPr>
-        <w:spacing w:before="100" w:beforeAutospacing="1" w:after="480"/>
-        <w:ind w:right="-1701"/>
-        <w:rPr>
-          <w:sz w:val="20"/>
-          <w:szCs w:val="20"/>
-          <w14:shadow w14:blurRad="50800" w14:dist="38100" w14:dir="18900000" w14:sx="100000" w14:sy="100000" w14:kx="0" w14:ky="0" w14:algn="bl">
-            <w14:srgbClr w14:val="000000">
-              <w14:alpha w14:val="60000"/>
-            </w14:srgbClr>
-          </w14:shadow>
-        </w:rPr>
-        <w:sectPr>
-          <w:headerReference w:type="default" r:id="rId10"/>
-          <w:footerReference w:type="default" r:id="rId11"/>
-          <w:pgSz w:w="11906" w:h="16838"/>
-          <w:pgMar w:top="1417" w:right="1701" w:bottom="1417" w:left="1701" w:header="708" w:footer="708" w:gutter="0"/>
-          <w:cols w:space="708"/>
-          <w:docGrid w:linePitch="360"/>
-        </w:sectPr>
-      </w:pPr>
-    </w:p>
-    <w:p>
-      <w:pPr>
         <w:pStyle w:val="Prrafodelista"/>
         <w:numPr>
           <w:ilvl w:val="0"/>
@@ -1741,7 +1611,6 @@
           <w:sz w:val="36"/>
           <w:szCs w:val="36"/>
         </w:rPr>
-        <w:lastRenderedPageBreak/>
         <w:t>introducción</w:t>
       </w:r>
       <w:r>
@@ -1971,29 +1840,16 @@
           <w14:ligatures w14:val="none"/>
         </w:rPr>
       </w:pPr>
-      <w:proofErr w:type="gramStart"/>
-      <w:r>
-        <w:rPr>
-          <w:rFonts w:eastAsia="Times New Roman" w:cstheme="minorHAnsi"/>
-          <w:kern w:val="0"/>
-          <w:sz w:val="28"/>
-          <w:szCs w:val="28"/>
-          <w:lang w:eastAsia="es-PE"/>
-          <w14:ligatures w14:val="none"/>
-        </w:rPr>
-        <w:t>Además</w:t>
-      </w:r>
-      <w:proofErr w:type="gramEnd"/>
-      <w:r>
-        <w:rPr>
-          <w:rFonts w:eastAsia="Times New Roman" w:cstheme="minorHAnsi"/>
-          <w:kern w:val="0"/>
-          <w:sz w:val="28"/>
-          <w:szCs w:val="28"/>
-          <w:lang w:eastAsia="es-PE"/>
-          <w14:ligatures w14:val="none"/>
-        </w:rPr>
-        <w:t xml:space="preserve"> en el </w:t>
+      <w:r>
+        <w:rPr>
+          <w:rFonts w:eastAsia="Times New Roman" w:cstheme="minorHAnsi"/>
+          <w:kern w:val="0"/>
+          <w:sz w:val="28"/>
+          <w:szCs w:val="28"/>
+          <w:lang w:eastAsia="es-PE"/>
+          <w14:ligatures w14:val="none"/>
+        </w:rPr>
+        <w:t xml:space="preserve">Además en el </w:t>
       </w:r>
       <w:r>
         <w:rPr>
@@ -2097,7 +1953,6 @@
           <w:sz w:val="36"/>
           <w:szCs w:val="36"/>
         </w:rPr>
-        <w:lastRenderedPageBreak/>
         <w:t>Análisis del problema:</w:t>
       </w:r>
     </w:p>
@@ -2271,6 +2126,7 @@
       <w:r>
         <w:rPr>
           <w:rFonts w:eastAsia="Times New Roman" w:cstheme="minorHAnsi"/>
+          <w:noProof/>
           <w:kern w:val="0"/>
           <w:sz w:val="28"/>
           <w:szCs w:val="28"/>
@@ -2309,7 +2165,7 @@
                     <pic:cNvPicPr/>
                   </pic:nvPicPr>
                   <pic:blipFill>
-                    <a:blip r:embed="rId12">
+                    <a:blip r:embed="rId10">
                       <a:extLst>
                         <a:ext uri="{28A0092B-C50C-407E-A947-70E740481C1C}">
                           <a14:useLocalDpi xmlns:a14="http://schemas.microsoft.com/office/drawing/2010/main" val="0"/>
@@ -2372,7 +2228,17 @@
           <w:lang w:eastAsia="es-PE"/>
           <w14:ligatures w14:val="none"/>
         </w:rPr>
-        <w:t>La implementación de este sistema permitirá mejorar la capacidad de respuesta ante emergencias, reducir riesgos para los ocupantes del hotel y fortalecer las medidas de seguridad mediante una supervisión continua de las condiciones ambientales.</w:t>
+        <w:t xml:space="preserve">La implementación de este sistema permitirá mejorar la capacidad de respuesta ante </w:t>
+      </w:r>
+      <w:r>
+        <w:rPr>
+          <w:rFonts w:eastAsia="Times New Roman" w:cstheme="minorHAnsi"/>
+          <w:kern w:val="0"/>
+          <w:lang w:eastAsia="es-PE"/>
+          <w14:ligatures w14:val="none"/>
+        </w:rPr>
+        <w:lastRenderedPageBreak/>
+        <w:t>emergencias, reducir riesgos para los ocupantes del hotel y fortalecer las medidas de seguridad mediante una supervisión continua de las condiciones ambientales.</w:t>
       </w:r>
     </w:p>
     <w:p>
@@ -2408,7 +2274,6 @@
           <w:sz w:val="28"/>
           <w:szCs w:val="28"/>
         </w:rPr>
-        <w:lastRenderedPageBreak/>
         <w:t>M</w:t>
       </w:r>
       <w:r>
@@ -2511,7 +2376,87 @@
           <w:lang w:eastAsia="es-PE"/>
           <w14:ligatures w14:val="none"/>
         </w:rPr>
-        <w:t>Los sistemas modernos incorporan sensores, alarmas y paneles de control que permiten identificar condiciones peligrosas antes de que el incendio alcance una magnitud considerable. Según la National Fire Protection Association (NFPA, 2022), los sistemas de detección temprana constituyen uno de los elementos más importantes para reducir las consecuencias de los incendios en edificios comerciales y residenciales.</w:t>
+        <w:t xml:space="preserve">Los sistemas modernos incorporan sensores, alarmas y paneles de control que permiten identificar condiciones peligrosas antes de que el incendio alcance una magnitud considerable. Según la </w:t>
+      </w:r>
+      <w:proofErr w:type="spellStart"/>
+      <w:r>
+        <w:rPr>
+          <w:rFonts w:eastAsia="Times New Roman" w:cstheme="minorHAnsi"/>
+          <w:kern w:val="0"/>
+          <w:lang w:eastAsia="es-PE"/>
+          <w14:ligatures w14:val="none"/>
+        </w:rPr>
+        <w:t>National</w:t>
+      </w:r>
+      <w:proofErr w:type="spellEnd"/>
+      <w:r>
+        <w:rPr>
+          <w:rFonts w:eastAsia="Times New Roman" w:cstheme="minorHAnsi"/>
+          <w:kern w:val="0"/>
+          <w:lang w:eastAsia="es-PE"/>
+          <w14:ligatures w14:val="none"/>
+        </w:rPr>
+        <w:t xml:space="preserve"> </w:t>
+      </w:r>
+      <w:proofErr w:type="spellStart"/>
+      <w:r>
+        <w:rPr>
+          <w:rFonts w:eastAsia="Times New Roman" w:cstheme="minorHAnsi"/>
+          <w:kern w:val="0"/>
+          <w:lang w:eastAsia="es-PE"/>
+          <w14:ligatures w14:val="none"/>
+        </w:rPr>
+        <w:t>Fire</w:t>
+      </w:r>
+      <w:proofErr w:type="spellEnd"/>
+      <w:r>
+        <w:rPr>
+          <w:rFonts w:eastAsia="Times New Roman" w:cstheme="minorHAnsi"/>
+          <w:kern w:val="0"/>
+          <w:lang w:eastAsia="es-PE"/>
+          <w14:ligatures w14:val="none"/>
+        </w:rPr>
+        <w:t xml:space="preserve"> </w:t>
+      </w:r>
+      <w:proofErr w:type="spellStart"/>
+      <w:r>
+        <w:rPr>
+          <w:rFonts w:eastAsia="Times New Roman" w:cstheme="minorHAnsi"/>
+          <w:kern w:val="0"/>
+          <w:lang w:eastAsia="es-PE"/>
+          <w14:ligatures w14:val="none"/>
+        </w:rPr>
+        <w:t>Protection</w:t>
+      </w:r>
+      <w:proofErr w:type="spellEnd"/>
+      <w:r>
+        <w:rPr>
+          <w:rFonts w:eastAsia="Times New Roman" w:cstheme="minorHAnsi"/>
+          <w:kern w:val="0"/>
+          <w:lang w:eastAsia="es-PE"/>
+          <w14:ligatures w14:val="none"/>
+        </w:rPr>
+        <w:t xml:space="preserve"> </w:t>
+      </w:r>
+      <w:proofErr w:type="spellStart"/>
+      <w:r>
+        <w:rPr>
+          <w:rFonts w:eastAsia="Times New Roman" w:cstheme="minorHAnsi"/>
+          <w:kern w:val="0"/>
+          <w:lang w:eastAsia="es-PE"/>
+          <w14:ligatures w14:val="none"/>
+        </w:rPr>
+        <w:t>Association</w:t>
+      </w:r>
+      <w:proofErr w:type="spellEnd"/>
+      <w:r>
+        <w:rPr>
+          <w:rFonts w:eastAsia="Times New Roman" w:cstheme="minorHAnsi"/>
+          <w:kern w:val="0"/>
+          <w:lang w:eastAsia="es-PE"/>
+          <w14:ligatures w14:val="none"/>
+        </w:rPr>
+        <w:t xml:space="preserve"> (NFPA, 2022), los sistemas de detección temprana constituyen uno de los elementos más importantes para reducir las consecuencias de los incendios en edificios comerciales y residenciales.</w:t>
       </w:r>
     </w:p>
     <w:p>
@@ -2644,7 +2589,87 @@
           <w:lang w:eastAsia="es-PE"/>
           <w14:ligatures w14:val="none"/>
         </w:rPr>
-        <w:t>De acuerdo con la National Fire Protection Association (NFPA, 2022), el monitoreo de temperatura constituye uno de los métodos más utilizados para la detección temprana de incendios en edificaciones. En el proyecto desarrollado, los sensores de temperatura son simulados mediante valores generados por el sistema para evaluar continuamente el estado de cada piso del hotel.</w:t>
+        <w:t xml:space="preserve">De acuerdo con la </w:t>
+      </w:r>
+      <w:proofErr w:type="spellStart"/>
+      <w:r>
+        <w:rPr>
+          <w:rFonts w:eastAsia="Times New Roman" w:cstheme="minorHAnsi"/>
+          <w:kern w:val="0"/>
+          <w:lang w:eastAsia="es-PE"/>
+          <w14:ligatures w14:val="none"/>
+        </w:rPr>
+        <w:t>National</w:t>
+      </w:r>
+      <w:proofErr w:type="spellEnd"/>
+      <w:r>
+        <w:rPr>
+          <w:rFonts w:eastAsia="Times New Roman" w:cstheme="minorHAnsi"/>
+          <w:kern w:val="0"/>
+          <w:lang w:eastAsia="es-PE"/>
+          <w14:ligatures w14:val="none"/>
+        </w:rPr>
+        <w:t xml:space="preserve"> </w:t>
+      </w:r>
+      <w:proofErr w:type="spellStart"/>
+      <w:r>
+        <w:rPr>
+          <w:rFonts w:eastAsia="Times New Roman" w:cstheme="minorHAnsi"/>
+          <w:kern w:val="0"/>
+          <w:lang w:eastAsia="es-PE"/>
+          <w14:ligatures w14:val="none"/>
+        </w:rPr>
+        <w:t>Fire</w:t>
+      </w:r>
+      <w:proofErr w:type="spellEnd"/>
+      <w:r>
+        <w:rPr>
+          <w:rFonts w:eastAsia="Times New Roman" w:cstheme="minorHAnsi"/>
+          <w:kern w:val="0"/>
+          <w:lang w:eastAsia="es-PE"/>
+          <w14:ligatures w14:val="none"/>
+        </w:rPr>
+        <w:t xml:space="preserve"> </w:t>
+      </w:r>
+      <w:proofErr w:type="spellStart"/>
+      <w:r>
+        <w:rPr>
+          <w:rFonts w:eastAsia="Times New Roman" w:cstheme="minorHAnsi"/>
+          <w:kern w:val="0"/>
+          <w:lang w:eastAsia="es-PE"/>
+          <w14:ligatures w14:val="none"/>
+        </w:rPr>
+        <w:t>Protection</w:t>
+      </w:r>
+      <w:proofErr w:type="spellEnd"/>
+      <w:r>
+        <w:rPr>
+          <w:rFonts w:eastAsia="Times New Roman" w:cstheme="minorHAnsi"/>
+          <w:kern w:val="0"/>
+          <w:lang w:eastAsia="es-PE"/>
+          <w14:ligatures w14:val="none"/>
+        </w:rPr>
+        <w:t xml:space="preserve"> </w:t>
+      </w:r>
+      <w:proofErr w:type="spellStart"/>
+      <w:r>
+        <w:rPr>
+          <w:rFonts w:eastAsia="Times New Roman" w:cstheme="minorHAnsi"/>
+          <w:kern w:val="0"/>
+          <w:lang w:eastAsia="es-PE"/>
+          <w14:ligatures w14:val="none"/>
+        </w:rPr>
+        <w:t>Association</w:t>
+      </w:r>
+      <w:proofErr w:type="spellEnd"/>
+      <w:r>
+        <w:rPr>
+          <w:rFonts w:eastAsia="Times New Roman" w:cstheme="minorHAnsi"/>
+          <w:kern w:val="0"/>
+          <w:lang w:eastAsia="es-PE"/>
+          <w14:ligatures w14:val="none"/>
+        </w:rPr>
+        <w:t xml:space="preserve"> (NFPA, 2022), el monitoreo de temperatura constituye uno de los métodos más utilizados para la detección temprana de incendios en edificaciones. En el proyecto desarrollado, los sensores de temperatura son simulados mediante valores generados por el sistema para evaluar continuamente el estado de cada piso del hotel.</w:t>
       </w:r>
     </w:p>
     <w:p>
@@ -2732,7 +2757,17 @@
           <w:lang w:eastAsia="es-PE"/>
           <w14:ligatures w14:val="none"/>
         </w:rPr>
-        <w:t>La detección de humo es considerada uno de los mecanismos más eficaces para prevenir accidentes, ya que permite activar alarmas y procedimientos de evacuación de forma anticipada. Según la NFPA (2022), los detectores de humo contribuyen significativamente a reducir el riesgo de lesiones y pérdidas humanas en situaciones de incendio.</w:t>
+        <w:t xml:space="preserve">La detección de humo es considerada uno de los mecanismos más eficaces para prevenir accidentes, ya que permite activar alarmas y procedimientos de evacuación de forma anticipada. Según la NFPA (2022), los detectores de humo </w:t>
+      </w:r>
+      <w:r>
+        <w:rPr>
+          <w:rFonts w:eastAsia="Times New Roman" w:cstheme="minorHAnsi"/>
+          <w:kern w:val="0"/>
+          <w:lang w:eastAsia="es-PE"/>
+          <w14:ligatures w14:val="none"/>
+        </w:rPr>
+        <w:lastRenderedPageBreak/>
+        <w:t>contribuyen significativamente a reducir el riesgo de lesiones y pérdidas humanas en situaciones de incendio.</w:t>
       </w:r>
     </w:p>
     <w:p>
@@ -2786,7 +2821,6 @@
           <w:lang w:eastAsia="es-PE"/>
           <w14:ligatures w14:val="none"/>
         </w:rPr>
-        <w:lastRenderedPageBreak/>
         <w:t>Alarmas contra incendios</w:t>
       </w:r>
       <w:r>
@@ -2844,7 +2878,87 @@
           <w:lang w:eastAsia="es-PE"/>
           <w14:ligatures w14:val="none"/>
         </w:rPr>
-        <w:t>Los sistemas de alarma forman parte fundamental de cualquier sistema contra incendios, ya que permiten comunicar de forma inmediata la detección de humo, fuego o temperaturas peligrosas. Según la National Fire Protection Association (NFPA, 2022), las alarmas deben ser capaces de proporcionar una notificación clara y oportuna para facilitar una respuesta rápida ante una emergencia.</w:t>
+        <w:t xml:space="preserve">Los sistemas de alarma forman parte fundamental de cualquier sistema contra incendios, ya que permiten comunicar de forma inmediata la detección de humo, fuego o temperaturas peligrosas. Según la </w:t>
+      </w:r>
+      <w:proofErr w:type="spellStart"/>
+      <w:r>
+        <w:rPr>
+          <w:rFonts w:eastAsia="Times New Roman" w:cstheme="minorHAnsi"/>
+          <w:kern w:val="0"/>
+          <w:lang w:eastAsia="es-PE"/>
+          <w14:ligatures w14:val="none"/>
+        </w:rPr>
+        <w:t>National</w:t>
+      </w:r>
+      <w:proofErr w:type="spellEnd"/>
+      <w:r>
+        <w:rPr>
+          <w:rFonts w:eastAsia="Times New Roman" w:cstheme="minorHAnsi"/>
+          <w:kern w:val="0"/>
+          <w:lang w:eastAsia="es-PE"/>
+          <w14:ligatures w14:val="none"/>
+        </w:rPr>
+        <w:t xml:space="preserve"> </w:t>
+      </w:r>
+      <w:proofErr w:type="spellStart"/>
+      <w:r>
+        <w:rPr>
+          <w:rFonts w:eastAsia="Times New Roman" w:cstheme="minorHAnsi"/>
+          <w:kern w:val="0"/>
+          <w:lang w:eastAsia="es-PE"/>
+          <w14:ligatures w14:val="none"/>
+        </w:rPr>
+        <w:t>Fire</w:t>
+      </w:r>
+      <w:proofErr w:type="spellEnd"/>
+      <w:r>
+        <w:rPr>
+          <w:rFonts w:eastAsia="Times New Roman" w:cstheme="minorHAnsi"/>
+          <w:kern w:val="0"/>
+          <w:lang w:eastAsia="es-PE"/>
+          <w14:ligatures w14:val="none"/>
+        </w:rPr>
+        <w:t xml:space="preserve"> </w:t>
+      </w:r>
+      <w:proofErr w:type="spellStart"/>
+      <w:r>
+        <w:rPr>
+          <w:rFonts w:eastAsia="Times New Roman" w:cstheme="minorHAnsi"/>
+          <w:kern w:val="0"/>
+          <w:lang w:eastAsia="es-PE"/>
+          <w14:ligatures w14:val="none"/>
+        </w:rPr>
+        <w:t>Protection</w:t>
+      </w:r>
+      <w:proofErr w:type="spellEnd"/>
+      <w:r>
+        <w:rPr>
+          <w:rFonts w:eastAsia="Times New Roman" w:cstheme="minorHAnsi"/>
+          <w:kern w:val="0"/>
+          <w:lang w:eastAsia="es-PE"/>
+          <w14:ligatures w14:val="none"/>
+        </w:rPr>
+        <w:t xml:space="preserve"> </w:t>
+      </w:r>
+      <w:proofErr w:type="spellStart"/>
+      <w:r>
+        <w:rPr>
+          <w:rFonts w:eastAsia="Times New Roman" w:cstheme="minorHAnsi"/>
+          <w:kern w:val="0"/>
+          <w:lang w:eastAsia="es-PE"/>
+          <w14:ligatures w14:val="none"/>
+        </w:rPr>
+        <w:t>Association</w:t>
+      </w:r>
+      <w:proofErr w:type="spellEnd"/>
+      <w:r>
+        <w:rPr>
+          <w:rFonts w:eastAsia="Times New Roman" w:cstheme="minorHAnsi"/>
+          <w:kern w:val="0"/>
+          <w:lang w:eastAsia="es-PE"/>
+          <w14:ligatures w14:val="none"/>
+        </w:rPr>
+        <w:t xml:space="preserve"> (NFPA, 2022), las alarmas deben ser capaces de proporcionar una notificación clara y oportuna para facilitar una respuesta rápida ante una emergencia.</w:t>
       </w:r>
     </w:p>
     <w:p>
@@ -3098,6 +3212,7 @@
           <w:lang w:eastAsia="es-PE"/>
           <w14:ligatures w14:val="none"/>
         </w:rPr>
+        <w:lastRenderedPageBreak/>
         <w:t>C# es un lenguaje de programación moderno, orientado a objetos y desarrollado por Microsoft como parte de la plataforma .NET. Se caracteriza por su facilidad de uso, seguridad y capacidad para desarrollar aplicaciones de diferentes tipos, incluyendo programas de escritorio, aplicaciones web y sistemas empresariales (Microsoft, 2025).</w:t>
       </w:r>
     </w:p>
@@ -3121,7 +3236,6 @@
           <w:lang w:eastAsia="es-PE"/>
           <w14:ligatures w14:val="none"/>
         </w:rPr>
-        <w:lastRenderedPageBreak/>
         <w:t>Este lenguaje incorpora características propias de la programación orientada a objetos, permitiendo trabajar con clases, objetos, métodos, atributos y estructuras de control que facilitan la organización del código. Gracias a ello, los desarrolladores pueden crear aplicaciones más ordenadas, reutilizables y fáciles de mantener.</w:t>
       </w:r>
     </w:p>
@@ -3509,7 +3623,6 @@
           <w:sz w:val="36"/>
           <w:szCs w:val="36"/>
         </w:rPr>
-        <w:lastRenderedPageBreak/>
         <w:t>generación de soluciones:</w:t>
       </w:r>
     </w:p>
@@ -4083,1465 +4196,1552 @@
           <w:sz w:val="28"/>
           <w:szCs w:val="28"/>
         </w:rPr>
+        <w:t xml:space="preserve">3.2.  </w:t>
+      </w:r>
+      <w:r>
+        <w:rPr>
+          <w:rFonts w:ascii="Arial" w:hAnsi="Arial" w:cs="Arial"/>
+          <w:sz w:val="28"/>
+          <w:szCs w:val="28"/>
+        </w:rPr>
+        <w:t>F</w:t>
+      </w:r>
+      <w:r>
+        <w:rPr>
+          <w:rFonts w:ascii="Arial" w:hAnsi="Arial" w:cs="Arial"/>
+          <w:sz w:val="28"/>
+          <w:szCs w:val="28"/>
+        </w:rPr>
+        <w:t>lujograma de proceso</w:t>
+      </w:r>
+      <w:r>
+        <w:rPr>
+          <w:rFonts w:ascii="Arial" w:hAnsi="Arial" w:cs="Arial"/>
+          <w:sz w:val="28"/>
+          <w:szCs w:val="28"/>
+        </w:rPr>
+        <w:t>:</w:t>
+      </w:r>
+      <w:r>
+        <w:rPr>
+          <w:noProof/>
+        </w:rPr>
+        <w:t xml:space="preserve"> </w:t>
+      </w:r>
+    </w:p>
+    <w:p>
+      <w:pPr>
+        <w:pStyle w:val="font-claude-response-body"/>
+        <w:ind w:left="426" w:hanging="142"/>
+        <w:rPr>
+          <w:rFonts w:ascii="Arial" w:hAnsi="Arial" w:cs="Arial"/>
+          <w:sz w:val="28"/>
+          <w:szCs w:val="28"/>
+        </w:rPr>
+      </w:pPr>
+      <w:r>
+        <w:rPr>
+          <w:rFonts w:ascii="Arial" w:hAnsi="Arial" w:cs="Arial"/>
+          <w:sz w:val="28"/>
+          <w:szCs w:val="28"/>
+        </w:rPr>
+        <w:t>Algoritmo  EL_BOMBERITO</w:t>
+      </w:r>
+    </w:p>
+    <w:p>
+      <w:pPr>
+        <w:pStyle w:val="font-claude-response-body"/>
+        <w:ind w:left="426" w:hanging="142"/>
+        <w:rPr>
+          <w:rFonts w:ascii="Arial" w:hAnsi="Arial" w:cs="Arial"/>
+          <w:sz w:val="28"/>
+          <w:szCs w:val="28"/>
+        </w:rPr>
+      </w:pPr>
+    </w:p>
+    <w:p>
+      <w:pPr>
+        <w:pStyle w:val="font-claude-response-body"/>
+        <w:ind w:left="426" w:hanging="142"/>
+        <w:rPr>
+          <w:rFonts w:ascii="Arial" w:hAnsi="Arial" w:cs="Arial"/>
+          <w:sz w:val="28"/>
+          <w:szCs w:val="28"/>
+        </w:rPr>
+      </w:pPr>
+      <w:r>
+        <w:rPr>
+          <w:rFonts w:ascii="Arial" w:hAnsi="Arial" w:cs="Arial"/>
+          <w:sz w:val="28"/>
+          <w:szCs w:val="28"/>
+        </w:rPr>
+        <w:t xml:space="preserve">    Definir </w:t>
+      </w:r>
+      <w:proofErr w:type="spellStart"/>
+      <w:r>
+        <w:rPr>
+          <w:rFonts w:ascii="Arial" w:hAnsi="Arial" w:cs="Arial"/>
+          <w:sz w:val="28"/>
+          <w:szCs w:val="28"/>
+        </w:rPr>
+        <w:t>opcion</w:t>
+      </w:r>
+      <w:proofErr w:type="spellEnd"/>
+      <w:r>
+        <w:rPr>
+          <w:rFonts w:ascii="Arial" w:hAnsi="Arial" w:cs="Arial"/>
+          <w:sz w:val="28"/>
+          <w:szCs w:val="28"/>
+        </w:rPr>
+        <w:t>, piso Como Entero</w:t>
+      </w:r>
+    </w:p>
+    <w:p>
+      <w:pPr>
+        <w:pStyle w:val="font-claude-response-body"/>
+        <w:ind w:left="426" w:hanging="142"/>
+        <w:rPr>
+          <w:rFonts w:ascii="Arial" w:hAnsi="Arial" w:cs="Arial"/>
+          <w:sz w:val="28"/>
+          <w:szCs w:val="28"/>
+        </w:rPr>
+      </w:pPr>
+      <w:r>
+        <w:rPr>
+          <w:rFonts w:ascii="Arial" w:hAnsi="Arial" w:cs="Arial"/>
+          <w:sz w:val="28"/>
+          <w:szCs w:val="28"/>
+        </w:rPr>
+        <w:t xml:space="preserve">    Definir temperatura Como Entero</w:t>
+      </w:r>
+    </w:p>
+    <w:p>
+      <w:pPr>
+        <w:pStyle w:val="font-claude-response-body"/>
+        <w:ind w:left="426" w:hanging="142"/>
+        <w:rPr>
+          <w:rFonts w:ascii="Arial" w:hAnsi="Arial" w:cs="Arial"/>
+          <w:sz w:val="28"/>
+          <w:szCs w:val="28"/>
+        </w:rPr>
+      </w:pPr>
+      <w:r>
+        <w:rPr>
+          <w:rFonts w:ascii="Arial" w:hAnsi="Arial" w:cs="Arial"/>
+          <w:sz w:val="28"/>
+          <w:szCs w:val="28"/>
+        </w:rPr>
+        <w:t xml:space="preserve">    Definir humo Como Real</w:t>
+      </w:r>
+    </w:p>
+    <w:p>
+      <w:pPr>
+        <w:pStyle w:val="font-claude-response-body"/>
+        <w:ind w:left="426" w:hanging="142"/>
+        <w:rPr>
+          <w:rFonts w:ascii="Arial" w:hAnsi="Arial" w:cs="Arial"/>
+          <w:sz w:val="28"/>
+          <w:szCs w:val="28"/>
+        </w:rPr>
+      </w:pPr>
+      <w:r>
+        <w:rPr>
+          <w:rFonts w:ascii="Arial" w:hAnsi="Arial" w:cs="Arial"/>
+          <w:sz w:val="28"/>
+          <w:szCs w:val="28"/>
+        </w:rPr>
+        <w:tab/>
+      </w:r>
+    </w:p>
+    <w:p>
+      <w:pPr>
+        <w:pStyle w:val="font-claude-response-body"/>
+        <w:ind w:left="426" w:hanging="142"/>
+        <w:rPr>
+          <w:rFonts w:ascii="Arial" w:hAnsi="Arial" w:cs="Arial"/>
+          <w:sz w:val="28"/>
+          <w:szCs w:val="28"/>
+        </w:rPr>
+      </w:pPr>
+      <w:r>
+        <w:rPr>
+          <w:rFonts w:ascii="Arial" w:hAnsi="Arial" w:cs="Arial"/>
+          <w:sz w:val="28"/>
+          <w:szCs w:val="28"/>
+        </w:rPr>
+        <w:t xml:space="preserve">    Repetir</w:t>
+      </w:r>
+    </w:p>
+    <w:p>
+      <w:pPr>
+        <w:pStyle w:val="font-claude-response-body"/>
+        <w:ind w:left="426" w:hanging="142"/>
+        <w:rPr>
+          <w:rFonts w:ascii="Arial" w:hAnsi="Arial" w:cs="Arial"/>
+          <w:sz w:val="28"/>
+          <w:szCs w:val="28"/>
+        </w:rPr>
+      </w:pPr>
+      <w:r>
+        <w:rPr>
+          <w:rFonts w:ascii="Arial" w:hAnsi="Arial" w:cs="Arial"/>
+          <w:sz w:val="28"/>
+          <w:szCs w:val="28"/>
+        </w:rPr>
+        <w:t xml:space="preserve">        Escribir "SISTEMA EL BOMBERITO"</w:t>
+      </w:r>
+    </w:p>
+    <w:p>
+      <w:pPr>
+        <w:pStyle w:val="font-claude-response-body"/>
+        <w:ind w:left="426" w:hanging="142"/>
+        <w:rPr>
+          <w:rFonts w:ascii="Arial" w:hAnsi="Arial" w:cs="Arial"/>
+          <w:sz w:val="28"/>
+          <w:szCs w:val="28"/>
+        </w:rPr>
+      </w:pPr>
+      <w:r>
+        <w:rPr>
+          <w:rFonts w:ascii="Arial" w:hAnsi="Arial" w:cs="Arial"/>
+          <w:sz w:val="28"/>
+          <w:szCs w:val="28"/>
+        </w:rPr>
+        <w:t xml:space="preserve">        Escribir "1. Monitorear pisos"</w:t>
+      </w:r>
+    </w:p>
+    <w:p>
+      <w:pPr>
+        <w:pStyle w:val="font-claude-response-body"/>
+        <w:ind w:left="426" w:hanging="142"/>
+        <w:rPr>
+          <w:rFonts w:ascii="Arial" w:hAnsi="Arial" w:cs="Arial"/>
+          <w:sz w:val="28"/>
+          <w:szCs w:val="28"/>
+        </w:rPr>
+      </w:pPr>
+      <w:r>
+        <w:rPr>
+          <w:rFonts w:ascii="Arial" w:hAnsi="Arial" w:cs="Arial"/>
+          <w:sz w:val="28"/>
+          <w:szCs w:val="28"/>
+        </w:rPr>
+        <w:t xml:space="preserve">        Escribir "2. Monitoreo a distancia"</w:t>
+      </w:r>
+    </w:p>
+    <w:p>
+      <w:pPr>
+        <w:pStyle w:val="font-claude-response-body"/>
+        <w:ind w:left="426" w:hanging="142"/>
+        <w:rPr>
+          <w:rFonts w:ascii="Arial" w:hAnsi="Arial" w:cs="Arial"/>
+          <w:sz w:val="28"/>
+          <w:szCs w:val="28"/>
+        </w:rPr>
+      </w:pPr>
+      <w:r>
+        <w:rPr>
+          <w:rFonts w:ascii="Arial" w:hAnsi="Arial" w:cs="Arial"/>
+          <w:sz w:val="28"/>
+          <w:szCs w:val="28"/>
+        </w:rPr>
+        <w:t xml:space="preserve">        Escribir "3. Alerta manual"</w:t>
+      </w:r>
+    </w:p>
+    <w:p>
+      <w:pPr>
+        <w:pStyle w:val="font-claude-response-body"/>
+        <w:ind w:left="426" w:hanging="142"/>
+        <w:rPr>
+          <w:rFonts w:ascii="Arial" w:hAnsi="Arial" w:cs="Arial"/>
+          <w:sz w:val="28"/>
+          <w:szCs w:val="28"/>
+        </w:rPr>
+      </w:pPr>
+      <w:r>
+        <w:rPr>
+          <w:rFonts w:ascii="Arial" w:hAnsi="Arial" w:cs="Arial"/>
+          <w:sz w:val="28"/>
+          <w:szCs w:val="28"/>
+        </w:rPr>
+        <w:t xml:space="preserve">        Escribir "4. Historial"</w:t>
+      </w:r>
+    </w:p>
+    <w:p>
+      <w:pPr>
+        <w:pStyle w:val="font-claude-response-body"/>
+        <w:ind w:left="426" w:hanging="142"/>
+        <w:rPr>
+          <w:rFonts w:ascii="Arial" w:hAnsi="Arial" w:cs="Arial"/>
+          <w:sz w:val="28"/>
+          <w:szCs w:val="28"/>
+        </w:rPr>
+      </w:pPr>
+      <w:r>
+        <w:rPr>
+          <w:rFonts w:ascii="Arial" w:hAnsi="Arial" w:cs="Arial"/>
+          <w:sz w:val="28"/>
+          <w:szCs w:val="28"/>
+        </w:rPr>
+        <w:t xml:space="preserve">        Escribir "5. Salir"</w:t>
+      </w:r>
+    </w:p>
+    <w:p>
+      <w:pPr>
+        <w:pStyle w:val="font-claude-response-body"/>
+        <w:ind w:left="426" w:hanging="142"/>
+        <w:rPr>
+          <w:rFonts w:ascii="Arial" w:hAnsi="Arial" w:cs="Arial"/>
+          <w:sz w:val="28"/>
+          <w:szCs w:val="28"/>
+        </w:rPr>
+      </w:pPr>
+      <w:r>
+        <w:rPr>
+          <w:rFonts w:ascii="Arial" w:hAnsi="Arial" w:cs="Arial"/>
+          <w:sz w:val="28"/>
+          <w:szCs w:val="28"/>
+        </w:rPr>
+        <w:t xml:space="preserve">        Leer </w:t>
+      </w:r>
+      <w:proofErr w:type="spellStart"/>
+      <w:r>
+        <w:rPr>
+          <w:rFonts w:ascii="Arial" w:hAnsi="Arial" w:cs="Arial"/>
+          <w:sz w:val="28"/>
+          <w:szCs w:val="28"/>
+        </w:rPr>
+        <w:t>opcion</w:t>
+      </w:r>
+      <w:proofErr w:type="spellEnd"/>
+    </w:p>
+    <w:p>
+      <w:pPr>
+        <w:pStyle w:val="font-claude-response-body"/>
+        <w:ind w:left="426" w:hanging="142"/>
+        <w:rPr>
+          <w:rFonts w:ascii="Arial" w:hAnsi="Arial" w:cs="Arial"/>
+          <w:sz w:val="28"/>
+          <w:szCs w:val="28"/>
+        </w:rPr>
+      </w:pPr>
+      <w:r>
+        <w:rPr>
+          <w:rFonts w:ascii="Arial" w:hAnsi="Arial" w:cs="Arial"/>
+          <w:sz w:val="28"/>
+          <w:szCs w:val="28"/>
+        </w:rPr>
+        <w:tab/>
+      </w:r>
+      <w:r>
+        <w:rPr>
+          <w:rFonts w:ascii="Arial" w:hAnsi="Arial" w:cs="Arial"/>
+          <w:sz w:val="28"/>
+          <w:szCs w:val="28"/>
+        </w:rPr>
+        <w:tab/>
+      </w:r>
+    </w:p>
+    <w:p>
+      <w:pPr>
+        <w:pStyle w:val="font-claude-response-body"/>
+        <w:ind w:left="426" w:hanging="142"/>
+        <w:rPr>
+          <w:rFonts w:ascii="Arial" w:hAnsi="Arial" w:cs="Arial"/>
+          <w:sz w:val="28"/>
+          <w:szCs w:val="28"/>
+        </w:rPr>
+      </w:pPr>
+      <w:r>
+        <w:rPr>
+          <w:rFonts w:ascii="Arial" w:hAnsi="Arial" w:cs="Arial"/>
+          <w:sz w:val="28"/>
+          <w:szCs w:val="28"/>
+        </w:rPr>
+        <w:t xml:space="preserve">        </w:t>
+      </w:r>
+      <w:proofErr w:type="spellStart"/>
+      <w:r>
+        <w:rPr>
+          <w:rFonts w:ascii="Arial" w:hAnsi="Arial" w:cs="Arial"/>
+          <w:sz w:val="28"/>
+          <w:szCs w:val="28"/>
+        </w:rPr>
+        <w:t>Segun</w:t>
+      </w:r>
+      <w:proofErr w:type="spellEnd"/>
+      <w:r>
+        <w:rPr>
+          <w:rFonts w:ascii="Arial" w:hAnsi="Arial" w:cs="Arial"/>
+          <w:sz w:val="28"/>
+          <w:szCs w:val="28"/>
+        </w:rPr>
+        <w:t xml:space="preserve"> </w:t>
+      </w:r>
+      <w:proofErr w:type="spellStart"/>
+      <w:r>
+        <w:rPr>
+          <w:rFonts w:ascii="Arial" w:hAnsi="Arial" w:cs="Arial"/>
+          <w:sz w:val="28"/>
+          <w:szCs w:val="28"/>
+        </w:rPr>
+        <w:t>opcion</w:t>
+      </w:r>
+      <w:proofErr w:type="spellEnd"/>
+      <w:r>
+        <w:rPr>
+          <w:rFonts w:ascii="Arial" w:hAnsi="Arial" w:cs="Arial"/>
+          <w:sz w:val="28"/>
+          <w:szCs w:val="28"/>
+        </w:rPr>
+        <w:t xml:space="preserve"> Hacer</w:t>
+      </w:r>
+    </w:p>
+    <w:p>
+      <w:pPr>
+        <w:pStyle w:val="font-claude-response-body"/>
+        <w:ind w:left="426" w:hanging="142"/>
+        <w:rPr>
+          <w:rFonts w:ascii="Arial" w:hAnsi="Arial" w:cs="Arial"/>
+          <w:sz w:val="28"/>
+          <w:szCs w:val="28"/>
+        </w:rPr>
+      </w:pPr>
+      <w:r>
+        <w:rPr>
+          <w:rFonts w:ascii="Arial" w:hAnsi="Arial" w:cs="Arial"/>
+          <w:sz w:val="28"/>
+          <w:szCs w:val="28"/>
+        </w:rPr>
+        <w:tab/>
+      </w:r>
+      <w:r>
+        <w:rPr>
+          <w:rFonts w:ascii="Arial" w:hAnsi="Arial" w:cs="Arial"/>
+          <w:sz w:val="28"/>
+          <w:szCs w:val="28"/>
+        </w:rPr>
+        <w:tab/>
+      </w:r>
+      <w:r>
+        <w:rPr>
+          <w:rFonts w:ascii="Arial" w:hAnsi="Arial" w:cs="Arial"/>
+          <w:sz w:val="28"/>
+          <w:szCs w:val="28"/>
+        </w:rPr>
+        <w:tab/>
+      </w:r>
+    </w:p>
+    <w:p>
+      <w:pPr>
+        <w:pStyle w:val="font-claude-response-body"/>
+        <w:ind w:left="426" w:hanging="142"/>
+        <w:rPr>
+          <w:rFonts w:ascii="Arial" w:hAnsi="Arial" w:cs="Arial"/>
+          <w:sz w:val="28"/>
+          <w:szCs w:val="28"/>
+        </w:rPr>
+      </w:pPr>
+      <w:r>
+        <w:rPr>
+          <w:rFonts w:ascii="Arial" w:hAnsi="Arial" w:cs="Arial"/>
+          <w:sz w:val="28"/>
+          <w:szCs w:val="28"/>
+        </w:rPr>
+        <w:t xml:space="preserve">            1:</w:t>
+      </w:r>
+    </w:p>
+    <w:p>
+      <w:pPr>
+        <w:pStyle w:val="font-claude-response-body"/>
+        <w:ind w:left="426" w:hanging="142"/>
+        <w:rPr>
+          <w:rFonts w:ascii="Arial" w:hAnsi="Arial" w:cs="Arial"/>
+          <w:sz w:val="28"/>
+          <w:szCs w:val="28"/>
+        </w:rPr>
+      </w:pPr>
+      <w:r>
+        <w:rPr>
+          <w:rFonts w:ascii="Arial" w:hAnsi="Arial" w:cs="Arial"/>
+          <w:sz w:val="28"/>
+          <w:szCs w:val="28"/>
+        </w:rPr>
+        <w:t xml:space="preserve">                Escribir "1. Piso 1"</w:t>
+      </w:r>
+    </w:p>
+    <w:p>
+      <w:pPr>
+        <w:pStyle w:val="font-claude-response-body"/>
+        <w:ind w:left="426" w:hanging="142"/>
+        <w:rPr>
+          <w:rFonts w:ascii="Arial" w:hAnsi="Arial" w:cs="Arial"/>
+          <w:sz w:val="28"/>
+          <w:szCs w:val="28"/>
+        </w:rPr>
+      </w:pPr>
+      <w:r>
+        <w:rPr>
+          <w:rFonts w:ascii="Arial" w:hAnsi="Arial" w:cs="Arial"/>
+          <w:sz w:val="28"/>
+          <w:szCs w:val="28"/>
+        </w:rPr>
         <w:lastRenderedPageBreak/>
-        <w:t xml:space="preserve">3.2.  </w:t>
-      </w:r>
-      <w:r>
-        <w:rPr>
-          <w:rFonts w:ascii="Arial" w:hAnsi="Arial" w:cs="Arial"/>
-          <w:sz w:val="28"/>
-          <w:szCs w:val="28"/>
-        </w:rPr>
-        <w:t>F</w:t>
-      </w:r>
-      <w:r>
-        <w:rPr>
-          <w:rFonts w:ascii="Arial" w:hAnsi="Arial" w:cs="Arial"/>
-          <w:sz w:val="28"/>
-          <w:szCs w:val="28"/>
-        </w:rPr>
-        <w:t>lujograma de proceso</w:t>
-      </w:r>
-      <w:r>
-        <w:rPr>
-          <w:rFonts w:ascii="Arial" w:hAnsi="Arial" w:cs="Arial"/>
-          <w:sz w:val="28"/>
-          <w:szCs w:val="28"/>
-        </w:rPr>
-        <w:t>:</w:t>
-      </w:r>
-      <w:r>
-        <w:rPr>
+        <w:t xml:space="preserve">                Escribir "2. Piso 2"</w:t>
+      </w:r>
+    </w:p>
+    <w:p>
+      <w:pPr>
+        <w:pStyle w:val="font-claude-response-body"/>
+        <w:ind w:left="426" w:hanging="142"/>
+        <w:rPr>
+          <w:rFonts w:ascii="Arial" w:hAnsi="Arial" w:cs="Arial"/>
+          <w:sz w:val="28"/>
+          <w:szCs w:val="28"/>
+        </w:rPr>
+      </w:pPr>
+      <w:r>
+        <w:rPr>
+          <w:rFonts w:ascii="Arial" w:hAnsi="Arial" w:cs="Arial"/>
+          <w:sz w:val="28"/>
+          <w:szCs w:val="28"/>
+        </w:rPr>
+        <w:t xml:space="preserve">                Escribir "3. Piso 3"</w:t>
+      </w:r>
+    </w:p>
+    <w:p>
+      <w:pPr>
+        <w:pStyle w:val="font-claude-response-body"/>
+        <w:ind w:left="426" w:hanging="142"/>
+        <w:rPr>
+          <w:rFonts w:ascii="Arial" w:hAnsi="Arial" w:cs="Arial"/>
+          <w:sz w:val="28"/>
+          <w:szCs w:val="28"/>
+        </w:rPr>
+      </w:pPr>
+      <w:r>
+        <w:rPr>
+          <w:rFonts w:ascii="Arial" w:hAnsi="Arial" w:cs="Arial"/>
+          <w:sz w:val="28"/>
+          <w:szCs w:val="28"/>
+        </w:rPr>
+        <w:t xml:space="preserve">                Leer piso</w:t>
+      </w:r>
+    </w:p>
+    <w:p>
+      <w:pPr>
+        <w:pStyle w:val="font-claude-response-body"/>
+        <w:ind w:left="426" w:hanging="142"/>
+        <w:rPr>
+          <w:rFonts w:ascii="Arial" w:hAnsi="Arial" w:cs="Arial"/>
+          <w:sz w:val="28"/>
+          <w:szCs w:val="28"/>
+        </w:rPr>
+      </w:pPr>
+      <w:r>
+        <w:rPr>
+          <w:rFonts w:ascii="Arial" w:hAnsi="Arial" w:cs="Arial"/>
+          <w:sz w:val="28"/>
+          <w:szCs w:val="28"/>
+        </w:rPr>
+        <w:tab/>
+      </w:r>
+      <w:r>
+        <w:rPr>
+          <w:rFonts w:ascii="Arial" w:hAnsi="Arial" w:cs="Arial"/>
+          <w:sz w:val="28"/>
+          <w:szCs w:val="28"/>
+        </w:rPr>
+        <w:tab/>
+      </w:r>
+      <w:r>
+        <w:rPr>
+          <w:rFonts w:ascii="Arial" w:hAnsi="Arial" w:cs="Arial"/>
+          <w:sz w:val="28"/>
+          <w:szCs w:val="28"/>
+        </w:rPr>
+        <w:tab/>
+      </w:r>
+      <w:r>
+        <w:rPr>
+          <w:rFonts w:ascii="Arial" w:hAnsi="Arial" w:cs="Arial"/>
+          <w:sz w:val="28"/>
+          <w:szCs w:val="28"/>
+        </w:rPr>
+        <w:tab/>
+      </w:r>
+    </w:p>
+    <w:p>
+      <w:pPr>
+        <w:pStyle w:val="font-claude-response-body"/>
+        <w:ind w:left="426" w:hanging="142"/>
+        <w:rPr>
+          <w:rFonts w:ascii="Arial" w:hAnsi="Arial" w:cs="Arial"/>
+          <w:sz w:val="28"/>
+          <w:szCs w:val="28"/>
+        </w:rPr>
+      </w:pPr>
+      <w:r>
+        <w:rPr>
+          <w:rFonts w:ascii="Arial" w:hAnsi="Arial" w:cs="Arial"/>
+          <w:sz w:val="28"/>
+          <w:szCs w:val="28"/>
+        </w:rPr>
+        <w:t xml:space="preserve">                temperatura &lt;- Aleatorio(15,75)</w:t>
+      </w:r>
+    </w:p>
+    <w:p>
+      <w:pPr>
+        <w:pStyle w:val="font-claude-response-body"/>
+        <w:ind w:left="426" w:hanging="142"/>
+        <w:rPr>
+          <w:rFonts w:ascii="Arial" w:hAnsi="Arial" w:cs="Arial"/>
+          <w:sz w:val="28"/>
+          <w:szCs w:val="28"/>
+        </w:rPr>
+      </w:pPr>
+      <w:r>
+        <w:rPr>
+          <w:rFonts w:ascii="Arial" w:hAnsi="Arial" w:cs="Arial"/>
+          <w:sz w:val="28"/>
+          <w:szCs w:val="28"/>
+        </w:rPr>
+        <w:t xml:space="preserve">                humo &lt;- Aleatorio(0,100)</w:t>
+      </w:r>
+    </w:p>
+    <w:p>
+      <w:pPr>
+        <w:pStyle w:val="font-claude-response-body"/>
+        <w:ind w:left="426" w:hanging="142"/>
+        <w:rPr>
+          <w:rFonts w:ascii="Arial" w:hAnsi="Arial" w:cs="Arial"/>
+          <w:sz w:val="28"/>
+          <w:szCs w:val="28"/>
+        </w:rPr>
+      </w:pPr>
+      <w:r>
+        <w:rPr>
+          <w:rFonts w:ascii="Arial" w:hAnsi="Arial" w:cs="Arial"/>
+          <w:sz w:val="28"/>
+          <w:szCs w:val="28"/>
+        </w:rPr>
+        <w:tab/>
+      </w:r>
+      <w:r>
+        <w:rPr>
+          <w:rFonts w:ascii="Arial" w:hAnsi="Arial" w:cs="Arial"/>
+          <w:sz w:val="28"/>
+          <w:szCs w:val="28"/>
+        </w:rPr>
+        <w:tab/>
+      </w:r>
+      <w:r>
+        <w:rPr>
+          <w:rFonts w:ascii="Arial" w:hAnsi="Arial" w:cs="Arial"/>
+          <w:sz w:val="28"/>
+          <w:szCs w:val="28"/>
+        </w:rPr>
+        <w:tab/>
+      </w:r>
+      <w:r>
+        <w:rPr>
+          <w:rFonts w:ascii="Arial" w:hAnsi="Arial" w:cs="Arial"/>
+          <w:sz w:val="28"/>
+          <w:szCs w:val="28"/>
+        </w:rPr>
+        <w:tab/>
+      </w:r>
+    </w:p>
+    <w:p>
+      <w:pPr>
+        <w:pStyle w:val="font-claude-response-body"/>
+        <w:ind w:left="426" w:hanging="142"/>
+        <w:rPr>
+          <w:rFonts w:ascii="Arial" w:hAnsi="Arial" w:cs="Arial"/>
+          <w:sz w:val="28"/>
+          <w:szCs w:val="28"/>
+        </w:rPr>
+      </w:pPr>
+      <w:r>
+        <w:rPr>
+          <w:rFonts w:ascii="Arial" w:hAnsi="Arial" w:cs="Arial"/>
+          <w:sz w:val="28"/>
+          <w:szCs w:val="28"/>
+        </w:rPr>
+        <w:t xml:space="preserve">                Escribir "Temperatura: ", temperatura, " °C"</w:t>
+      </w:r>
+    </w:p>
+    <w:p>
+      <w:pPr>
+        <w:pStyle w:val="font-claude-response-body"/>
+        <w:ind w:left="426" w:hanging="142"/>
+        <w:rPr>
+          <w:rFonts w:ascii="Arial" w:hAnsi="Arial" w:cs="Arial"/>
+          <w:sz w:val="28"/>
+          <w:szCs w:val="28"/>
+        </w:rPr>
+      </w:pPr>
+      <w:r>
+        <w:rPr>
+          <w:rFonts w:ascii="Arial" w:hAnsi="Arial" w:cs="Arial"/>
+          <w:sz w:val="28"/>
+          <w:szCs w:val="28"/>
+        </w:rPr>
+        <w:t xml:space="preserve">                Escribir "Humo: ", humo, "%"</w:t>
+      </w:r>
+    </w:p>
+    <w:p>
+      <w:pPr>
+        <w:pStyle w:val="font-claude-response-body"/>
+        <w:ind w:left="426" w:hanging="142"/>
+        <w:rPr>
+          <w:rFonts w:ascii="Arial" w:hAnsi="Arial" w:cs="Arial"/>
+          <w:sz w:val="28"/>
+          <w:szCs w:val="28"/>
+        </w:rPr>
+      </w:pPr>
+      <w:r>
+        <w:rPr>
+          <w:rFonts w:ascii="Arial" w:hAnsi="Arial" w:cs="Arial"/>
+          <w:sz w:val="28"/>
+          <w:szCs w:val="28"/>
+        </w:rPr>
+        <w:tab/>
+      </w:r>
+      <w:r>
+        <w:rPr>
+          <w:rFonts w:ascii="Arial" w:hAnsi="Arial" w:cs="Arial"/>
+          <w:sz w:val="28"/>
+          <w:szCs w:val="28"/>
+        </w:rPr>
+        <w:tab/>
+      </w:r>
+      <w:r>
+        <w:rPr>
+          <w:rFonts w:ascii="Arial" w:hAnsi="Arial" w:cs="Arial"/>
+          <w:sz w:val="28"/>
+          <w:szCs w:val="28"/>
+        </w:rPr>
+        <w:tab/>
+      </w:r>
+      <w:r>
+        <w:rPr>
+          <w:rFonts w:ascii="Arial" w:hAnsi="Arial" w:cs="Arial"/>
+          <w:sz w:val="28"/>
+          <w:szCs w:val="28"/>
+        </w:rPr>
+        <w:tab/>
+      </w:r>
+    </w:p>
+    <w:p>
+      <w:pPr>
+        <w:pStyle w:val="font-claude-response-body"/>
+        <w:ind w:left="426" w:hanging="142"/>
+        <w:rPr>
+          <w:rFonts w:ascii="Arial" w:hAnsi="Arial" w:cs="Arial"/>
+          <w:sz w:val="28"/>
+          <w:szCs w:val="28"/>
+        </w:rPr>
+      </w:pPr>
+      <w:r>
+        <w:rPr>
+          <w:rFonts w:ascii="Arial" w:hAnsi="Arial" w:cs="Arial"/>
+          <w:sz w:val="28"/>
+          <w:szCs w:val="28"/>
+        </w:rPr>
+        <w:t xml:space="preserve">                Si temperatura &gt;= 50 O humo &gt;= 45 Entonces</w:t>
+      </w:r>
+    </w:p>
+    <w:p>
+      <w:pPr>
+        <w:pStyle w:val="font-claude-response-body"/>
+        <w:ind w:left="426" w:hanging="142"/>
+        <w:rPr>
+          <w:rFonts w:ascii="Arial" w:hAnsi="Arial" w:cs="Arial"/>
+          <w:sz w:val="28"/>
+          <w:szCs w:val="28"/>
+        </w:rPr>
+      </w:pPr>
+      <w:r>
+        <w:rPr>
+          <w:rFonts w:ascii="Arial" w:hAnsi="Arial" w:cs="Arial"/>
+          <w:sz w:val="28"/>
+          <w:szCs w:val="28"/>
+        </w:rPr>
+        <w:t xml:space="preserve">                    Escribir "ALARMA DE INCENDIO"</w:t>
+      </w:r>
+    </w:p>
+    <w:p>
+      <w:pPr>
+        <w:pStyle w:val="font-claude-response-body"/>
+        <w:ind w:left="426" w:hanging="142"/>
+        <w:rPr>
+          <w:rFonts w:ascii="Arial" w:hAnsi="Arial" w:cs="Arial"/>
+          <w:sz w:val="28"/>
+          <w:szCs w:val="28"/>
+        </w:rPr>
+      </w:pPr>
+      <w:r>
+        <w:rPr>
+          <w:rFonts w:ascii="Arial" w:hAnsi="Arial" w:cs="Arial"/>
+          <w:sz w:val="28"/>
+          <w:szCs w:val="28"/>
+        </w:rPr>
+        <w:t xml:space="preserve">                    Escribir "EVACUAR INMEDIATAMENTE"</w:t>
+      </w:r>
+    </w:p>
+    <w:p>
+      <w:pPr>
+        <w:pStyle w:val="font-claude-response-body"/>
+        <w:ind w:left="426" w:hanging="142"/>
+        <w:rPr>
+          <w:rFonts w:ascii="Arial" w:hAnsi="Arial" w:cs="Arial"/>
+          <w:sz w:val="28"/>
+          <w:szCs w:val="28"/>
+        </w:rPr>
+      </w:pPr>
+      <w:r>
+        <w:rPr>
+          <w:rFonts w:ascii="Arial" w:hAnsi="Arial" w:cs="Arial"/>
+          <w:sz w:val="28"/>
+          <w:szCs w:val="28"/>
+        </w:rPr>
+        <w:t xml:space="preserve">                </w:t>
+      </w:r>
+      <w:proofErr w:type="spellStart"/>
+      <w:r>
+        <w:rPr>
+          <w:rFonts w:ascii="Arial" w:hAnsi="Arial" w:cs="Arial"/>
+          <w:sz w:val="28"/>
+          <w:szCs w:val="28"/>
+        </w:rPr>
+        <w:t>SiNo</w:t>
+      </w:r>
+      <w:proofErr w:type="spellEnd"/>
+    </w:p>
+    <w:p>
+      <w:pPr>
+        <w:pStyle w:val="font-claude-response-body"/>
+        <w:ind w:left="426" w:hanging="142"/>
+        <w:rPr>
+          <w:rFonts w:ascii="Arial" w:hAnsi="Arial" w:cs="Arial"/>
+          <w:sz w:val="28"/>
+          <w:szCs w:val="28"/>
+        </w:rPr>
+      </w:pPr>
+      <w:r>
+        <w:rPr>
+          <w:rFonts w:ascii="Arial" w:hAnsi="Arial" w:cs="Arial"/>
+          <w:sz w:val="28"/>
+          <w:szCs w:val="28"/>
+        </w:rPr>
+        <w:t xml:space="preserve">                    Escribir "SISTEMA SEGURO"</w:t>
+      </w:r>
+    </w:p>
+    <w:p>
+      <w:pPr>
+        <w:pStyle w:val="font-claude-response-body"/>
+        <w:ind w:left="426" w:hanging="142"/>
+        <w:rPr>
+          <w:rFonts w:ascii="Arial" w:hAnsi="Arial" w:cs="Arial"/>
+          <w:sz w:val="28"/>
+          <w:szCs w:val="28"/>
+        </w:rPr>
+      </w:pPr>
+      <w:r>
+        <w:rPr>
+          <w:rFonts w:ascii="Arial" w:hAnsi="Arial" w:cs="Arial"/>
+          <w:sz w:val="28"/>
+          <w:szCs w:val="28"/>
+        </w:rPr>
+        <w:t xml:space="preserve">                </w:t>
+      </w:r>
+      <w:proofErr w:type="spellStart"/>
+      <w:r>
+        <w:rPr>
+          <w:rFonts w:ascii="Arial" w:hAnsi="Arial" w:cs="Arial"/>
+          <w:sz w:val="28"/>
+          <w:szCs w:val="28"/>
+        </w:rPr>
+        <w:t>FinSi</w:t>
+      </w:r>
+      <w:proofErr w:type="spellEnd"/>
+    </w:p>
+    <w:p>
+      <w:pPr>
+        <w:pStyle w:val="font-claude-response-body"/>
+        <w:ind w:left="426" w:hanging="142"/>
+        <w:rPr>
+          <w:rFonts w:ascii="Arial" w:hAnsi="Arial" w:cs="Arial"/>
+          <w:sz w:val="28"/>
+          <w:szCs w:val="28"/>
+        </w:rPr>
+      </w:pPr>
+      <w:r>
+        <w:rPr>
+          <w:rFonts w:ascii="Arial" w:hAnsi="Arial" w:cs="Arial"/>
+          <w:sz w:val="28"/>
+          <w:szCs w:val="28"/>
+        </w:rPr>
+        <w:tab/>
+      </w:r>
+      <w:r>
+        <w:rPr>
+          <w:rFonts w:ascii="Arial" w:hAnsi="Arial" w:cs="Arial"/>
+          <w:sz w:val="28"/>
+          <w:szCs w:val="28"/>
+        </w:rPr>
+        <w:tab/>
+      </w:r>
+      <w:r>
+        <w:rPr>
+          <w:rFonts w:ascii="Arial" w:hAnsi="Arial" w:cs="Arial"/>
+          <w:sz w:val="28"/>
+          <w:szCs w:val="28"/>
+        </w:rPr>
+        <w:tab/>
+      </w:r>
+      <w:r>
+        <w:rPr>
+          <w:rFonts w:ascii="Arial" w:hAnsi="Arial" w:cs="Arial"/>
+          <w:sz w:val="28"/>
+          <w:szCs w:val="28"/>
+        </w:rPr>
+        <w:tab/>
+      </w:r>
+    </w:p>
+    <w:p>
+      <w:pPr>
+        <w:pStyle w:val="font-claude-response-body"/>
+        <w:ind w:left="426" w:hanging="142"/>
+        <w:rPr>
+          <w:rFonts w:ascii="Arial" w:hAnsi="Arial" w:cs="Arial"/>
+          <w:sz w:val="28"/>
+          <w:szCs w:val="28"/>
+        </w:rPr>
+      </w:pPr>
+      <w:r>
+        <w:rPr>
+          <w:rFonts w:ascii="Arial" w:hAnsi="Arial" w:cs="Arial"/>
+          <w:sz w:val="28"/>
+          <w:szCs w:val="28"/>
+        </w:rPr>
+        <w:t xml:space="preserve">            2:</w:t>
+      </w:r>
+    </w:p>
+    <w:p>
+      <w:pPr>
+        <w:pStyle w:val="font-claude-response-body"/>
+        <w:ind w:left="426" w:hanging="142"/>
+        <w:rPr>
+          <w:rFonts w:ascii="Arial" w:hAnsi="Arial" w:cs="Arial"/>
+          <w:sz w:val="28"/>
+          <w:szCs w:val="28"/>
+        </w:rPr>
+      </w:pPr>
+      <w:r>
+        <w:rPr>
+          <w:rFonts w:ascii="Arial" w:hAnsi="Arial" w:cs="Arial"/>
+          <w:sz w:val="28"/>
+          <w:szCs w:val="28"/>
+        </w:rPr>
+        <w:t xml:space="preserve">                Escribir "MONITOREO REMOTO ACTIVADO"</w:t>
+      </w:r>
+    </w:p>
+    <w:p>
+      <w:pPr>
+        <w:pStyle w:val="font-claude-response-body"/>
+        <w:ind w:left="426" w:hanging="142"/>
+        <w:rPr>
+          <w:rFonts w:ascii="Arial" w:hAnsi="Arial" w:cs="Arial"/>
+          <w:sz w:val="28"/>
+          <w:szCs w:val="28"/>
+        </w:rPr>
+      </w:pPr>
+      <w:r>
+        <w:rPr>
+          <w:rFonts w:ascii="Arial" w:hAnsi="Arial" w:cs="Arial"/>
+          <w:sz w:val="28"/>
+          <w:szCs w:val="28"/>
+        </w:rPr>
+        <w:t xml:space="preserve">                Escribir "Revisando pisos..."</w:t>
+      </w:r>
+    </w:p>
+    <w:p>
+      <w:pPr>
+        <w:pStyle w:val="font-claude-response-body"/>
+        <w:ind w:left="426" w:hanging="142"/>
+        <w:rPr>
+          <w:rFonts w:ascii="Arial" w:hAnsi="Arial" w:cs="Arial"/>
+          <w:sz w:val="28"/>
+          <w:szCs w:val="28"/>
+        </w:rPr>
+      </w:pPr>
+      <w:r>
+        <w:rPr>
+          <w:rFonts w:ascii="Arial" w:hAnsi="Arial" w:cs="Arial"/>
+          <w:sz w:val="28"/>
+          <w:szCs w:val="28"/>
+        </w:rPr>
+        <w:t xml:space="preserve">                Escribir "Reporte generado"</w:t>
+      </w:r>
+    </w:p>
+    <w:p>
+      <w:pPr>
+        <w:pStyle w:val="font-claude-response-body"/>
+        <w:ind w:left="426" w:hanging="142"/>
+        <w:rPr>
+          <w:rFonts w:ascii="Arial" w:hAnsi="Arial" w:cs="Arial"/>
+          <w:sz w:val="28"/>
+          <w:szCs w:val="28"/>
+        </w:rPr>
+      </w:pPr>
+      <w:r>
+        <w:rPr>
+          <w:rFonts w:ascii="Arial" w:hAnsi="Arial" w:cs="Arial"/>
+          <w:sz w:val="28"/>
+          <w:szCs w:val="28"/>
+        </w:rPr>
+        <w:tab/>
+      </w:r>
+      <w:r>
+        <w:rPr>
+          <w:rFonts w:ascii="Arial" w:hAnsi="Arial" w:cs="Arial"/>
+          <w:sz w:val="28"/>
+          <w:szCs w:val="28"/>
+        </w:rPr>
+        <w:tab/>
+      </w:r>
+      <w:r>
+        <w:rPr>
+          <w:rFonts w:ascii="Arial" w:hAnsi="Arial" w:cs="Arial"/>
+          <w:sz w:val="28"/>
+          <w:szCs w:val="28"/>
+        </w:rPr>
+        <w:tab/>
+      </w:r>
+      <w:r>
+        <w:rPr>
+          <w:rFonts w:ascii="Arial" w:hAnsi="Arial" w:cs="Arial"/>
+          <w:sz w:val="28"/>
+          <w:szCs w:val="28"/>
+        </w:rPr>
+        <w:tab/>
+      </w:r>
+    </w:p>
+    <w:p>
+      <w:pPr>
+        <w:pStyle w:val="font-claude-response-body"/>
+        <w:ind w:left="426" w:hanging="142"/>
+        <w:rPr>
+          <w:rFonts w:ascii="Arial" w:hAnsi="Arial" w:cs="Arial"/>
+          <w:sz w:val="28"/>
+          <w:szCs w:val="28"/>
+        </w:rPr>
+      </w:pPr>
+      <w:r>
+        <w:rPr>
+          <w:rFonts w:ascii="Arial" w:hAnsi="Arial" w:cs="Arial"/>
+          <w:sz w:val="28"/>
+          <w:szCs w:val="28"/>
+        </w:rPr>
+        <w:t xml:space="preserve">            3:</w:t>
+      </w:r>
+    </w:p>
+    <w:p>
+      <w:pPr>
+        <w:pStyle w:val="font-claude-response-body"/>
+        <w:ind w:left="426" w:hanging="142"/>
+        <w:rPr>
+          <w:rFonts w:ascii="Arial" w:hAnsi="Arial" w:cs="Arial"/>
+          <w:sz w:val="28"/>
+          <w:szCs w:val="28"/>
+        </w:rPr>
+      </w:pPr>
+      <w:r>
+        <w:rPr>
+          <w:rFonts w:ascii="Arial" w:hAnsi="Arial" w:cs="Arial"/>
+          <w:sz w:val="28"/>
+          <w:szCs w:val="28"/>
+        </w:rPr>
+        <w:lastRenderedPageBreak/>
+        <w:t xml:space="preserve">                Escribir "ALERTA MANUAL ACTIVADA"</w:t>
+      </w:r>
+    </w:p>
+    <w:p>
+      <w:pPr>
+        <w:pStyle w:val="font-claude-response-body"/>
+        <w:ind w:left="426" w:hanging="142"/>
+        <w:rPr>
+          <w:rFonts w:ascii="Arial" w:hAnsi="Arial" w:cs="Arial"/>
+          <w:sz w:val="28"/>
+          <w:szCs w:val="28"/>
+        </w:rPr>
+      </w:pPr>
+      <w:r>
+        <w:rPr>
+          <w:rFonts w:ascii="Arial" w:hAnsi="Arial" w:cs="Arial"/>
+          <w:sz w:val="28"/>
+          <w:szCs w:val="28"/>
+        </w:rPr>
+        <w:t xml:space="preserve">                Escribir "Llamando a bomberos..."</w:t>
+      </w:r>
+    </w:p>
+    <w:p>
+      <w:pPr>
+        <w:pStyle w:val="font-claude-response-body"/>
+        <w:ind w:left="426" w:hanging="142"/>
+        <w:rPr>
+          <w:rFonts w:ascii="Arial" w:hAnsi="Arial" w:cs="Arial"/>
+          <w:sz w:val="28"/>
+          <w:szCs w:val="28"/>
+        </w:rPr>
+      </w:pPr>
+      <w:r>
+        <w:rPr>
+          <w:rFonts w:ascii="Arial" w:hAnsi="Arial" w:cs="Arial"/>
+          <w:sz w:val="28"/>
+          <w:szCs w:val="28"/>
+        </w:rPr>
+        <w:tab/>
+      </w:r>
+      <w:r>
+        <w:rPr>
+          <w:rFonts w:ascii="Arial" w:hAnsi="Arial" w:cs="Arial"/>
+          <w:sz w:val="28"/>
+          <w:szCs w:val="28"/>
+        </w:rPr>
+        <w:tab/>
+      </w:r>
+      <w:r>
+        <w:rPr>
+          <w:rFonts w:ascii="Arial" w:hAnsi="Arial" w:cs="Arial"/>
+          <w:sz w:val="28"/>
+          <w:szCs w:val="28"/>
+        </w:rPr>
+        <w:tab/>
+      </w:r>
+      <w:r>
+        <w:rPr>
+          <w:rFonts w:ascii="Arial" w:hAnsi="Arial" w:cs="Arial"/>
+          <w:sz w:val="28"/>
+          <w:szCs w:val="28"/>
+        </w:rPr>
+        <w:tab/>
+      </w:r>
+    </w:p>
+    <w:p>
+      <w:pPr>
+        <w:pStyle w:val="font-claude-response-body"/>
+        <w:ind w:left="426" w:hanging="142"/>
+        <w:rPr>
+          <w:rFonts w:ascii="Arial" w:hAnsi="Arial" w:cs="Arial"/>
+          <w:sz w:val="28"/>
+          <w:szCs w:val="28"/>
+        </w:rPr>
+      </w:pPr>
+      <w:r>
+        <w:rPr>
+          <w:rFonts w:ascii="Arial" w:hAnsi="Arial" w:cs="Arial"/>
+          <w:sz w:val="28"/>
+          <w:szCs w:val="28"/>
+        </w:rPr>
+        <w:t xml:space="preserve">            4:</w:t>
+      </w:r>
+    </w:p>
+    <w:p>
+      <w:pPr>
+        <w:pStyle w:val="font-claude-response-body"/>
+        <w:ind w:left="426" w:hanging="142"/>
+        <w:rPr>
+          <w:rFonts w:ascii="Arial" w:hAnsi="Arial" w:cs="Arial"/>
+          <w:sz w:val="28"/>
+          <w:szCs w:val="28"/>
+        </w:rPr>
+      </w:pPr>
+      <w:r>
+        <w:rPr>
+          <w:rFonts w:ascii="Arial" w:hAnsi="Arial" w:cs="Arial"/>
+          <w:sz w:val="28"/>
+          <w:szCs w:val="28"/>
+        </w:rPr>
+        <w:t xml:space="preserve">                Escribir "MOSTRANDO HISTORIAL"</w:t>
+      </w:r>
+    </w:p>
+    <w:p>
+      <w:pPr>
+        <w:pStyle w:val="font-claude-response-body"/>
+        <w:ind w:left="426" w:hanging="142"/>
+        <w:rPr>
+          <w:rFonts w:ascii="Arial" w:hAnsi="Arial" w:cs="Arial"/>
+          <w:sz w:val="28"/>
+          <w:szCs w:val="28"/>
+        </w:rPr>
+      </w:pPr>
+      <w:r>
+        <w:rPr>
+          <w:rFonts w:ascii="Arial" w:hAnsi="Arial" w:cs="Arial"/>
+          <w:sz w:val="28"/>
+          <w:szCs w:val="28"/>
+        </w:rPr>
+        <w:tab/>
+      </w:r>
+      <w:r>
+        <w:rPr>
+          <w:rFonts w:ascii="Arial" w:hAnsi="Arial" w:cs="Arial"/>
+          <w:sz w:val="28"/>
+          <w:szCs w:val="28"/>
+        </w:rPr>
+        <w:tab/>
+      </w:r>
+      <w:r>
+        <w:rPr>
+          <w:rFonts w:ascii="Arial" w:hAnsi="Arial" w:cs="Arial"/>
+          <w:sz w:val="28"/>
+          <w:szCs w:val="28"/>
+        </w:rPr>
+        <w:tab/>
+      </w:r>
+      <w:r>
+        <w:rPr>
+          <w:rFonts w:ascii="Arial" w:hAnsi="Arial" w:cs="Arial"/>
+          <w:sz w:val="28"/>
+          <w:szCs w:val="28"/>
+        </w:rPr>
+        <w:tab/>
+      </w:r>
+    </w:p>
+    <w:p>
+      <w:pPr>
+        <w:pStyle w:val="font-claude-response-body"/>
+        <w:ind w:left="426" w:hanging="142"/>
+        <w:rPr>
+          <w:rFonts w:ascii="Arial" w:hAnsi="Arial" w:cs="Arial"/>
+          <w:sz w:val="28"/>
+          <w:szCs w:val="28"/>
+        </w:rPr>
+      </w:pPr>
+      <w:r>
+        <w:rPr>
+          <w:rFonts w:ascii="Arial" w:hAnsi="Arial" w:cs="Arial"/>
+          <w:sz w:val="28"/>
+          <w:szCs w:val="28"/>
+        </w:rPr>
+        <w:t xml:space="preserve">            5:</w:t>
+      </w:r>
+    </w:p>
+    <w:p>
+      <w:pPr>
+        <w:pStyle w:val="font-claude-response-body"/>
+        <w:ind w:left="426" w:hanging="142"/>
+        <w:rPr>
+          <w:rFonts w:ascii="Arial" w:hAnsi="Arial" w:cs="Arial"/>
+          <w:sz w:val="28"/>
+          <w:szCs w:val="28"/>
+        </w:rPr>
+      </w:pPr>
+      <w:r>
+        <w:rPr>
+          <w:rFonts w:ascii="Arial" w:hAnsi="Arial" w:cs="Arial"/>
+          <w:sz w:val="28"/>
+          <w:szCs w:val="28"/>
+        </w:rPr>
+        <w:t xml:space="preserve">                Escribir "Saliendo del sistema..."</w:t>
+      </w:r>
+    </w:p>
+    <w:p>
+      <w:pPr>
+        <w:pStyle w:val="font-claude-response-body"/>
+        <w:ind w:left="426" w:hanging="142"/>
+        <w:rPr>
+          <w:rFonts w:ascii="Arial" w:hAnsi="Arial" w:cs="Arial"/>
+          <w:sz w:val="28"/>
+          <w:szCs w:val="28"/>
+        </w:rPr>
+      </w:pPr>
+      <w:r>
+        <w:rPr>
+          <w:rFonts w:ascii="Arial" w:hAnsi="Arial" w:cs="Arial"/>
+          <w:sz w:val="28"/>
+          <w:szCs w:val="28"/>
+        </w:rPr>
+        <w:tab/>
+      </w:r>
+      <w:r>
+        <w:rPr>
+          <w:rFonts w:ascii="Arial" w:hAnsi="Arial" w:cs="Arial"/>
+          <w:sz w:val="28"/>
+          <w:szCs w:val="28"/>
+        </w:rPr>
+        <w:tab/>
+      </w:r>
+      <w:r>
+        <w:rPr>
+          <w:rFonts w:ascii="Arial" w:hAnsi="Arial" w:cs="Arial"/>
+          <w:sz w:val="28"/>
+          <w:szCs w:val="28"/>
+        </w:rPr>
+        <w:tab/>
+      </w:r>
+      <w:r>
+        <w:rPr>
+          <w:rFonts w:ascii="Arial" w:hAnsi="Arial" w:cs="Arial"/>
+          <w:sz w:val="28"/>
+          <w:szCs w:val="28"/>
+        </w:rPr>
+        <w:tab/>
+      </w:r>
+    </w:p>
+    <w:p>
+      <w:pPr>
+        <w:pStyle w:val="font-claude-response-body"/>
+        <w:ind w:left="426" w:hanging="142"/>
+        <w:rPr>
+          <w:rFonts w:ascii="Arial" w:hAnsi="Arial" w:cs="Arial"/>
+          <w:sz w:val="28"/>
+          <w:szCs w:val="28"/>
+        </w:rPr>
+      </w:pPr>
+      <w:r>
+        <w:rPr>
+          <w:rFonts w:ascii="Arial" w:hAnsi="Arial" w:cs="Arial"/>
+          <w:sz w:val="28"/>
+          <w:szCs w:val="28"/>
+        </w:rPr>
+        <w:t xml:space="preserve">            De Otro Modo:</w:t>
+      </w:r>
+    </w:p>
+    <w:p>
+      <w:pPr>
+        <w:pStyle w:val="font-claude-response-body"/>
+        <w:ind w:left="426" w:hanging="142"/>
+        <w:rPr>
+          <w:rFonts w:ascii="Arial" w:hAnsi="Arial" w:cs="Arial"/>
+          <w:sz w:val="28"/>
+          <w:szCs w:val="28"/>
+        </w:rPr>
+      </w:pPr>
+      <w:r>
+        <w:rPr>
+          <w:rFonts w:ascii="Arial" w:hAnsi="Arial" w:cs="Arial"/>
+          <w:sz w:val="28"/>
+          <w:szCs w:val="28"/>
+        </w:rPr>
+        <w:t xml:space="preserve">                Escribir "</w:t>
+      </w:r>
+      <w:proofErr w:type="spellStart"/>
+      <w:r>
+        <w:rPr>
+          <w:rFonts w:ascii="Arial" w:hAnsi="Arial" w:cs="Arial"/>
+          <w:sz w:val="28"/>
+          <w:szCs w:val="28"/>
+        </w:rPr>
+        <w:t>Opcion</w:t>
+      </w:r>
+      <w:proofErr w:type="spellEnd"/>
+      <w:r>
+        <w:rPr>
+          <w:rFonts w:ascii="Arial" w:hAnsi="Arial" w:cs="Arial"/>
+          <w:sz w:val="28"/>
+          <w:szCs w:val="28"/>
+        </w:rPr>
+        <w:t xml:space="preserve"> invalida"</w:t>
+      </w:r>
+    </w:p>
+    <w:p>
+      <w:pPr>
+        <w:pStyle w:val="font-claude-response-body"/>
+        <w:ind w:left="426" w:hanging="142"/>
+        <w:rPr>
+          <w:rFonts w:ascii="Arial" w:hAnsi="Arial" w:cs="Arial"/>
+          <w:sz w:val="28"/>
+          <w:szCs w:val="28"/>
+        </w:rPr>
+      </w:pPr>
+      <w:r>
+        <w:rPr>
+          <w:rFonts w:ascii="Arial" w:hAnsi="Arial" w:cs="Arial"/>
+          <w:sz w:val="28"/>
+          <w:szCs w:val="28"/>
+        </w:rPr>
+        <w:tab/>
+      </w:r>
+      <w:r>
+        <w:rPr>
+          <w:rFonts w:ascii="Arial" w:hAnsi="Arial" w:cs="Arial"/>
+          <w:sz w:val="28"/>
+          <w:szCs w:val="28"/>
+        </w:rPr>
+        <w:tab/>
+      </w:r>
+      <w:r>
+        <w:rPr>
+          <w:rFonts w:ascii="Arial" w:hAnsi="Arial" w:cs="Arial"/>
+          <w:sz w:val="28"/>
+          <w:szCs w:val="28"/>
+        </w:rPr>
+        <w:tab/>
+      </w:r>
+      <w:r>
+        <w:rPr>
+          <w:rFonts w:ascii="Arial" w:hAnsi="Arial" w:cs="Arial"/>
+          <w:sz w:val="28"/>
+          <w:szCs w:val="28"/>
+        </w:rPr>
+        <w:tab/>
+      </w:r>
+    </w:p>
+    <w:p>
+      <w:pPr>
+        <w:pStyle w:val="font-claude-response-body"/>
+        <w:ind w:left="426" w:hanging="142"/>
+        <w:rPr>
+          <w:rFonts w:ascii="Arial" w:hAnsi="Arial" w:cs="Arial"/>
+          <w:sz w:val="28"/>
+          <w:szCs w:val="28"/>
+        </w:rPr>
+      </w:pPr>
+      <w:r>
+        <w:rPr>
+          <w:rFonts w:ascii="Arial" w:hAnsi="Arial" w:cs="Arial"/>
+          <w:sz w:val="28"/>
+          <w:szCs w:val="28"/>
+        </w:rPr>
+        <w:t xml:space="preserve">        </w:t>
+      </w:r>
+      <w:proofErr w:type="spellStart"/>
+      <w:r>
+        <w:rPr>
+          <w:rFonts w:ascii="Arial" w:hAnsi="Arial" w:cs="Arial"/>
+          <w:sz w:val="28"/>
+          <w:szCs w:val="28"/>
+        </w:rPr>
+        <w:t>FinSegun</w:t>
+      </w:r>
+      <w:proofErr w:type="spellEnd"/>
+    </w:p>
+    <w:p>
+      <w:pPr>
+        <w:pStyle w:val="font-claude-response-body"/>
+        <w:ind w:left="426" w:hanging="142"/>
+        <w:rPr>
+          <w:rFonts w:ascii="Arial" w:hAnsi="Arial" w:cs="Arial"/>
+          <w:sz w:val="28"/>
+          <w:szCs w:val="28"/>
+        </w:rPr>
+      </w:pPr>
+      <w:r>
+        <w:rPr>
+          <w:rFonts w:ascii="Arial" w:hAnsi="Arial" w:cs="Arial"/>
+          <w:sz w:val="28"/>
+          <w:szCs w:val="28"/>
+        </w:rPr>
+        <w:tab/>
+      </w:r>
+      <w:r>
+        <w:rPr>
+          <w:rFonts w:ascii="Arial" w:hAnsi="Arial" w:cs="Arial"/>
+          <w:sz w:val="28"/>
+          <w:szCs w:val="28"/>
+        </w:rPr>
+        <w:tab/>
+      </w:r>
+    </w:p>
+    <w:p>
+      <w:pPr>
+        <w:pStyle w:val="font-claude-response-body"/>
+        <w:ind w:left="426" w:hanging="142"/>
+        <w:rPr>
+          <w:rFonts w:ascii="Arial" w:hAnsi="Arial" w:cs="Arial"/>
+          <w:sz w:val="28"/>
+          <w:szCs w:val="28"/>
+        </w:rPr>
+      </w:pPr>
+      <w:r>
+        <w:rPr>
+          <w:rFonts w:ascii="Arial" w:hAnsi="Arial" w:cs="Arial"/>
+          <w:sz w:val="28"/>
+          <w:szCs w:val="28"/>
+        </w:rPr>
+        <w:t xml:space="preserve">    Hasta Que </w:t>
+      </w:r>
+      <w:proofErr w:type="spellStart"/>
+      <w:r>
+        <w:rPr>
+          <w:rFonts w:ascii="Arial" w:hAnsi="Arial" w:cs="Arial"/>
+          <w:sz w:val="28"/>
+          <w:szCs w:val="28"/>
+        </w:rPr>
+        <w:t>opcion</w:t>
+      </w:r>
+      <w:proofErr w:type="spellEnd"/>
+      <w:r>
+        <w:rPr>
+          <w:rFonts w:ascii="Arial" w:hAnsi="Arial" w:cs="Arial"/>
+          <w:sz w:val="28"/>
+          <w:szCs w:val="28"/>
+        </w:rPr>
+        <w:t xml:space="preserve"> = 5</w:t>
+      </w:r>
+    </w:p>
+    <w:p>
+      <w:pPr>
+        <w:pStyle w:val="font-claude-response-body"/>
+        <w:ind w:left="426" w:hanging="142"/>
+        <w:rPr>
+          <w:rFonts w:ascii="Arial" w:hAnsi="Arial" w:cs="Arial"/>
+          <w:sz w:val="28"/>
+          <w:szCs w:val="28"/>
+        </w:rPr>
+      </w:pPr>
+      <w:r>
+        <w:rPr>
+          <w:rFonts w:ascii="Arial" w:hAnsi="Arial" w:cs="Arial"/>
+          <w:sz w:val="28"/>
+          <w:szCs w:val="28"/>
+        </w:rPr>
+        <w:tab/>
+      </w:r>
+    </w:p>
+    <w:p>
+      <w:pPr>
+        <w:pStyle w:val="font-claude-response-body"/>
+        <w:ind w:left="426" w:hanging="142"/>
+        <w:rPr>
+          <w:rFonts w:ascii="Arial" w:hAnsi="Arial" w:cs="Arial"/>
+          <w:sz w:val="28"/>
+          <w:szCs w:val="28"/>
+        </w:rPr>
+      </w:pPr>
+      <w:proofErr w:type="spellStart"/>
+      <w:r>
+        <w:rPr>
+          <w:rFonts w:ascii="Arial" w:hAnsi="Arial" w:cs="Arial"/>
+          <w:sz w:val="28"/>
+          <w:szCs w:val="28"/>
+        </w:rPr>
+        <w:t>FinAlgoritmo</w:t>
+      </w:r>
+      <w:proofErr w:type="spellEnd"/>
+    </w:p>
+    <w:p>
+      <w:pPr>
+        <w:pStyle w:val="font-claude-response-body"/>
+        <w:ind w:left="426" w:hanging="142"/>
+        <w:rPr>
+          <w:rFonts w:ascii="Arial" w:hAnsi="Arial" w:cs="Arial"/>
+          <w:sz w:val="28"/>
+          <w:szCs w:val="28"/>
+        </w:rPr>
+      </w:pPr>
+      <w:r>
+        <w:rPr>
+          <w:rFonts w:ascii="Arial" w:hAnsi="Arial" w:cs="Arial"/>
           <w:noProof/>
-        </w:rPr>
-        <w:t xml:space="preserve"> </w:t>
-      </w:r>
-    </w:p>
-    <w:p>
-      <w:pPr>
-        <w:pStyle w:val="font-claude-response-body"/>
-        <w:ind w:left="426" w:hanging="142"/>
-        <w:rPr>
-          <w:rFonts w:ascii="Arial" w:hAnsi="Arial" w:cs="Arial"/>
-          <w:sz w:val="28"/>
-          <w:szCs w:val="28"/>
-        </w:rPr>
-      </w:pPr>
-      <w:proofErr w:type="gramStart"/>
-      <w:r>
-        <w:rPr>
-          <w:rFonts w:ascii="Arial" w:hAnsi="Arial" w:cs="Arial"/>
-          <w:sz w:val="28"/>
-          <w:szCs w:val="28"/>
-        </w:rPr>
-        <w:t>Algoritmo  EL</w:t>
-      </w:r>
-      <w:proofErr w:type="gramEnd"/>
-      <w:r>
-        <w:rPr>
-          <w:rFonts w:ascii="Arial" w:hAnsi="Arial" w:cs="Arial"/>
-          <w:sz w:val="28"/>
-          <w:szCs w:val="28"/>
-        </w:rPr>
-        <w:t>_BOMBERITO</w:t>
-      </w:r>
-    </w:p>
-    <w:p>
-      <w:pPr>
-        <w:pStyle w:val="font-claude-response-body"/>
-        <w:ind w:left="426" w:hanging="142"/>
-        <w:rPr>
-          <w:rFonts w:ascii="Arial" w:hAnsi="Arial" w:cs="Arial"/>
-          <w:sz w:val="28"/>
-          <w:szCs w:val="28"/>
-        </w:rPr>
-      </w:pPr>
-    </w:p>
-    <w:p>
-      <w:pPr>
-        <w:pStyle w:val="font-claude-response-body"/>
-        <w:ind w:left="426" w:hanging="142"/>
-        <w:rPr>
-          <w:rFonts w:ascii="Arial" w:hAnsi="Arial" w:cs="Arial"/>
-          <w:sz w:val="28"/>
-          <w:szCs w:val="28"/>
-        </w:rPr>
-      </w:pPr>
-      <w:r>
-        <w:rPr>
-          <w:rFonts w:ascii="Arial" w:hAnsi="Arial" w:cs="Arial"/>
-          <w:sz w:val="28"/>
-          <w:szCs w:val="28"/>
-        </w:rPr>
-        <w:t xml:space="preserve">    Definir opcion, piso Como Entero</w:t>
-      </w:r>
-    </w:p>
-    <w:p>
-      <w:pPr>
-        <w:pStyle w:val="font-claude-response-body"/>
-        <w:ind w:left="426" w:hanging="142"/>
-        <w:rPr>
-          <w:rFonts w:ascii="Arial" w:hAnsi="Arial" w:cs="Arial"/>
-          <w:sz w:val="28"/>
-          <w:szCs w:val="28"/>
-        </w:rPr>
-      </w:pPr>
-      <w:r>
-        <w:rPr>
-          <w:rFonts w:ascii="Arial" w:hAnsi="Arial" w:cs="Arial"/>
-          <w:sz w:val="28"/>
-          <w:szCs w:val="28"/>
-        </w:rPr>
-        <w:t xml:space="preserve">    Definir temperatura Como Entero</w:t>
-      </w:r>
-    </w:p>
-    <w:p>
-      <w:pPr>
-        <w:pStyle w:val="font-claude-response-body"/>
-        <w:ind w:left="426" w:hanging="142"/>
-        <w:rPr>
-          <w:rFonts w:ascii="Arial" w:hAnsi="Arial" w:cs="Arial"/>
-          <w:sz w:val="28"/>
-          <w:szCs w:val="28"/>
-        </w:rPr>
-      </w:pPr>
-      <w:r>
-        <w:rPr>
-          <w:rFonts w:ascii="Arial" w:hAnsi="Arial" w:cs="Arial"/>
-          <w:sz w:val="28"/>
-          <w:szCs w:val="28"/>
-        </w:rPr>
-        <w:t xml:space="preserve">    Definir humo Como Real</w:t>
-      </w:r>
-    </w:p>
-    <w:p>
-      <w:pPr>
-        <w:pStyle w:val="font-claude-response-body"/>
-        <w:ind w:left="426" w:hanging="142"/>
-        <w:rPr>
-          <w:rFonts w:ascii="Arial" w:hAnsi="Arial" w:cs="Arial"/>
-          <w:sz w:val="28"/>
-          <w:szCs w:val="28"/>
-        </w:rPr>
-      </w:pPr>
-      <w:r>
-        <w:rPr>
-          <w:rFonts w:ascii="Arial" w:hAnsi="Arial" w:cs="Arial"/>
-          <w:sz w:val="28"/>
-          <w:szCs w:val="28"/>
-        </w:rPr>
-        <w:tab/>
-      </w:r>
-    </w:p>
-    <w:p>
-      <w:pPr>
-        <w:pStyle w:val="font-claude-response-body"/>
-        <w:ind w:left="426" w:hanging="142"/>
-        <w:rPr>
-          <w:rFonts w:ascii="Arial" w:hAnsi="Arial" w:cs="Arial"/>
-          <w:sz w:val="28"/>
-          <w:szCs w:val="28"/>
-        </w:rPr>
-      </w:pPr>
-      <w:r>
-        <w:rPr>
-          <w:rFonts w:ascii="Arial" w:hAnsi="Arial" w:cs="Arial"/>
-          <w:sz w:val="28"/>
-          <w:szCs w:val="28"/>
-        </w:rPr>
-        <w:t xml:space="preserve">    Repetir</w:t>
-      </w:r>
-    </w:p>
-    <w:p>
-      <w:pPr>
-        <w:pStyle w:val="font-claude-response-body"/>
-        <w:ind w:left="426" w:hanging="142"/>
-        <w:rPr>
-          <w:rFonts w:ascii="Arial" w:hAnsi="Arial" w:cs="Arial"/>
-          <w:sz w:val="28"/>
-          <w:szCs w:val="28"/>
-        </w:rPr>
-      </w:pPr>
-      <w:r>
-        <w:rPr>
-          <w:rFonts w:ascii="Arial" w:hAnsi="Arial" w:cs="Arial"/>
-          <w:sz w:val="28"/>
-          <w:szCs w:val="28"/>
-        </w:rPr>
-        <w:t xml:space="preserve">        Escribir "SISTEMA EL BOMBERITO"</w:t>
-      </w:r>
-    </w:p>
-    <w:p>
-      <w:pPr>
-        <w:pStyle w:val="font-claude-response-body"/>
-        <w:ind w:left="426" w:hanging="142"/>
-        <w:rPr>
-          <w:rFonts w:ascii="Arial" w:hAnsi="Arial" w:cs="Arial"/>
-          <w:sz w:val="28"/>
-          <w:szCs w:val="28"/>
-        </w:rPr>
-      </w:pPr>
-      <w:r>
-        <w:rPr>
-          <w:rFonts w:ascii="Arial" w:hAnsi="Arial" w:cs="Arial"/>
-          <w:sz w:val="28"/>
-          <w:szCs w:val="28"/>
-        </w:rPr>
-        <w:t xml:space="preserve">        Escribir "1. Monitorear pisos"</w:t>
-      </w:r>
-    </w:p>
-    <w:p>
-      <w:pPr>
-        <w:pStyle w:val="font-claude-response-body"/>
-        <w:ind w:left="426" w:hanging="142"/>
-        <w:rPr>
-          <w:rFonts w:ascii="Arial" w:hAnsi="Arial" w:cs="Arial"/>
-          <w:sz w:val="28"/>
-          <w:szCs w:val="28"/>
-        </w:rPr>
-      </w:pPr>
-      <w:r>
-        <w:rPr>
-          <w:rFonts w:ascii="Arial" w:hAnsi="Arial" w:cs="Arial"/>
-          <w:sz w:val="28"/>
-          <w:szCs w:val="28"/>
-        </w:rPr>
-        <w:t xml:space="preserve">        Escribir "2. Monitoreo a distancia"</w:t>
-      </w:r>
-    </w:p>
-    <w:p>
-      <w:pPr>
-        <w:pStyle w:val="font-claude-response-body"/>
-        <w:ind w:left="426" w:hanging="142"/>
-        <w:rPr>
-          <w:rFonts w:ascii="Arial" w:hAnsi="Arial" w:cs="Arial"/>
-          <w:sz w:val="28"/>
-          <w:szCs w:val="28"/>
-        </w:rPr>
-      </w:pPr>
-      <w:r>
-        <w:rPr>
-          <w:rFonts w:ascii="Arial" w:hAnsi="Arial" w:cs="Arial"/>
-          <w:sz w:val="28"/>
-          <w:szCs w:val="28"/>
-        </w:rPr>
-        <w:t xml:space="preserve">        Escribir "3. Alerta manual"</w:t>
-      </w:r>
-    </w:p>
-    <w:p>
-      <w:pPr>
-        <w:pStyle w:val="font-claude-response-body"/>
-        <w:ind w:left="426" w:hanging="142"/>
-        <w:rPr>
-          <w:rFonts w:ascii="Arial" w:hAnsi="Arial" w:cs="Arial"/>
-          <w:sz w:val="28"/>
-          <w:szCs w:val="28"/>
-        </w:rPr>
-      </w:pPr>
-      <w:r>
-        <w:rPr>
-          <w:rFonts w:ascii="Arial" w:hAnsi="Arial" w:cs="Arial"/>
-          <w:sz w:val="28"/>
-          <w:szCs w:val="28"/>
-        </w:rPr>
-        <w:t xml:space="preserve">        Escribir "4. Historial"</w:t>
-      </w:r>
-    </w:p>
-    <w:p>
-      <w:pPr>
-        <w:pStyle w:val="font-claude-response-body"/>
-        <w:ind w:left="426" w:hanging="142"/>
-        <w:rPr>
-          <w:rFonts w:ascii="Arial" w:hAnsi="Arial" w:cs="Arial"/>
-          <w:sz w:val="28"/>
-          <w:szCs w:val="28"/>
-        </w:rPr>
-      </w:pPr>
-      <w:r>
-        <w:rPr>
-          <w:rFonts w:ascii="Arial" w:hAnsi="Arial" w:cs="Arial"/>
-          <w:sz w:val="28"/>
-          <w:szCs w:val="28"/>
-        </w:rPr>
-        <w:t xml:space="preserve">        Escribir "5. Salir"</w:t>
-      </w:r>
-    </w:p>
-    <w:p>
-      <w:pPr>
-        <w:pStyle w:val="font-claude-response-body"/>
-        <w:ind w:left="426" w:hanging="142"/>
-        <w:rPr>
-          <w:rFonts w:ascii="Arial" w:hAnsi="Arial" w:cs="Arial"/>
-          <w:sz w:val="28"/>
-          <w:szCs w:val="28"/>
-        </w:rPr>
-      </w:pPr>
-      <w:r>
-        <w:rPr>
-          <w:rFonts w:ascii="Arial" w:hAnsi="Arial" w:cs="Arial"/>
-          <w:sz w:val="28"/>
-          <w:szCs w:val="28"/>
-        </w:rPr>
-        <w:t xml:space="preserve">        Leer opcion</w:t>
-      </w:r>
-    </w:p>
-    <w:p>
-      <w:pPr>
-        <w:pStyle w:val="font-claude-response-body"/>
-        <w:ind w:left="426" w:hanging="142"/>
-        <w:rPr>
-          <w:rFonts w:ascii="Arial" w:hAnsi="Arial" w:cs="Arial"/>
-          <w:sz w:val="28"/>
-          <w:szCs w:val="28"/>
-        </w:rPr>
-      </w:pPr>
-      <w:r>
-        <w:rPr>
-          <w:rFonts w:ascii="Arial" w:hAnsi="Arial" w:cs="Arial"/>
-          <w:sz w:val="28"/>
-          <w:szCs w:val="28"/>
-        </w:rPr>
-        <w:tab/>
-      </w:r>
-      <w:r>
-        <w:rPr>
-          <w:rFonts w:ascii="Arial" w:hAnsi="Arial" w:cs="Arial"/>
-          <w:sz w:val="28"/>
-          <w:szCs w:val="28"/>
-        </w:rPr>
-        <w:tab/>
-      </w:r>
-    </w:p>
-    <w:p>
-      <w:pPr>
-        <w:pStyle w:val="font-claude-response-body"/>
-        <w:ind w:left="426" w:hanging="142"/>
-        <w:rPr>
-          <w:rFonts w:ascii="Arial" w:hAnsi="Arial" w:cs="Arial"/>
-          <w:sz w:val="28"/>
-          <w:szCs w:val="28"/>
-        </w:rPr>
-      </w:pPr>
-      <w:r>
-        <w:rPr>
-          <w:rFonts w:ascii="Arial" w:hAnsi="Arial" w:cs="Arial"/>
-          <w:sz w:val="28"/>
-          <w:szCs w:val="28"/>
-        </w:rPr>
-        <w:t xml:space="preserve">        Segun opcion Hacer</w:t>
-      </w:r>
-    </w:p>
-    <w:p>
-      <w:pPr>
-        <w:pStyle w:val="font-claude-response-body"/>
-        <w:ind w:left="426" w:hanging="142"/>
-        <w:rPr>
-          <w:rFonts w:ascii="Arial" w:hAnsi="Arial" w:cs="Arial"/>
-          <w:sz w:val="28"/>
-          <w:szCs w:val="28"/>
-        </w:rPr>
-      </w:pPr>
-      <w:r>
-        <w:rPr>
-          <w:rFonts w:ascii="Arial" w:hAnsi="Arial" w:cs="Arial"/>
-          <w:sz w:val="28"/>
-          <w:szCs w:val="28"/>
-        </w:rPr>
-        <w:tab/>
-      </w:r>
-      <w:r>
-        <w:rPr>
-          <w:rFonts w:ascii="Arial" w:hAnsi="Arial" w:cs="Arial"/>
-          <w:sz w:val="28"/>
-          <w:szCs w:val="28"/>
-        </w:rPr>
-        <w:tab/>
-      </w:r>
-      <w:r>
-        <w:rPr>
-          <w:rFonts w:ascii="Arial" w:hAnsi="Arial" w:cs="Arial"/>
-          <w:sz w:val="28"/>
-          <w:szCs w:val="28"/>
-        </w:rPr>
-        <w:tab/>
-      </w:r>
-    </w:p>
-    <w:p>
-      <w:pPr>
-        <w:pStyle w:val="font-claude-response-body"/>
-        <w:ind w:left="426" w:hanging="142"/>
-        <w:rPr>
-          <w:rFonts w:ascii="Arial" w:hAnsi="Arial" w:cs="Arial"/>
-          <w:sz w:val="28"/>
-          <w:szCs w:val="28"/>
-        </w:rPr>
-      </w:pPr>
-      <w:r>
-        <w:rPr>
-          <w:rFonts w:ascii="Arial" w:hAnsi="Arial" w:cs="Arial"/>
-          <w:sz w:val="28"/>
-          <w:szCs w:val="28"/>
-        </w:rPr>
-        <w:t xml:space="preserve">            1:</w:t>
-      </w:r>
-    </w:p>
-    <w:p>
-      <w:pPr>
-        <w:pStyle w:val="font-claude-response-body"/>
-        <w:ind w:left="426" w:hanging="142"/>
-        <w:rPr>
-          <w:rFonts w:ascii="Arial" w:hAnsi="Arial" w:cs="Arial"/>
-          <w:sz w:val="28"/>
-          <w:szCs w:val="28"/>
-        </w:rPr>
-      </w:pPr>
-      <w:r>
-        <w:rPr>
-          <w:rFonts w:ascii="Arial" w:hAnsi="Arial" w:cs="Arial"/>
-          <w:sz w:val="28"/>
-          <w:szCs w:val="28"/>
-        </w:rPr>
-        <w:t xml:space="preserve">                Escribir "1. Piso 1"</w:t>
-      </w:r>
-    </w:p>
-    <w:p>
-      <w:pPr>
-        <w:pStyle w:val="font-claude-response-body"/>
-        <w:ind w:left="426" w:hanging="142"/>
-        <w:rPr>
-          <w:rFonts w:ascii="Arial" w:hAnsi="Arial" w:cs="Arial"/>
-          <w:sz w:val="28"/>
-          <w:szCs w:val="28"/>
-        </w:rPr>
-      </w:pPr>
-      <w:r>
-        <w:rPr>
-          <w:rFonts w:ascii="Arial" w:hAnsi="Arial" w:cs="Arial"/>
-          <w:sz w:val="28"/>
-          <w:szCs w:val="28"/>
-        </w:rPr>
-        <w:t xml:space="preserve">                Escribir "2. Piso 2"</w:t>
-      </w:r>
-    </w:p>
-    <w:p>
-      <w:pPr>
-        <w:pStyle w:val="font-claude-response-body"/>
-        <w:ind w:left="426" w:hanging="142"/>
-        <w:rPr>
-          <w:rFonts w:ascii="Arial" w:hAnsi="Arial" w:cs="Arial"/>
-          <w:sz w:val="28"/>
-          <w:szCs w:val="28"/>
-        </w:rPr>
-      </w:pPr>
-      <w:r>
-        <w:rPr>
-          <w:rFonts w:ascii="Arial" w:hAnsi="Arial" w:cs="Arial"/>
-          <w:sz w:val="28"/>
-          <w:szCs w:val="28"/>
-        </w:rPr>
-        <w:t xml:space="preserve">                Escribir "3. Piso 3"</w:t>
-      </w:r>
-    </w:p>
-    <w:p>
-      <w:pPr>
-        <w:pStyle w:val="font-claude-response-body"/>
-        <w:ind w:left="426" w:hanging="142"/>
-        <w:rPr>
-          <w:rFonts w:ascii="Arial" w:hAnsi="Arial" w:cs="Arial"/>
-          <w:sz w:val="28"/>
-          <w:szCs w:val="28"/>
-        </w:rPr>
-      </w:pPr>
-      <w:r>
-        <w:rPr>
-          <w:rFonts w:ascii="Arial" w:hAnsi="Arial" w:cs="Arial"/>
-          <w:sz w:val="28"/>
-          <w:szCs w:val="28"/>
-        </w:rPr>
-        <w:t xml:space="preserve">                Leer piso</w:t>
-      </w:r>
-    </w:p>
-    <w:p>
-      <w:pPr>
-        <w:pStyle w:val="font-claude-response-body"/>
-        <w:ind w:left="426" w:hanging="142"/>
-        <w:rPr>
-          <w:rFonts w:ascii="Arial" w:hAnsi="Arial" w:cs="Arial"/>
-          <w:sz w:val="28"/>
-          <w:szCs w:val="28"/>
-        </w:rPr>
-      </w:pPr>
-      <w:r>
-        <w:rPr>
-          <w:rFonts w:ascii="Arial" w:hAnsi="Arial" w:cs="Arial"/>
           <w:sz w:val="28"/>
           <w:szCs w:val="28"/>
         </w:rPr>
         <w:lastRenderedPageBreak/>
-        <w:tab/>
-      </w:r>
-      <w:r>
-        <w:rPr>
-          <w:rFonts w:ascii="Arial" w:hAnsi="Arial" w:cs="Arial"/>
-          <w:sz w:val="28"/>
-          <w:szCs w:val="28"/>
-        </w:rPr>
-        <w:tab/>
-      </w:r>
-      <w:r>
-        <w:rPr>
-          <w:rFonts w:ascii="Arial" w:hAnsi="Arial" w:cs="Arial"/>
-          <w:sz w:val="28"/>
-          <w:szCs w:val="28"/>
-        </w:rPr>
-        <w:tab/>
-      </w:r>
-      <w:r>
-        <w:rPr>
-          <w:rFonts w:ascii="Arial" w:hAnsi="Arial" w:cs="Arial"/>
-          <w:sz w:val="28"/>
-          <w:szCs w:val="28"/>
-        </w:rPr>
-        <w:tab/>
-      </w:r>
-    </w:p>
-    <w:p>
-      <w:pPr>
-        <w:pStyle w:val="font-claude-response-body"/>
-        <w:ind w:left="426" w:hanging="142"/>
-        <w:rPr>
-          <w:rFonts w:ascii="Arial" w:hAnsi="Arial" w:cs="Arial"/>
-          <w:sz w:val="28"/>
-          <w:szCs w:val="28"/>
-        </w:rPr>
-      </w:pPr>
-      <w:r>
-        <w:rPr>
-          <w:rFonts w:ascii="Arial" w:hAnsi="Arial" w:cs="Arial"/>
-          <w:sz w:val="28"/>
-          <w:szCs w:val="28"/>
-        </w:rPr>
-        <w:t xml:space="preserve">                temperatura &lt;- </w:t>
-      </w:r>
-      <w:proofErr w:type="gramStart"/>
-      <w:r>
-        <w:rPr>
-          <w:rFonts w:ascii="Arial" w:hAnsi="Arial" w:cs="Arial"/>
-          <w:sz w:val="28"/>
-          <w:szCs w:val="28"/>
-        </w:rPr>
-        <w:t>Aleatorio(</w:t>
-      </w:r>
-      <w:proofErr w:type="gramEnd"/>
-      <w:r>
-        <w:rPr>
-          <w:rFonts w:ascii="Arial" w:hAnsi="Arial" w:cs="Arial"/>
-          <w:sz w:val="28"/>
-          <w:szCs w:val="28"/>
-        </w:rPr>
-        <w:t>15,75)</w:t>
-      </w:r>
-    </w:p>
-    <w:p>
-      <w:pPr>
-        <w:pStyle w:val="font-claude-response-body"/>
-        <w:ind w:left="426" w:hanging="142"/>
-        <w:rPr>
-          <w:rFonts w:ascii="Arial" w:hAnsi="Arial" w:cs="Arial"/>
-          <w:sz w:val="28"/>
-          <w:szCs w:val="28"/>
-        </w:rPr>
-      </w:pPr>
-      <w:r>
-        <w:rPr>
-          <w:rFonts w:ascii="Arial" w:hAnsi="Arial" w:cs="Arial"/>
-          <w:sz w:val="28"/>
-          <w:szCs w:val="28"/>
-        </w:rPr>
-        <w:t xml:space="preserve">                humo &lt;- </w:t>
-      </w:r>
-      <w:proofErr w:type="gramStart"/>
-      <w:r>
-        <w:rPr>
-          <w:rFonts w:ascii="Arial" w:hAnsi="Arial" w:cs="Arial"/>
-          <w:sz w:val="28"/>
-          <w:szCs w:val="28"/>
-        </w:rPr>
-        <w:t>Aleatorio(</w:t>
-      </w:r>
-      <w:proofErr w:type="gramEnd"/>
-      <w:r>
-        <w:rPr>
-          <w:rFonts w:ascii="Arial" w:hAnsi="Arial" w:cs="Arial"/>
-          <w:sz w:val="28"/>
-          <w:szCs w:val="28"/>
-        </w:rPr>
-        <w:t>0,100)</w:t>
-      </w:r>
-    </w:p>
-    <w:p>
-      <w:pPr>
-        <w:pStyle w:val="font-claude-response-body"/>
-        <w:ind w:left="426" w:hanging="142"/>
-        <w:rPr>
-          <w:rFonts w:ascii="Arial" w:hAnsi="Arial" w:cs="Arial"/>
-          <w:sz w:val="28"/>
-          <w:szCs w:val="28"/>
-        </w:rPr>
-      </w:pPr>
-      <w:r>
-        <w:rPr>
-          <w:rFonts w:ascii="Arial" w:hAnsi="Arial" w:cs="Arial"/>
-          <w:sz w:val="28"/>
-          <w:szCs w:val="28"/>
-        </w:rPr>
-        <w:tab/>
-      </w:r>
-      <w:r>
-        <w:rPr>
-          <w:rFonts w:ascii="Arial" w:hAnsi="Arial" w:cs="Arial"/>
-          <w:sz w:val="28"/>
-          <w:szCs w:val="28"/>
-        </w:rPr>
-        <w:tab/>
-      </w:r>
-      <w:r>
-        <w:rPr>
-          <w:rFonts w:ascii="Arial" w:hAnsi="Arial" w:cs="Arial"/>
-          <w:sz w:val="28"/>
-          <w:szCs w:val="28"/>
-        </w:rPr>
-        <w:tab/>
-      </w:r>
-      <w:r>
-        <w:rPr>
-          <w:rFonts w:ascii="Arial" w:hAnsi="Arial" w:cs="Arial"/>
-          <w:sz w:val="28"/>
-          <w:szCs w:val="28"/>
-        </w:rPr>
-        <w:tab/>
-      </w:r>
-    </w:p>
-    <w:p>
-      <w:pPr>
-        <w:pStyle w:val="font-claude-response-body"/>
-        <w:ind w:left="426" w:hanging="142"/>
-        <w:rPr>
-          <w:rFonts w:ascii="Arial" w:hAnsi="Arial" w:cs="Arial"/>
-          <w:sz w:val="28"/>
-          <w:szCs w:val="28"/>
-        </w:rPr>
-      </w:pPr>
-      <w:r>
-        <w:rPr>
-          <w:rFonts w:ascii="Arial" w:hAnsi="Arial" w:cs="Arial"/>
-          <w:sz w:val="28"/>
-          <w:szCs w:val="28"/>
-        </w:rPr>
-        <w:t xml:space="preserve">                Escribir "Temperatura: ", temperatura, " °C"</w:t>
-      </w:r>
-    </w:p>
-    <w:p>
-      <w:pPr>
-        <w:pStyle w:val="font-claude-response-body"/>
-        <w:ind w:left="426" w:hanging="142"/>
-        <w:rPr>
-          <w:rFonts w:ascii="Arial" w:hAnsi="Arial" w:cs="Arial"/>
-          <w:sz w:val="28"/>
-          <w:szCs w:val="28"/>
-        </w:rPr>
-      </w:pPr>
-      <w:r>
-        <w:rPr>
-          <w:rFonts w:ascii="Arial" w:hAnsi="Arial" w:cs="Arial"/>
-          <w:sz w:val="28"/>
-          <w:szCs w:val="28"/>
-        </w:rPr>
-        <w:t xml:space="preserve">                Escribir "Humo: ", humo, "%"</w:t>
-      </w:r>
-    </w:p>
-    <w:p>
-      <w:pPr>
-        <w:pStyle w:val="font-claude-response-body"/>
-        <w:ind w:left="426" w:hanging="142"/>
-        <w:rPr>
-          <w:rFonts w:ascii="Arial" w:hAnsi="Arial" w:cs="Arial"/>
-          <w:sz w:val="28"/>
-          <w:szCs w:val="28"/>
-        </w:rPr>
-      </w:pPr>
-      <w:r>
-        <w:rPr>
-          <w:rFonts w:ascii="Arial" w:hAnsi="Arial" w:cs="Arial"/>
-          <w:sz w:val="28"/>
-          <w:szCs w:val="28"/>
-        </w:rPr>
-        <w:tab/>
-      </w:r>
-      <w:r>
-        <w:rPr>
-          <w:rFonts w:ascii="Arial" w:hAnsi="Arial" w:cs="Arial"/>
-          <w:sz w:val="28"/>
-          <w:szCs w:val="28"/>
-        </w:rPr>
-        <w:tab/>
-      </w:r>
-      <w:r>
-        <w:rPr>
-          <w:rFonts w:ascii="Arial" w:hAnsi="Arial" w:cs="Arial"/>
-          <w:sz w:val="28"/>
-          <w:szCs w:val="28"/>
-        </w:rPr>
-        <w:tab/>
-      </w:r>
-      <w:r>
-        <w:rPr>
-          <w:rFonts w:ascii="Arial" w:hAnsi="Arial" w:cs="Arial"/>
-          <w:sz w:val="28"/>
-          <w:szCs w:val="28"/>
-        </w:rPr>
-        <w:tab/>
-      </w:r>
-    </w:p>
-    <w:p>
-      <w:pPr>
-        <w:pStyle w:val="font-claude-response-body"/>
-        <w:ind w:left="426" w:hanging="142"/>
-        <w:rPr>
-          <w:rFonts w:ascii="Arial" w:hAnsi="Arial" w:cs="Arial"/>
-          <w:sz w:val="28"/>
-          <w:szCs w:val="28"/>
-        </w:rPr>
-      </w:pPr>
-      <w:r>
-        <w:rPr>
-          <w:rFonts w:ascii="Arial" w:hAnsi="Arial" w:cs="Arial"/>
-          <w:sz w:val="28"/>
-          <w:szCs w:val="28"/>
-        </w:rPr>
-        <w:t xml:space="preserve">                Si temperatura &gt;= 50 O humo &gt;= 45 Entonces</w:t>
-      </w:r>
-    </w:p>
-    <w:p>
-      <w:pPr>
-        <w:pStyle w:val="font-claude-response-body"/>
-        <w:ind w:left="426" w:hanging="142"/>
-        <w:rPr>
-          <w:rFonts w:ascii="Arial" w:hAnsi="Arial" w:cs="Arial"/>
-          <w:sz w:val="28"/>
-          <w:szCs w:val="28"/>
-        </w:rPr>
-      </w:pPr>
-      <w:r>
-        <w:rPr>
-          <w:rFonts w:ascii="Arial" w:hAnsi="Arial" w:cs="Arial"/>
-          <w:sz w:val="28"/>
-          <w:szCs w:val="28"/>
-        </w:rPr>
-        <w:t xml:space="preserve">                    Escribir "ALARMA DE INCENDIO"</w:t>
-      </w:r>
-    </w:p>
-    <w:p>
-      <w:pPr>
-        <w:pStyle w:val="font-claude-response-body"/>
-        <w:ind w:left="426" w:hanging="142"/>
-        <w:rPr>
-          <w:rFonts w:ascii="Arial" w:hAnsi="Arial" w:cs="Arial"/>
-          <w:sz w:val="28"/>
-          <w:szCs w:val="28"/>
-        </w:rPr>
-      </w:pPr>
-      <w:r>
-        <w:rPr>
-          <w:rFonts w:ascii="Arial" w:hAnsi="Arial" w:cs="Arial"/>
-          <w:sz w:val="28"/>
-          <w:szCs w:val="28"/>
-        </w:rPr>
-        <w:t xml:space="preserve">                    Escribir "EVACUAR INMEDIATAMENTE"</w:t>
-      </w:r>
-    </w:p>
-    <w:p>
-      <w:pPr>
-        <w:pStyle w:val="font-claude-response-body"/>
-        <w:ind w:left="426" w:hanging="142"/>
-        <w:rPr>
-          <w:rFonts w:ascii="Arial" w:hAnsi="Arial" w:cs="Arial"/>
-          <w:sz w:val="28"/>
-          <w:szCs w:val="28"/>
-        </w:rPr>
-      </w:pPr>
-      <w:r>
-        <w:rPr>
-          <w:rFonts w:ascii="Arial" w:hAnsi="Arial" w:cs="Arial"/>
-          <w:sz w:val="28"/>
-          <w:szCs w:val="28"/>
-        </w:rPr>
-        <w:t xml:space="preserve">                SiNo</w:t>
-      </w:r>
-    </w:p>
-    <w:p>
-      <w:pPr>
-        <w:pStyle w:val="font-claude-response-body"/>
-        <w:ind w:left="426" w:hanging="142"/>
-        <w:rPr>
-          <w:rFonts w:ascii="Arial" w:hAnsi="Arial" w:cs="Arial"/>
-          <w:sz w:val="28"/>
-          <w:szCs w:val="28"/>
-        </w:rPr>
-      </w:pPr>
-      <w:r>
-        <w:rPr>
-          <w:rFonts w:ascii="Arial" w:hAnsi="Arial" w:cs="Arial"/>
-          <w:sz w:val="28"/>
-          <w:szCs w:val="28"/>
-        </w:rPr>
-        <w:t xml:space="preserve">                    Escribir "SISTEMA SEGURO"</w:t>
-      </w:r>
-    </w:p>
-    <w:p>
-      <w:pPr>
-        <w:pStyle w:val="font-claude-response-body"/>
-        <w:ind w:left="426" w:hanging="142"/>
-        <w:rPr>
-          <w:rFonts w:ascii="Arial" w:hAnsi="Arial" w:cs="Arial"/>
-          <w:sz w:val="28"/>
-          <w:szCs w:val="28"/>
-        </w:rPr>
-      </w:pPr>
-      <w:r>
-        <w:rPr>
-          <w:rFonts w:ascii="Arial" w:hAnsi="Arial" w:cs="Arial"/>
-          <w:sz w:val="28"/>
-          <w:szCs w:val="28"/>
-        </w:rPr>
-        <w:t xml:space="preserve">                FinSi</w:t>
-      </w:r>
-    </w:p>
-    <w:p>
-      <w:pPr>
-        <w:pStyle w:val="font-claude-response-body"/>
-        <w:ind w:left="426" w:hanging="142"/>
-        <w:rPr>
-          <w:rFonts w:ascii="Arial" w:hAnsi="Arial" w:cs="Arial"/>
-          <w:sz w:val="28"/>
-          <w:szCs w:val="28"/>
-        </w:rPr>
-      </w:pPr>
-      <w:r>
-        <w:rPr>
-          <w:rFonts w:ascii="Arial" w:hAnsi="Arial" w:cs="Arial"/>
-          <w:sz w:val="28"/>
-          <w:szCs w:val="28"/>
-        </w:rPr>
-        <w:tab/>
-      </w:r>
-      <w:r>
-        <w:rPr>
-          <w:rFonts w:ascii="Arial" w:hAnsi="Arial" w:cs="Arial"/>
-          <w:sz w:val="28"/>
-          <w:szCs w:val="28"/>
-        </w:rPr>
-        <w:tab/>
-      </w:r>
-      <w:r>
-        <w:rPr>
-          <w:rFonts w:ascii="Arial" w:hAnsi="Arial" w:cs="Arial"/>
-          <w:sz w:val="28"/>
-          <w:szCs w:val="28"/>
-        </w:rPr>
-        <w:tab/>
-      </w:r>
-      <w:r>
-        <w:rPr>
-          <w:rFonts w:ascii="Arial" w:hAnsi="Arial" w:cs="Arial"/>
-          <w:sz w:val="28"/>
-          <w:szCs w:val="28"/>
-        </w:rPr>
-        <w:tab/>
-      </w:r>
-    </w:p>
-    <w:p>
-      <w:pPr>
-        <w:pStyle w:val="font-claude-response-body"/>
-        <w:ind w:left="426" w:hanging="142"/>
-        <w:rPr>
-          <w:rFonts w:ascii="Arial" w:hAnsi="Arial" w:cs="Arial"/>
-          <w:sz w:val="28"/>
-          <w:szCs w:val="28"/>
-        </w:rPr>
-      </w:pPr>
-      <w:r>
-        <w:rPr>
-          <w:rFonts w:ascii="Arial" w:hAnsi="Arial" w:cs="Arial"/>
-          <w:sz w:val="28"/>
-          <w:szCs w:val="28"/>
-        </w:rPr>
-        <w:t xml:space="preserve">            2:</w:t>
-      </w:r>
-    </w:p>
-    <w:p>
-      <w:pPr>
-        <w:pStyle w:val="font-claude-response-body"/>
-        <w:ind w:left="426" w:hanging="142"/>
-        <w:rPr>
-          <w:rFonts w:ascii="Arial" w:hAnsi="Arial" w:cs="Arial"/>
-          <w:sz w:val="28"/>
-          <w:szCs w:val="28"/>
-        </w:rPr>
-      </w:pPr>
-      <w:r>
-        <w:rPr>
-          <w:rFonts w:ascii="Arial" w:hAnsi="Arial" w:cs="Arial"/>
-          <w:sz w:val="28"/>
-          <w:szCs w:val="28"/>
-        </w:rPr>
-        <w:t xml:space="preserve">                Escribir "MONITOREO REMOTO ACTIVADO"</w:t>
-      </w:r>
-    </w:p>
-    <w:p>
-      <w:pPr>
-        <w:pStyle w:val="font-claude-response-body"/>
-        <w:ind w:left="426" w:hanging="142"/>
-        <w:rPr>
-          <w:rFonts w:ascii="Arial" w:hAnsi="Arial" w:cs="Arial"/>
-          <w:sz w:val="28"/>
-          <w:szCs w:val="28"/>
-        </w:rPr>
-      </w:pPr>
-      <w:r>
-        <w:rPr>
-          <w:rFonts w:ascii="Arial" w:hAnsi="Arial" w:cs="Arial"/>
-          <w:sz w:val="28"/>
-          <w:szCs w:val="28"/>
-        </w:rPr>
-        <w:t xml:space="preserve">                Escribir "Revisando pisos..."</w:t>
-      </w:r>
-    </w:p>
-    <w:p>
-      <w:pPr>
-        <w:pStyle w:val="font-claude-response-body"/>
-        <w:ind w:left="426" w:hanging="142"/>
-        <w:rPr>
-          <w:rFonts w:ascii="Arial" w:hAnsi="Arial" w:cs="Arial"/>
-          <w:sz w:val="28"/>
-          <w:szCs w:val="28"/>
-        </w:rPr>
-      </w:pPr>
-      <w:r>
-        <w:rPr>
-          <w:rFonts w:ascii="Arial" w:hAnsi="Arial" w:cs="Arial"/>
-          <w:sz w:val="28"/>
-          <w:szCs w:val="28"/>
-        </w:rPr>
-        <w:t xml:space="preserve">                Escribir "Reporte generado"</w:t>
-      </w:r>
-    </w:p>
-    <w:p>
-      <w:pPr>
-        <w:pStyle w:val="font-claude-response-body"/>
-        <w:ind w:left="426" w:hanging="142"/>
-        <w:rPr>
-          <w:rFonts w:ascii="Arial" w:hAnsi="Arial" w:cs="Arial"/>
-          <w:sz w:val="28"/>
-          <w:szCs w:val="28"/>
-        </w:rPr>
-      </w:pPr>
-      <w:r>
-        <w:rPr>
-          <w:rFonts w:ascii="Arial" w:hAnsi="Arial" w:cs="Arial"/>
-          <w:sz w:val="28"/>
-          <w:szCs w:val="28"/>
-        </w:rPr>
-        <w:tab/>
-      </w:r>
-      <w:r>
-        <w:rPr>
-          <w:rFonts w:ascii="Arial" w:hAnsi="Arial" w:cs="Arial"/>
-          <w:sz w:val="28"/>
-          <w:szCs w:val="28"/>
-        </w:rPr>
-        <w:tab/>
-      </w:r>
-      <w:r>
-        <w:rPr>
-          <w:rFonts w:ascii="Arial" w:hAnsi="Arial" w:cs="Arial"/>
-          <w:sz w:val="28"/>
-          <w:szCs w:val="28"/>
-        </w:rPr>
-        <w:tab/>
-      </w:r>
-      <w:r>
-        <w:rPr>
-          <w:rFonts w:ascii="Arial" w:hAnsi="Arial" w:cs="Arial"/>
-          <w:sz w:val="28"/>
-          <w:szCs w:val="28"/>
-        </w:rPr>
-        <w:tab/>
-      </w:r>
-    </w:p>
-    <w:p>
-      <w:pPr>
-        <w:pStyle w:val="font-claude-response-body"/>
-        <w:ind w:left="426" w:hanging="142"/>
-        <w:rPr>
-          <w:rFonts w:ascii="Arial" w:hAnsi="Arial" w:cs="Arial"/>
-          <w:sz w:val="28"/>
-          <w:szCs w:val="28"/>
-        </w:rPr>
-      </w:pPr>
-      <w:r>
-        <w:rPr>
-          <w:rFonts w:ascii="Arial" w:hAnsi="Arial" w:cs="Arial"/>
-          <w:sz w:val="28"/>
-          <w:szCs w:val="28"/>
-        </w:rPr>
-        <w:t xml:space="preserve">            3:</w:t>
-      </w:r>
-    </w:p>
-    <w:p>
-      <w:pPr>
-        <w:pStyle w:val="font-claude-response-body"/>
-        <w:ind w:left="426" w:hanging="142"/>
-        <w:rPr>
-          <w:rFonts w:ascii="Arial" w:hAnsi="Arial" w:cs="Arial"/>
-          <w:sz w:val="28"/>
-          <w:szCs w:val="28"/>
-        </w:rPr>
-      </w:pPr>
-      <w:r>
-        <w:rPr>
-          <w:rFonts w:ascii="Arial" w:hAnsi="Arial" w:cs="Arial"/>
-          <w:sz w:val="28"/>
-          <w:szCs w:val="28"/>
-        </w:rPr>
-        <w:t xml:space="preserve">                Escribir "ALERTA MANUAL ACTIVADA"</w:t>
-      </w:r>
-    </w:p>
-    <w:p>
-      <w:pPr>
-        <w:pStyle w:val="font-claude-response-body"/>
-        <w:ind w:left="426" w:hanging="142"/>
-        <w:rPr>
-          <w:rFonts w:ascii="Arial" w:hAnsi="Arial" w:cs="Arial"/>
-          <w:sz w:val="28"/>
-          <w:szCs w:val="28"/>
-        </w:rPr>
-      </w:pPr>
-      <w:r>
-        <w:rPr>
-          <w:rFonts w:ascii="Arial" w:hAnsi="Arial" w:cs="Arial"/>
-          <w:sz w:val="28"/>
-          <w:szCs w:val="28"/>
-        </w:rPr>
-        <w:t xml:space="preserve">                Escribir "Llamando a bomberos..."</w:t>
-      </w:r>
-    </w:p>
-    <w:p>
-      <w:pPr>
-        <w:pStyle w:val="font-claude-response-body"/>
-        <w:ind w:left="426" w:hanging="142"/>
-        <w:rPr>
-          <w:rFonts w:ascii="Arial" w:hAnsi="Arial" w:cs="Arial"/>
-          <w:sz w:val="28"/>
-          <w:szCs w:val="28"/>
-        </w:rPr>
-      </w:pPr>
-      <w:r>
-        <w:rPr>
-          <w:rFonts w:ascii="Arial" w:hAnsi="Arial" w:cs="Arial"/>
-          <w:sz w:val="28"/>
-          <w:szCs w:val="28"/>
-        </w:rPr>
-        <w:tab/>
-      </w:r>
-      <w:r>
-        <w:rPr>
-          <w:rFonts w:ascii="Arial" w:hAnsi="Arial" w:cs="Arial"/>
-          <w:sz w:val="28"/>
-          <w:szCs w:val="28"/>
-        </w:rPr>
-        <w:tab/>
-      </w:r>
-      <w:r>
-        <w:rPr>
-          <w:rFonts w:ascii="Arial" w:hAnsi="Arial" w:cs="Arial"/>
-          <w:sz w:val="28"/>
-          <w:szCs w:val="28"/>
-        </w:rPr>
-        <w:tab/>
-      </w:r>
-      <w:r>
-        <w:rPr>
-          <w:rFonts w:ascii="Arial" w:hAnsi="Arial" w:cs="Arial"/>
-          <w:sz w:val="28"/>
-          <w:szCs w:val="28"/>
-        </w:rPr>
-        <w:tab/>
-      </w:r>
-    </w:p>
-    <w:p>
-      <w:pPr>
-        <w:pStyle w:val="font-claude-response-body"/>
-        <w:ind w:left="426" w:hanging="142"/>
-        <w:rPr>
-          <w:rFonts w:ascii="Arial" w:hAnsi="Arial" w:cs="Arial"/>
-          <w:sz w:val="28"/>
-          <w:szCs w:val="28"/>
-        </w:rPr>
-      </w:pPr>
-      <w:r>
-        <w:rPr>
-          <w:rFonts w:ascii="Arial" w:hAnsi="Arial" w:cs="Arial"/>
-          <w:sz w:val="28"/>
-          <w:szCs w:val="28"/>
-        </w:rPr>
-        <w:lastRenderedPageBreak/>
-        <w:t xml:space="preserve">            4:</w:t>
-      </w:r>
-    </w:p>
-    <w:p>
-      <w:pPr>
-        <w:pStyle w:val="font-claude-response-body"/>
-        <w:ind w:left="426" w:hanging="142"/>
-        <w:rPr>
-          <w:rFonts w:ascii="Arial" w:hAnsi="Arial" w:cs="Arial"/>
-          <w:sz w:val="28"/>
-          <w:szCs w:val="28"/>
-        </w:rPr>
-      </w:pPr>
-      <w:r>
-        <w:rPr>
-          <w:rFonts w:ascii="Arial" w:hAnsi="Arial" w:cs="Arial"/>
-          <w:sz w:val="28"/>
-          <w:szCs w:val="28"/>
-        </w:rPr>
-        <w:t xml:space="preserve">                Escribir "MOSTRANDO HISTORIAL"</w:t>
-      </w:r>
-    </w:p>
-    <w:p>
-      <w:pPr>
-        <w:pStyle w:val="font-claude-response-body"/>
-        <w:ind w:left="426" w:hanging="142"/>
-        <w:rPr>
-          <w:rFonts w:ascii="Arial" w:hAnsi="Arial" w:cs="Arial"/>
-          <w:sz w:val="28"/>
-          <w:szCs w:val="28"/>
-        </w:rPr>
-      </w:pPr>
-      <w:r>
-        <w:rPr>
-          <w:rFonts w:ascii="Arial" w:hAnsi="Arial" w:cs="Arial"/>
-          <w:sz w:val="28"/>
-          <w:szCs w:val="28"/>
-        </w:rPr>
-        <w:tab/>
-      </w:r>
-      <w:r>
-        <w:rPr>
-          <w:rFonts w:ascii="Arial" w:hAnsi="Arial" w:cs="Arial"/>
-          <w:sz w:val="28"/>
-          <w:szCs w:val="28"/>
-        </w:rPr>
-        <w:tab/>
-      </w:r>
-      <w:r>
-        <w:rPr>
-          <w:rFonts w:ascii="Arial" w:hAnsi="Arial" w:cs="Arial"/>
-          <w:sz w:val="28"/>
-          <w:szCs w:val="28"/>
-        </w:rPr>
-        <w:tab/>
-      </w:r>
-      <w:r>
-        <w:rPr>
-          <w:rFonts w:ascii="Arial" w:hAnsi="Arial" w:cs="Arial"/>
-          <w:sz w:val="28"/>
-          <w:szCs w:val="28"/>
-        </w:rPr>
-        <w:tab/>
-      </w:r>
-    </w:p>
-    <w:p>
-      <w:pPr>
-        <w:pStyle w:val="font-claude-response-body"/>
-        <w:ind w:left="426" w:hanging="142"/>
-        <w:rPr>
-          <w:rFonts w:ascii="Arial" w:hAnsi="Arial" w:cs="Arial"/>
-          <w:sz w:val="28"/>
-          <w:szCs w:val="28"/>
-        </w:rPr>
-      </w:pPr>
-      <w:r>
-        <w:rPr>
-          <w:rFonts w:ascii="Arial" w:hAnsi="Arial" w:cs="Arial"/>
-          <w:sz w:val="28"/>
-          <w:szCs w:val="28"/>
-        </w:rPr>
-        <w:t xml:space="preserve">            5:</w:t>
-      </w:r>
-    </w:p>
-    <w:p>
-      <w:pPr>
-        <w:pStyle w:val="font-claude-response-body"/>
-        <w:ind w:left="426" w:hanging="142"/>
-        <w:rPr>
-          <w:rFonts w:ascii="Arial" w:hAnsi="Arial" w:cs="Arial"/>
-          <w:sz w:val="28"/>
-          <w:szCs w:val="28"/>
-        </w:rPr>
-      </w:pPr>
-      <w:r>
-        <w:rPr>
-          <w:rFonts w:ascii="Arial" w:hAnsi="Arial" w:cs="Arial"/>
-          <w:sz w:val="28"/>
-          <w:szCs w:val="28"/>
-        </w:rPr>
-        <w:t xml:space="preserve">                Escribir "Saliendo del sistema..."</w:t>
-      </w:r>
-    </w:p>
-    <w:p>
-      <w:pPr>
-        <w:pStyle w:val="font-claude-response-body"/>
-        <w:ind w:left="426" w:hanging="142"/>
-        <w:rPr>
-          <w:rFonts w:ascii="Arial" w:hAnsi="Arial" w:cs="Arial"/>
-          <w:sz w:val="28"/>
-          <w:szCs w:val="28"/>
-        </w:rPr>
-      </w:pPr>
-      <w:r>
-        <w:rPr>
-          <w:rFonts w:ascii="Arial" w:hAnsi="Arial" w:cs="Arial"/>
-          <w:sz w:val="28"/>
-          <w:szCs w:val="28"/>
-        </w:rPr>
-        <w:tab/>
-      </w:r>
-      <w:r>
-        <w:rPr>
-          <w:rFonts w:ascii="Arial" w:hAnsi="Arial" w:cs="Arial"/>
-          <w:sz w:val="28"/>
-          <w:szCs w:val="28"/>
-        </w:rPr>
-        <w:tab/>
-      </w:r>
-      <w:r>
-        <w:rPr>
-          <w:rFonts w:ascii="Arial" w:hAnsi="Arial" w:cs="Arial"/>
-          <w:sz w:val="28"/>
-          <w:szCs w:val="28"/>
-        </w:rPr>
-        <w:tab/>
-      </w:r>
-      <w:r>
-        <w:rPr>
-          <w:rFonts w:ascii="Arial" w:hAnsi="Arial" w:cs="Arial"/>
-          <w:sz w:val="28"/>
-          <w:szCs w:val="28"/>
-        </w:rPr>
-        <w:tab/>
-      </w:r>
-    </w:p>
-    <w:p>
-      <w:pPr>
-        <w:pStyle w:val="font-claude-response-body"/>
-        <w:ind w:left="426" w:hanging="142"/>
-        <w:rPr>
-          <w:rFonts w:ascii="Arial" w:hAnsi="Arial" w:cs="Arial"/>
-          <w:sz w:val="28"/>
-          <w:szCs w:val="28"/>
-        </w:rPr>
-      </w:pPr>
-      <w:r>
-        <w:rPr>
-          <w:rFonts w:ascii="Arial" w:hAnsi="Arial" w:cs="Arial"/>
-          <w:sz w:val="28"/>
-          <w:szCs w:val="28"/>
-        </w:rPr>
-        <w:t xml:space="preserve">            De Otro Modo:</w:t>
-      </w:r>
-    </w:p>
-    <w:p>
-      <w:pPr>
-        <w:pStyle w:val="font-claude-response-body"/>
-        <w:ind w:left="426" w:hanging="142"/>
-        <w:rPr>
-          <w:rFonts w:ascii="Arial" w:hAnsi="Arial" w:cs="Arial"/>
-          <w:sz w:val="28"/>
-          <w:szCs w:val="28"/>
-        </w:rPr>
-      </w:pPr>
-      <w:r>
-        <w:rPr>
-          <w:rFonts w:ascii="Arial" w:hAnsi="Arial" w:cs="Arial"/>
-          <w:sz w:val="28"/>
-          <w:szCs w:val="28"/>
-        </w:rPr>
-        <w:t xml:space="preserve">                Escribir "Opcion invalida"</w:t>
-      </w:r>
-    </w:p>
-    <w:p>
-      <w:pPr>
-        <w:pStyle w:val="font-claude-response-body"/>
-        <w:ind w:left="426" w:hanging="142"/>
-        <w:rPr>
-          <w:rFonts w:ascii="Arial" w:hAnsi="Arial" w:cs="Arial"/>
-          <w:sz w:val="28"/>
-          <w:szCs w:val="28"/>
-        </w:rPr>
-      </w:pPr>
-      <w:r>
-        <w:rPr>
-          <w:rFonts w:ascii="Arial" w:hAnsi="Arial" w:cs="Arial"/>
-          <w:sz w:val="28"/>
-          <w:szCs w:val="28"/>
-        </w:rPr>
-        <w:tab/>
-      </w:r>
-      <w:r>
-        <w:rPr>
-          <w:rFonts w:ascii="Arial" w:hAnsi="Arial" w:cs="Arial"/>
-          <w:sz w:val="28"/>
-          <w:szCs w:val="28"/>
-        </w:rPr>
-        <w:tab/>
-      </w:r>
-      <w:r>
-        <w:rPr>
-          <w:rFonts w:ascii="Arial" w:hAnsi="Arial" w:cs="Arial"/>
-          <w:sz w:val="28"/>
-          <w:szCs w:val="28"/>
-        </w:rPr>
-        <w:tab/>
-      </w:r>
-      <w:r>
-        <w:rPr>
-          <w:rFonts w:ascii="Arial" w:hAnsi="Arial" w:cs="Arial"/>
-          <w:sz w:val="28"/>
-          <w:szCs w:val="28"/>
-        </w:rPr>
-        <w:tab/>
-      </w:r>
-    </w:p>
-    <w:p>
-      <w:pPr>
-        <w:pStyle w:val="font-claude-response-body"/>
-        <w:ind w:left="426" w:hanging="142"/>
-        <w:rPr>
-          <w:rFonts w:ascii="Arial" w:hAnsi="Arial" w:cs="Arial"/>
-          <w:sz w:val="28"/>
-          <w:szCs w:val="28"/>
-        </w:rPr>
-      </w:pPr>
-      <w:r>
-        <w:rPr>
-          <w:rFonts w:ascii="Arial" w:hAnsi="Arial" w:cs="Arial"/>
-          <w:sz w:val="28"/>
-          <w:szCs w:val="28"/>
-        </w:rPr>
-        <w:t xml:space="preserve">        FinSegun</w:t>
-      </w:r>
-    </w:p>
-    <w:p>
-      <w:pPr>
-        <w:pStyle w:val="font-claude-response-body"/>
-        <w:ind w:left="426" w:hanging="142"/>
-        <w:rPr>
-          <w:rFonts w:ascii="Arial" w:hAnsi="Arial" w:cs="Arial"/>
-          <w:sz w:val="28"/>
-          <w:szCs w:val="28"/>
-        </w:rPr>
-      </w:pPr>
-      <w:r>
-        <w:rPr>
-          <w:rFonts w:ascii="Arial" w:hAnsi="Arial" w:cs="Arial"/>
-          <w:sz w:val="28"/>
-          <w:szCs w:val="28"/>
-        </w:rPr>
-        <w:tab/>
-      </w:r>
-      <w:r>
-        <w:rPr>
-          <w:rFonts w:ascii="Arial" w:hAnsi="Arial" w:cs="Arial"/>
-          <w:sz w:val="28"/>
-          <w:szCs w:val="28"/>
-        </w:rPr>
-        <w:tab/>
-      </w:r>
-    </w:p>
-    <w:p>
-      <w:pPr>
-        <w:pStyle w:val="font-claude-response-body"/>
-        <w:ind w:left="426" w:hanging="142"/>
-        <w:rPr>
-          <w:rFonts w:ascii="Arial" w:hAnsi="Arial" w:cs="Arial"/>
-          <w:sz w:val="28"/>
-          <w:szCs w:val="28"/>
-        </w:rPr>
-      </w:pPr>
-      <w:r>
-        <w:rPr>
-          <w:rFonts w:ascii="Arial" w:hAnsi="Arial" w:cs="Arial"/>
-          <w:sz w:val="28"/>
-          <w:szCs w:val="28"/>
-        </w:rPr>
-        <w:t xml:space="preserve">    Hasta Que opcion = 5</w:t>
-      </w:r>
-    </w:p>
-    <w:p>
-      <w:pPr>
-        <w:pStyle w:val="font-claude-response-body"/>
-        <w:ind w:left="426" w:hanging="142"/>
-        <w:rPr>
-          <w:rFonts w:ascii="Arial" w:hAnsi="Arial" w:cs="Arial"/>
-          <w:sz w:val="28"/>
-          <w:szCs w:val="28"/>
-        </w:rPr>
-      </w:pPr>
-      <w:r>
-        <w:rPr>
-          <w:rFonts w:ascii="Arial" w:hAnsi="Arial" w:cs="Arial"/>
-          <w:sz w:val="28"/>
-          <w:szCs w:val="28"/>
-        </w:rPr>
-        <w:tab/>
-      </w:r>
-    </w:p>
-    <w:p>
-      <w:pPr>
-        <w:pStyle w:val="font-claude-response-body"/>
-        <w:ind w:left="426" w:hanging="142"/>
-        <w:rPr>
-          <w:rFonts w:ascii="Arial" w:hAnsi="Arial" w:cs="Arial"/>
-          <w:sz w:val="28"/>
-          <w:szCs w:val="28"/>
-        </w:rPr>
-      </w:pPr>
-      <w:r>
-        <w:rPr>
-          <w:rFonts w:ascii="Arial" w:hAnsi="Arial" w:cs="Arial"/>
-          <w:sz w:val="28"/>
-          <w:szCs w:val="28"/>
-        </w:rPr>
-        <w:t>FinAlgoritmo</w:t>
-      </w:r>
-    </w:p>
-    <w:p>
-      <w:pPr>
-        <w:pStyle w:val="font-claude-response-body"/>
-        <w:ind w:left="426" w:hanging="142"/>
-        <w:rPr>
-          <w:rFonts w:ascii="Arial" w:hAnsi="Arial" w:cs="Arial"/>
-          <w:sz w:val="28"/>
-          <w:szCs w:val="28"/>
-        </w:rPr>
-      </w:pPr>
-      <w:r>
-        <w:rPr>
-          <w:rFonts w:ascii="Arial" w:hAnsi="Arial" w:cs="Arial"/>
-          <w:sz w:val="28"/>
-          <w:szCs w:val="28"/>
-        </w:rPr>
         <w:drawing>
           <wp:inline distT="0" distB="0" distL="0" distR="0" wp14:anchorId="6D4DF2DD" wp14:editId="170E61B6">
             <wp:extent cx="6027420" cy="3482340"/>
@@ -5558,7 +5758,7 @@
                     <pic:cNvPicPr/>
                   </pic:nvPicPr>
                   <pic:blipFill>
-                    <a:blip r:embed="rId13"/>
+                    <a:blip r:embed="rId11"/>
                     <a:stretch>
                       <a:fillRect/>
                     </a:stretch>
@@ -5592,12 +5792,12 @@
       <w:r>
         <w:rPr>
           <w:rFonts w:ascii="Arial" w:hAnsi="Arial" w:cs="Arial"/>
-          <w:sz w:val="28"/>
-          <w:szCs w:val="28"/>
-        </w:rPr>
-        <w:lastRenderedPageBreak/>
+          <w:noProof/>
+          <w:sz w:val="28"/>
+          <w:szCs w:val="28"/>
+        </w:rPr>
         <w:drawing>
-          <wp:anchor distT="0" distB="0" distL="114300" distR="114300" simplePos="0" relativeHeight="251667456" behindDoc="0" locked="0" layoutInCell="1" allowOverlap="1" wp14:anchorId="2952643E" wp14:editId="5258A3A9">
+          <wp:anchor distT="0" distB="0" distL="114300" distR="114300" simplePos="0" relativeHeight="251667456" behindDoc="0" locked="0" layoutInCell="1" allowOverlap="1" wp14:anchorId="2952643E" wp14:editId="601CB078">
             <wp:simplePos x="0" y="0"/>
             <wp:positionH relativeFrom="column">
               <wp:posOffset>177165</wp:posOffset>
@@ -5628,7 +5828,7 @@
                     <pic:cNvPicPr/>
                   </pic:nvPicPr>
                   <pic:blipFill>
-                    <a:blip r:embed="rId14" cstate="print">
+                    <a:blip r:embed="rId12" cstate="print">
                       <a:extLst>
                         <a:ext uri="{28A0092B-C50C-407E-A947-70E740481C1C}">
                           <a14:useLocalDpi xmlns:a14="http://schemas.microsoft.com/office/drawing/2010/main" val="0"/>
@@ -5722,6 +5922,14 @@
           <w:szCs w:val="28"/>
         </w:rPr>
       </w:pPr>
+      <w:r>
+        <w:rPr>
+          <w:rFonts w:ascii="Arial" w:hAnsi="Arial" w:cs="Arial"/>
+          <w:sz w:val="28"/>
+          <w:szCs w:val="28"/>
+        </w:rPr>
+        <w:t>Esto es el edificio con el menú del nuestro código que nos muestra las opciones a elegir.</w:t>
+      </w:r>
     </w:p>
     <w:p>
       <w:pPr>
@@ -5736,9 +5944,11 @@
       <w:r>
         <w:rPr>
           <w:rFonts w:ascii="Arial" w:hAnsi="Arial" w:cs="Arial"/>
-          <w:sz w:val="28"/>
-          <w:szCs w:val="28"/>
-        </w:rPr>
+          <w:noProof/>
+          <w:sz w:val="28"/>
+          <w:szCs w:val="28"/>
+        </w:rPr>
+        <w:lastRenderedPageBreak/>
         <w:drawing>
           <wp:inline distT="0" distB="0" distL="0" distR="0" wp14:anchorId="2D270A51" wp14:editId="4DC2D8D9">
             <wp:extent cx="5090160" cy="2127285"/>
@@ -5755,7 +5965,7 @@
                     <pic:cNvPicPr/>
                   </pic:nvPicPr>
                   <pic:blipFill>
-                    <a:blip r:embed="rId15"/>
+                    <a:blip r:embed="rId13"/>
                     <a:stretch>
                       <a:fillRect/>
                     </a:stretch>
@@ -5775,6 +5985,14 @@
           </wp:inline>
         </w:drawing>
       </w:r>
+      <w:r>
+        <w:rPr>
+          <w:rFonts w:ascii="Arial" w:hAnsi="Arial" w:cs="Arial"/>
+          <w:sz w:val="28"/>
+          <w:szCs w:val="28"/>
+        </w:rPr>
+        <w:t>Esto es el piso como se muestra en la imagen se aprecia en pasillo, la escalera y los cuarto.</w:t>
+      </w:r>
     </w:p>
     <w:p>
       <w:pPr>
@@ -5786,9 +6004,32 @@
           <w:szCs w:val="28"/>
         </w:rPr>
       </w:pPr>
-      <w:r>
-        <w:rPr>
-          <w:rFonts w:ascii="Arial" w:hAnsi="Arial" w:cs="Arial"/>
+    </w:p>
+    <w:p>
+      <w:pPr>
+        <w:pStyle w:val="font-claude-response-body"/>
+        <w:ind w:left="284"/>
+        <w:rPr>
+          <w:rFonts w:ascii="Arial" w:hAnsi="Arial" w:cs="Arial"/>
+          <w:sz w:val="28"/>
+          <w:szCs w:val="28"/>
+        </w:rPr>
+      </w:pPr>
+    </w:p>
+    <w:p>
+      <w:pPr>
+        <w:pStyle w:val="font-claude-response-body"/>
+        <w:ind w:left="284"/>
+        <w:rPr>
+          <w:rFonts w:ascii="Arial" w:hAnsi="Arial" w:cs="Arial"/>
+          <w:sz w:val="28"/>
+          <w:szCs w:val="28"/>
+        </w:rPr>
+      </w:pPr>
+      <w:r>
+        <w:rPr>
+          <w:rFonts w:ascii="Arial" w:hAnsi="Arial" w:cs="Arial"/>
+          <w:noProof/>
           <w:sz w:val="28"/>
           <w:szCs w:val="28"/>
         </w:rPr>
@@ -5808,7 +6049,7 @@
                     <pic:cNvPicPr/>
                   </pic:nvPicPr>
                   <pic:blipFill>
-                    <a:blip r:embed="rId16"/>
+                    <a:blip r:embed="rId14"/>
                     <a:stretch>
                       <a:fillRect/>
                     </a:stretch>
@@ -5828,6 +6069,14 @@
           </wp:inline>
         </w:drawing>
       </w:r>
+      <w:r>
+        <w:rPr>
+          <w:rFonts w:ascii="Arial" w:hAnsi="Arial" w:cs="Arial"/>
+          <w:sz w:val="28"/>
+          <w:szCs w:val="28"/>
+        </w:rPr>
+        <w:t>Esto es el piso 2 mostrándonos sus respectivos cuartos.</w:t>
+      </w:r>
     </w:p>
     <w:p>
       <w:pPr>
@@ -5842,10 +6091,10 @@
       <w:r>
         <w:rPr>
           <w:rFonts w:ascii="Arial" w:hAnsi="Arial" w:cs="Arial"/>
-          <w:sz w:val="28"/>
-          <w:szCs w:val="28"/>
-        </w:rPr>
-        <w:lastRenderedPageBreak/>
+          <w:noProof/>
+          <w:sz w:val="28"/>
+          <w:szCs w:val="28"/>
+        </w:rPr>
         <w:drawing>
           <wp:inline distT="0" distB="0" distL="0" distR="0" wp14:anchorId="075E3837" wp14:editId="1E485A86">
             <wp:extent cx="5349240" cy="1934256"/>
@@ -5862,7 +6111,7 @@
                     <pic:cNvPicPr/>
                   </pic:nvPicPr>
                   <pic:blipFill>
-                    <a:blip r:embed="rId17"/>
+                    <a:blip r:embed="rId15"/>
                     <a:stretch>
                       <a:fillRect/>
                     </a:stretch>
@@ -5887,8 +6136,49 @@
       <w:pPr>
         <w:pStyle w:val="font-claude-response-body"/>
         <w:ind w:left="284"/>
-      </w:pPr>
-      <w:r>
+        <w:rPr>
+          <w:rFonts w:ascii="Arial" w:hAnsi="Arial" w:cs="Arial"/>
+          <w:sz w:val="28"/>
+          <w:szCs w:val="28"/>
+        </w:rPr>
+      </w:pPr>
+      <w:r>
+        <w:rPr>
+          <w:rFonts w:ascii="Arial" w:hAnsi="Arial" w:cs="Arial"/>
+          <w:sz w:val="28"/>
+          <w:szCs w:val="28"/>
+        </w:rPr>
+        <w:t xml:space="preserve">Esto es el piso 3 </w:t>
+      </w:r>
+      <w:proofErr w:type="spellStart"/>
+      <w:r>
+        <w:rPr>
+          <w:rFonts w:ascii="Arial" w:hAnsi="Arial" w:cs="Arial"/>
+          <w:sz w:val="28"/>
+          <w:szCs w:val="28"/>
+        </w:rPr>
+        <w:t>mostrandonos</w:t>
+      </w:r>
+      <w:proofErr w:type="spellEnd"/>
+      <w:r>
+        <w:rPr>
+          <w:rFonts w:ascii="Arial" w:hAnsi="Arial" w:cs="Arial"/>
+          <w:sz w:val="28"/>
+          <w:szCs w:val="28"/>
+        </w:rPr>
+        <w:t xml:space="preserve"> sus respectivos cuartos.</w:t>
+      </w:r>
+    </w:p>
+    <w:p>
+      <w:pPr>
+        <w:pStyle w:val="font-claude-response-body"/>
+        <w:ind w:left="284"/>
+      </w:pPr>
+      <w:r>
+        <w:rPr>
+          <w:noProof/>
+        </w:rPr>
+        <w:lastRenderedPageBreak/>
         <w:drawing>
           <wp:inline distT="0" distB="0" distL="0" distR="0" wp14:anchorId="522A03FA" wp14:editId="52B14EC7">
             <wp:extent cx="4800600" cy="2317317"/>
@@ -5905,7 +6195,7 @@
                     <pic:cNvPicPr/>
                   </pic:nvPicPr>
                   <pic:blipFill>
-                    <a:blip r:embed="rId18"/>
+                    <a:blip r:embed="rId16"/>
                     <a:stretch>
                       <a:fillRect/>
                     </a:stretch>
@@ -5925,6 +6215,49 @@
           </wp:inline>
         </w:drawing>
       </w:r>
+      <w:r>
+        <w:t xml:space="preserve">El </w:t>
+      </w:r>
+      <w:r>
+        <w:rPr>
+          <w:rFonts w:ascii="Arial" w:hAnsi="Arial" w:cs="Arial"/>
+          <w:sz w:val="28"/>
+          <w:szCs w:val="28"/>
+        </w:rPr>
+        <w:t>Esto es un s</w:t>
+      </w:r>
+      <w:r>
+        <w:rPr>
+          <w:rFonts w:ascii="Arial" w:hAnsi="Arial" w:cs="Arial"/>
+          <w:sz w:val="28"/>
+          <w:szCs w:val="28"/>
+        </w:rPr>
+        <w:t xml:space="preserve">istema </w:t>
+      </w:r>
+      <w:r>
+        <w:rPr>
+          <w:rFonts w:ascii="Arial" w:hAnsi="Arial" w:cs="Arial"/>
+          <w:sz w:val="28"/>
+          <w:szCs w:val="28"/>
+        </w:rPr>
+        <w:t xml:space="preserve">que </w:t>
+      </w:r>
+      <w:r>
+        <w:rPr>
+          <w:rFonts w:ascii="Arial" w:hAnsi="Arial" w:cs="Arial"/>
+          <w:sz w:val="28"/>
+          <w:szCs w:val="28"/>
+        </w:rPr>
+        <w:t>cuenta con tres escenarios predefinidos que permiten simular diferentes situaciones de emergencia</w:t>
+      </w:r>
+      <w:r>
+        <w:rPr>
+          <w:rFonts w:ascii="Arial" w:hAnsi="Arial" w:cs="Arial"/>
+          <w:sz w:val="28"/>
+          <w:szCs w:val="28"/>
+        </w:rPr>
+        <w:t>.</w:t>
+      </w:r>
     </w:p>
     <w:p>
       <w:pPr>
@@ -5932,6 +6265,9 @@
         <w:ind w:left="284"/>
       </w:pPr>
       <w:r>
+        <w:rPr>
+          <w:noProof/>
+        </w:rPr>
         <w:drawing>
           <wp:inline distT="0" distB="0" distL="0" distR="0" wp14:anchorId="77A85A7A" wp14:editId="1A3E5E0A">
             <wp:extent cx="4945380" cy="2341263"/>
@@ -5948,7 +6284,7 @@
                     <pic:cNvPicPr/>
                   </pic:nvPicPr>
                   <pic:blipFill>
-                    <a:blip r:embed="rId19"/>
+                    <a:blip r:embed="rId17"/>
                     <a:stretch>
                       <a:fillRect/>
                     </a:stretch>
@@ -5972,8 +6308,42 @@
     <w:p>
       <w:pPr>
         <w:pStyle w:val="font-claude-response-body"/>
+        <w:ind w:left="284"/>
+        <w:rPr>
+          <w:rFonts w:ascii="Arial" w:hAnsi="Arial" w:cs="Arial"/>
+          <w:sz w:val="28"/>
+          <w:szCs w:val="28"/>
+        </w:rPr>
+      </w:pPr>
+      <w:r>
+        <w:rPr>
+          <w:rFonts w:ascii="Arial" w:hAnsi="Arial" w:cs="Arial"/>
+          <w:sz w:val="28"/>
+          <w:szCs w:val="28"/>
+        </w:rPr>
+        <w:t>Acá</w:t>
+      </w:r>
+      <w:r>
+        <w:rPr>
+          <w:rFonts w:ascii="Arial" w:hAnsi="Arial" w:cs="Arial"/>
+          <w:sz w:val="28"/>
+          <w:szCs w:val="28"/>
+        </w:rPr>
+        <w:t xml:space="preserve"> se muestran nuestras clases utilizadas en nuestro proyecto</w:t>
+      </w:r>
+      <w:r>
+        <w:rPr>
+          <w:rFonts w:ascii="Arial" w:hAnsi="Arial" w:cs="Arial"/>
+          <w:sz w:val="28"/>
+          <w:szCs w:val="28"/>
+        </w:rPr>
+        <w:t xml:space="preserve"> para las bibliotecas que hemos utilizado.</w:t>
+      </w:r>
+    </w:p>
+    <w:p>
+      <w:pPr>
+        <w:pStyle w:val="font-claude-response-body"/>
         <w:spacing w:after="0" w:afterAutospacing="0"/>
-        <w:ind w:left="284"/>
         <w:jc w:val="both"/>
         <w:rPr>
           <w:rFonts w:asciiTheme="minorHAnsi" w:hAnsiTheme="minorHAnsi" w:cstheme="minorHAnsi"/>
@@ -5981,20 +6351,11 @@
           <w:szCs w:val="28"/>
         </w:rPr>
       </w:pPr>
-      <w:r>
-        <w:rPr>
-          <w:rFonts w:asciiTheme="minorHAnsi" w:hAnsiTheme="minorHAnsi" w:cstheme="minorHAnsi"/>
-          <w:sz w:val="28"/>
-          <w:szCs w:val="28"/>
-        </w:rPr>
-        <w:t>Esto es una pequeña parte de nuestro código.</w:t>
-      </w:r>
     </w:p>
     <w:p>
       <w:pPr>
         <w:pStyle w:val="font-claude-response-body"/>
         <w:spacing w:after="0" w:afterAutospacing="0"/>
-        <w:ind w:left="284"/>
         <w:jc w:val="both"/>
         <w:rPr>
           <w:rFonts w:asciiTheme="minorHAnsi" w:hAnsiTheme="minorHAnsi" w:cstheme="minorHAnsi"/>
@@ -6007,7 +6368,6 @@
       <w:pPr>
         <w:pStyle w:val="font-claude-response-body"/>
         <w:spacing w:after="0" w:afterAutospacing="0"/>
-        <w:ind w:left="284"/>
         <w:jc w:val="both"/>
         <w:rPr>
           <w:rFonts w:asciiTheme="minorHAnsi" w:hAnsiTheme="minorHAnsi" w:cstheme="minorHAnsi"/>
@@ -6020,7 +6380,42 @@
       <w:pPr>
         <w:pStyle w:val="font-claude-response-body"/>
         <w:spacing w:after="0" w:afterAutospacing="0"/>
-        <w:ind w:left="284"/>
+        <w:jc w:val="both"/>
+        <w:rPr>
+          <w:rFonts w:asciiTheme="minorHAnsi" w:hAnsiTheme="minorHAnsi" w:cstheme="minorHAnsi"/>
+          <w:sz w:val="28"/>
+          <w:szCs w:val="28"/>
+        </w:rPr>
+      </w:pPr>
+    </w:p>
+    <w:p>
+      <w:pPr>
+        <w:pStyle w:val="font-claude-response-body"/>
+        <w:spacing w:after="0" w:afterAutospacing="0"/>
+        <w:jc w:val="both"/>
+        <w:rPr>
+          <w:rFonts w:asciiTheme="minorHAnsi" w:hAnsiTheme="minorHAnsi" w:cstheme="minorHAnsi"/>
+          <w:sz w:val="28"/>
+          <w:szCs w:val="28"/>
+        </w:rPr>
+      </w:pPr>
+    </w:p>
+    <w:p>
+      <w:pPr>
+        <w:pStyle w:val="font-claude-response-body"/>
+        <w:spacing w:after="0" w:afterAutospacing="0"/>
+        <w:jc w:val="both"/>
+        <w:rPr>
+          <w:rFonts w:asciiTheme="minorHAnsi" w:hAnsiTheme="minorHAnsi" w:cstheme="minorHAnsi"/>
+          <w:sz w:val="28"/>
+          <w:szCs w:val="28"/>
+        </w:rPr>
+      </w:pPr>
+    </w:p>
+    <w:p>
+      <w:pPr>
+        <w:pStyle w:val="font-claude-response-body"/>
+        <w:spacing w:after="0" w:afterAutospacing="0"/>
         <w:jc w:val="both"/>
         <w:rPr>
           <w:rFonts w:asciiTheme="minorHAnsi" w:hAnsiTheme="minorHAnsi" w:cstheme="minorHAnsi"/>
@@ -6173,7 +6568,7 @@
                     </pic:cNvPicPr>
                   </pic:nvPicPr>
                   <pic:blipFill>
-                    <a:blip r:embed="rId20">
+                    <a:blip r:embed="rId18">
                       <a:extLst>
                         <a:ext uri="{28A0092B-C50C-407E-A947-70E740481C1C}">
                           <a14:useLocalDpi xmlns:a14="http://schemas.microsoft.com/office/drawing/2010/main" val="0"/>
@@ -6330,7 +6725,7 @@
                     </pic:cNvPicPr>
                   </pic:nvPicPr>
                   <pic:blipFill>
-                    <a:blip r:embed="rId21" cstate="print">
+                    <a:blip r:embed="rId19" cstate="print">
                       <a:extLst>
                         <a:ext uri="{28A0092B-C50C-407E-A947-70E740481C1C}">
                           <a14:useLocalDpi xmlns:a14="http://schemas.microsoft.com/office/drawing/2010/main" val="0"/>
@@ -6434,6 +6829,7 @@
       <w:r>
         <w:rPr>
           <w:rFonts w:ascii="Arial" w:hAnsi="Arial" w:cs="Arial"/>
+          <w:noProof/>
           <w:sz w:val="28"/>
           <w:szCs w:val="28"/>
         </w:rPr>
@@ -6469,11 +6865,11 @@
                     <pic:cNvPicPr/>
                   </pic:nvPicPr>
                   <pic:blipFill>
-                    <a:blip r:embed="rId22" cstate="print">
+                    <a:blip r:embed="rId20" cstate="print">
                       <a:extLst>
                         <a:ext uri="{BEBA8EAE-BF5A-486C-A8C5-ECC9F3942E4B}">
                           <a14:imgProps xmlns:a14="http://schemas.microsoft.com/office/drawing/2010/main">
-                            <a14:imgLayer r:embed="rId23">
+                            <a14:imgLayer r:embed="rId21">
                               <a14:imgEffect>
                                 <a14:sharpenSoften amount="45000"/>
                               </a14:imgEffect>
@@ -6599,6 +6995,7 @@
       <w:r>
         <w:rPr>
           <w:rFonts w:asciiTheme="minorHAnsi" w:hAnsiTheme="minorHAnsi" w:cstheme="minorHAnsi"/>
+          <w:noProof/>
           <w:sz w:val="26"/>
           <w:szCs w:val="26"/>
         </w:rPr>
@@ -6629,7 +7026,7 @@
                     </pic:cNvPicPr>
                   </pic:nvPicPr>
                   <pic:blipFill>
-                    <a:blip r:embed="rId24">
+                    <a:blip r:embed="rId22">
                       <a:extLst>
                         <a:ext uri="{28A0092B-C50C-407E-A947-70E740481C1C}">
                           <a14:useLocalDpi xmlns:a14="http://schemas.microsoft.com/office/drawing/2010/main" val="0"/>
@@ -6663,6 +7060,7 @@
       <w:r>
         <w:rPr>
           <w:rFonts w:asciiTheme="minorHAnsi" w:hAnsiTheme="minorHAnsi" w:cstheme="minorHAnsi"/>
+          <w:noProof/>
           <w:sz w:val="26"/>
           <w:szCs w:val="26"/>
         </w:rPr>
@@ -6690,7 +7088,7 @@
                     <pic:cNvPicPr/>
                   </pic:nvPicPr>
                   <pic:blipFill>
-                    <a:blip r:embed="rId25" cstate="print">
+                    <a:blip r:embed="rId23" cstate="print">
                       <a:extLst>
                         <a:ext uri="{28A0092B-C50C-407E-A947-70E740481C1C}">
                           <a14:useLocalDpi xmlns:a14="http://schemas.microsoft.com/office/drawing/2010/main" val="0"/>
@@ -6837,7 +7235,7 @@
                     </pic:cNvPicPr>
                   </pic:nvPicPr>
                   <pic:blipFill>
-                    <a:blip r:embed="rId26">
+                    <a:blip r:embed="rId24">
                       <a:extLst>
                         <a:ext uri="{28A0092B-C50C-407E-A947-70E740481C1C}">
                           <a14:useLocalDpi xmlns:a14="http://schemas.microsoft.com/office/drawing/2010/main" val="0"/>
@@ -6874,6 +7272,7 @@
           </wp:anchor>
         </w:drawing>
       </w:r>
+      <w:proofErr w:type="spellStart"/>
       <w:r>
         <w:rPr>
           <w:rFonts w:ascii="Arial" w:hAnsi="Arial" w:cs="Arial"/>
@@ -6905,7 +7304,19 @@
           <w:szCs w:val="26"/>
           <w:highlight w:val="yellow"/>
         </w:rPr>
-        <w:t>eInt:</w:t>
+        <w:t>eInt</w:t>
+      </w:r>
+      <w:proofErr w:type="spellEnd"/>
+      <w:r>
+        <w:rPr>
+          <w:rFonts w:ascii="Arial" w:hAnsi="Arial" w:cs="Arial"/>
+          <w:b/>
+          <w:bCs/>
+          <w:sz w:val="26"/>
+          <w:szCs w:val="26"/>
+          <w:highlight w:val="yellow"/>
+        </w:rPr>
+        <w:t>:</w:t>
       </w:r>
       <w:r>
         <w:rPr>
@@ -7528,17 +7939,28 @@
           <w:sz w:val="26"/>
           <w:szCs w:val="26"/>
         </w:rPr>
-        <w:t>C# documentation</w:t>
-      </w:r>
-      <w:r>
-        <w:rPr>
-          <w:rFonts w:asciiTheme="minorHAnsi" w:hAnsiTheme="minorHAnsi" w:cstheme="minorHAnsi"/>
+        <w:t xml:space="preserve">C# </w:t>
+      </w:r>
+      <w:proofErr w:type="spellStart"/>
+      <w:r>
+        <w:rPr>
+          <w:rStyle w:val="nfasis"/>
+          <w:rFonts w:asciiTheme="minorHAnsi" w:eastAsiaTheme="majorEastAsia" w:hAnsiTheme="minorHAnsi" w:cstheme="minorHAnsi"/>
           <w:sz w:val="26"/>
           <w:szCs w:val="26"/>
         </w:rPr>
+        <w:t>documentation</w:t>
+      </w:r>
+      <w:proofErr w:type="spellEnd"/>
+      <w:r>
+        <w:rPr>
+          <w:rFonts w:asciiTheme="minorHAnsi" w:hAnsiTheme="minorHAnsi" w:cstheme="minorHAnsi"/>
+          <w:sz w:val="26"/>
+          <w:szCs w:val="26"/>
+        </w:rPr>
         <w:t xml:space="preserve">. Microsoft Learn. </w:t>
       </w:r>
-      <w:hyperlink r:id="rId27" w:history="1">
+      <w:hyperlink r:id="rId25" w:history="1">
         <w:r>
           <w:rPr>
             <w:rStyle w:val="Hipervnculo"/>
@@ -7570,6 +7992,7 @@
         </w:rPr>
         <w:t xml:space="preserve">Microsoft. (s. f.). </w:t>
       </w:r>
+      <w:proofErr w:type="spellStart"/>
       <w:r>
         <w:rPr>
           <w:rStyle w:val="nfasis"/>
@@ -7577,17 +8000,47 @@
           <w:sz w:val="26"/>
           <w:szCs w:val="26"/>
         </w:rPr>
-        <w:t>Object-oriented programming (C#)</w:t>
-      </w:r>
-      <w:r>
-        <w:rPr>
-          <w:rFonts w:asciiTheme="minorHAnsi" w:hAnsiTheme="minorHAnsi" w:cstheme="minorHAnsi"/>
+        <w:t>Object-oriented</w:t>
+      </w:r>
+      <w:proofErr w:type="spellEnd"/>
+      <w:r>
+        <w:rPr>
+          <w:rStyle w:val="nfasis"/>
+          <w:rFonts w:asciiTheme="minorHAnsi" w:eastAsiaTheme="majorEastAsia" w:hAnsiTheme="minorHAnsi" w:cstheme="minorHAnsi"/>
           <w:sz w:val="26"/>
           <w:szCs w:val="26"/>
         </w:rPr>
+        <w:t xml:space="preserve"> </w:t>
+      </w:r>
+      <w:proofErr w:type="spellStart"/>
+      <w:r>
+        <w:rPr>
+          <w:rStyle w:val="nfasis"/>
+          <w:rFonts w:asciiTheme="minorHAnsi" w:eastAsiaTheme="majorEastAsia" w:hAnsiTheme="minorHAnsi" w:cstheme="minorHAnsi"/>
+          <w:sz w:val="26"/>
+          <w:szCs w:val="26"/>
+        </w:rPr>
+        <w:t>programming</w:t>
+      </w:r>
+      <w:proofErr w:type="spellEnd"/>
+      <w:r>
+        <w:rPr>
+          <w:rStyle w:val="nfasis"/>
+          <w:rFonts w:asciiTheme="minorHAnsi" w:eastAsiaTheme="majorEastAsia" w:hAnsiTheme="minorHAnsi" w:cstheme="minorHAnsi"/>
+          <w:sz w:val="26"/>
+          <w:szCs w:val="26"/>
+        </w:rPr>
+        <w:t xml:space="preserve"> (C#)</w:t>
+      </w:r>
+      <w:r>
+        <w:rPr>
+          <w:rFonts w:asciiTheme="minorHAnsi" w:hAnsiTheme="minorHAnsi" w:cstheme="minorHAnsi"/>
+          <w:sz w:val="26"/>
+          <w:szCs w:val="26"/>
+        </w:rPr>
         <w:t xml:space="preserve">. Microsoft Learn. </w:t>
       </w:r>
-      <w:hyperlink r:id="rId28" w:history="1">
+      <w:hyperlink r:id="rId26" w:history="1">
         <w:r>
           <w:rPr>
             <w:rStyle w:val="Hipervnculo"/>
@@ -7611,13 +8064,77 @@
           <w:szCs w:val="26"/>
         </w:rPr>
       </w:pPr>
+      <w:proofErr w:type="spellStart"/>
       <w:r>
         <w:rPr>
           <w:rFonts w:asciiTheme="minorHAnsi" w:hAnsiTheme="minorHAnsi" w:cstheme="minorHAnsi"/>
           <w:sz w:val="26"/>
           <w:szCs w:val="26"/>
         </w:rPr>
-        <w:t xml:space="preserve">National Fire Protection Association. (2022). </w:t>
+        <w:t>National</w:t>
+      </w:r>
+      <w:proofErr w:type="spellEnd"/>
+      <w:r>
+        <w:rPr>
+          <w:rFonts w:asciiTheme="minorHAnsi" w:hAnsiTheme="minorHAnsi" w:cstheme="minorHAnsi"/>
+          <w:sz w:val="26"/>
+          <w:szCs w:val="26"/>
+        </w:rPr>
+        <w:t xml:space="preserve"> </w:t>
+      </w:r>
+      <w:proofErr w:type="spellStart"/>
+      <w:r>
+        <w:rPr>
+          <w:rFonts w:asciiTheme="minorHAnsi" w:hAnsiTheme="minorHAnsi" w:cstheme="minorHAnsi"/>
+          <w:sz w:val="26"/>
+          <w:szCs w:val="26"/>
+        </w:rPr>
+        <w:t>Fire</w:t>
+      </w:r>
+      <w:proofErr w:type="spellEnd"/>
+      <w:r>
+        <w:rPr>
+          <w:rFonts w:asciiTheme="minorHAnsi" w:hAnsiTheme="minorHAnsi" w:cstheme="minorHAnsi"/>
+          <w:sz w:val="26"/>
+          <w:szCs w:val="26"/>
+        </w:rPr>
+        <w:t xml:space="preserve"> </w:t>
+      </w:r>
+      <w:proofErr w:type="spellStart"/>
+      <w:r>
+        <w:rPr>
+          <w:rFonts w:asciiTheme="minorHAnsi" w:hAnsiTheme="minorHAnsi" w:cstheme="minorHAnsi"/>
+          <w:sz w:val="26"/>
+          <w:szCs w:val="26"/>
+        </w:rPr>
+        <w:t>Protection</w:t>
+      </w:r>
+      <w:proofErr w:type="spellEnd"/>
+      <w:r>
+        <w:rPr>
+          <w:rFonts w:asciiTheme="minorHAnsi" w:hAnsiTheme="minorHAnsi" w:cstheme="minorHAnsi"/>
+          <w:sz w:val="26"/>
+          <w:szCs w:val="26"/>
+        </w:rPr>
+        <w:t xml:space="preserve"> </w:t>
+      </w:r>
+      <w:proofErr w:type="spellStart"/>
+      <w:r>
+        <w:rPr>
+          <w:rFonts w:asciiTheme="minorHAnsi" w:hAnsiTheme="minorHAnsi" w:cstheme="minorHAnsi"/>
+          <w:sz w:val="26"/>
+          <w:szCs w:val="26"/>
+        </w:rPr>
+        <w:t>Association</w:t>
+      </w:r>
+      <w:proofErr w:type="spellEnd"/>
+      <w:r>
+        <w:rPr>
+          <w:rFonts w:asciiTheme="minorHAnsi" w:hAnsiTheme="minorHAnsi" w:cstheme="minorHAnsi"/>
+          <w:sz w:val="26"/>
+          <w:szCs w:val="26"/>
+        </w:rPr>
+        <w:t xml:space="preserve">. (2022). </w:t>
       </w:r>
       <w:r>
         <w:rPr>
@@ -7626,17 +8143,97 @@
           <w:sz w:val="26"/>
           <w:szCs w:val="26"/>
         </w:rPr>
-        <w:t>NFPA 72: National Fire Alarm and Signaling Code</w:t>
-      </w:r>
-      <w:r>
-        <w:rPr>
-          <w:rFonts w:asciiTheme="minorHAnsi" w:hAnsiTheme="minorHAnsi" w:cstheme="minorHAnsi"/>
+        <w:t xml:space="preserve">NFPA 72: </w:t>
+      </w:r>
+      <w:proofErr w:type="spellStart"/>
+      <w:r>
+        <w:rPr>
+          <w:rStyle w:val="nfasis"/>
+          <w:rFonts w:asciiTheme="minorHAnsi" w:eastAsiaTheme="majorEastAsia" w:hAnsiTheme="minorHAnsi" w:cstheme="minorHAnsi"/>
           <w:sz w:val="26"/>
           <w:szCs w:val="26"/>
         </w:rPr>
+        <w:t>National</w:t>
+      </w:r>
+      <w:proofErr w:type="spellEnd"/>
+      <w:r>
+        <w:rPr>
+          <w:rStyle w:val="nfasis"/>
+          <w:rFonts w:asciiTheme="minorHAnsi" w:eastAsiaTheme="majorEastAsia" w:hAnsiTheme="minorHAnsi" w:cstheme="minorHAnsi"/>
+          <w:sz w:val="26"/>
+          <w:szCs w:val="26"/>
+        </w:rPr>
+        <w:t xml:space="preserve"> </w:t>
+      </w:r>
+      <w:proofErr w:type="spellStart"/>
+      <w:r>
+        <w:rPr>
+          <w:rStyle w:val="nfasis"/>
+          <w:rFonts w:asciiTheme="minorHAnsi" w:eastAsiaTheme="majorEastAsia" w:hAnsiTheme="minorHAnsi" w:cstheme="minorHAnsi"/>
+          <w:sz w:val="26"/>
+          <w:szCs w:val="26"/>
+        </w:rPr>
+        <w:t>Fire</w:t>
+      </w:r>
+      <w:proofErr w:type="spellEnd"/>
+      <w:r>
+        <w:rPr>
+          <w:rStyle w:val="nfasis"/>
+          <w:rFonts w:asciiTheme="minorHAnsi" w:eastAsiaTheme="majorEastAsia" w:hAnsiTheme="minorHAnsi" w:cstheme="minorHAnsi"/>
+          <w:sz w:val="26"/>
+          <w:szCs w:val="26"/>
+        </w:rPr>
+        <w:t xml:space="preserve"> </w:t>
+      </w:r>
+      <w:proofErr w:type="spellStart"/>
+      <w:r>
+        <w:rPr>
+          <w:rStyle w:val="nfasis"/>
+          <w:rFonts w:asciiTheme="minorHAnsi" w:eastAsiaTheme="majorEastAsia" w:hAnsiTheme="minorHAnsi" w:cstheme="minorHAnsi"/>
+          <w:sz w:val="26"/>
+          <w:szCs w:val="26"/>
+        </w:rPr>
+        <w:t>Alarm</w:t>
+      </w:r>
+      <w:proofErr w:type="spellEnd"/>
+      <w:r>
+        <w:rPr>
+          <w:rStyle w:val="nfasis"/>
+          <w:rFonts w:asciiTheme="minorHAnsi" w:eastAsiaTheme="majorEastAsia" w:hAnsiTheme="minorHAnsi" w:cstheme="minorHAnsi"/>
+          <w:sz w:val="26"/>
+          <w:szCs w:val="26"/>
+        </w:rPr>
+        <w:t xml:space="preserve"> and </w:t>
+      </w:r>
+      <w:proofErr w:type="spellStart"/>
+      <w:r>
+        <w:rPr>
+          <w:rStyle w:val="nfasis"/>
+          <w:rFonts w:asciiTheme="minorHAnsi" w:eastAsiaTheme="majorEastAsia" w:hAnsiTheme="minorHAnsi" w:cstheme="minorHAnsi"/>
+          <w:sz w:val="26"/>
+          <w:szCs w:val="26"/>
+        </w:rPr>
+        <w:t>Signaling</w:t>
+      </w:r>
+      <w:proofErr w:type="spellEnd"/>
+      <w:r>
+        <w:rPr>
+          <w:rStyle w:val="nfasis"/>
+          <w:rFonts w:asciiTheme="minorHAnsi" w:eastAsiaTheme="majorEastAsia" w:hAnsiTheme="minorHAnsi" w:cstheme="minorHAnsi"/>
+          <w:sz w:val="26"/>
+          <w:szCs w:val="26"/>
+        </w:rPr>
+        <w:t xml:space="preserve"> Code</w:t>
+      </w:r>
+      <w:r>
+        <w:rPr>
+          <w:rFonts w:asciiTheme="minorHAnsi" w:hAnsiTheme="minorHAnsi" w:cstheme="minorHAnsi"/>
+          <w:sz w:val="26"/>
+          <w:szCs w:val="26"/>
+        </w:rPr>
         <w:t xml:space="preserve">. NFPA. </w:t>
       </w:r>
-      <w:hyperlink r:id="rId29" w:history="1">
+      <w:hyperlink r:id="rId27" w:history="1">
         <w:r>
           <w:rPr>
             <w:rStyle w:val="Hipervnculo"/>
@@ -7682,7 +8279,7 @@
     </w:p>
     <w:p/>
     <w:sectPr>
-      <w:footerReference w:type="default" r:id="rId30"/>
+      <w:footerReference w:type="default" r:id="rId28"/>
       <w:pgSz w:w="11906" w:h="16838"/>
       <w:pgMar w:top="1417" w:right="1701" w:bottom="1417" w:left="1701" w:header="708" w:footer="708" w:gutter="0"/>
       <w:pgNumType w:start="1"/>
@@ -7719,19 +8316,6 @@
 </file>
 
 <file path=word/footer1.xml><?xml version="1.0" encoding="utf-8"?>
-<w:ftr xmlns:wpc="http://schemas.microsoft.com/office/word/2010/wordprocessingCanvas" xmlns:cx="http://schemas.microsoft.com/office/drawing/2014/chartex" xmlns:cx1="http://schemas.microsoft.com/office/drawing/2015/9/8/chartex" xmlns:cx2="http://schemas.microsoft.com/office/drawing/2015/10/21/chartex" xmlns:cx3="http://schemas.microsoft.com/office/drawing/2016/5/9/chartex" xmlns:cx4="http://schemas.microsoft.com/office/drawing/2016/5/10/chartex" xmlns:cx5="http://schemas.microsoft.com/office/drawing/2016/5/11/chartex" xmlns:cx6="http://schemas.microsoft.com/office/drawing/2016/5/12/chartex" xmlns:cx7="http://schemas.microsoft.com/office/drawing/2016/5/13/chartex" xmlns:cx8="http://schemas.microsoft.com/office/drawing/2016/5/14/chartex" xmlns:mc="http://schemas.openxmlformats.org/markup-compatibility/2006" xmlns:aink="http://schemas.microsoft.com/office/drawing/2016/ink" xmlns:am3d="http://schemas.microsoft.com/office/drawing/2017/model3d" xmlns:o="urn:schemas-microsoft-com:office:office" xmlns:oel="http://schemas.microsoft.com/office/2019/extlst" xmlns:r="http://schemas.openxmlformats.org/officeDocument/2006/relationships" xmlns:m="http://schemas.openxmlformats.org/officeDocument/2006/math" xmlns:v="urn:schemas-microsoft-com:vml" xmlns:wp14="http://schemas.microsoft.com/office/word/2010/wordprocessingDrawing" xmlns:wp="http://schemas.openxmlformats.org/drawingml/2006/wordprocessingDrawing" xmlns:w10="urn:schemas-microsoft-com:office:word" xmlns:w="http://schemas.openxmlformats.org/wordprocessingml/2006/main" xmlns:w14="http://schemas.microsoft.com/office/word/2010/wordml" xmlns:w15="http://schemas.microsoft.com/office/word/2012/wordml" xmlns:w16cex="http://schemas.microsoft.com/office/word/2018/wordml/cex" xmlns:w16cid="http://schemas.microsoft.com/office/word/2016/wordml/cid" xmlns:w16="http://schemas.microsoft.com/office/word/2018/wordml" xmlns:w16du="http://schemas.microsoft.com/office/word/2023/wordml/word16du" xmlns:w16sdtdh="http://schemas.microsoft.com/office/word/2020/wordml/sdtdatahash" xmlns:w16sdtfl="http://schemas.microsoft.com/office/word/2024/wordml/sdtformatlock" xmlns:w16se="http://schemas.microsoft.com/office/word/2015/wordml/symex" xmlns:wpg="http://schemas.microsoft.com/office/word/2010/wordprocessingGroup" xmlns:wpi="http://schemas.microsoft.com/office/word/2010/wordprocessingInk" xmlns:wne="http://schemas.microsoft.com/office/word/2006/wordml" xmlns:wps="http://schemas.microsoft.com/office/word/2010/wordprocessingShape" mc:Ignorable="w14 w15 w16se w16cid w16 w16cex w16sdtdh w16sdtfl w16du wp14">
-  <w:p>
-    <w:pPr>
-      <w:pStyle w:val="Piedepgina"/>
-    </w:pPr>
-    <w:r>
-      <w:t>“el bomberito”</w:t>
-    </w:r>
-  </w:p>
-</w:ftr>
-</file>
-
-<file path=word/footer2.xml><?xml version="1.0" encoding="utf-8"?>
 <w:ftr xmlns:wpc="http://schemas.microsoft.com/office/word/2010/wordprocessingCanvas" xmlns:cx="http://schemas.microsoft.com/office/drawing/2014/chartex" xmlns:cx1="http://schemas.microsoft.com/office/drawing/2015/9/8/chartex" xmlns:cx2="http://schemas.microsoft.com/office/drawing/2015/10/21/chartex" xmlns:cx3="http://schemas.microsoft.com/office/drawing/2016/5/9/chartex" xmlns:cx4="http://schemas.microsoft.com/office/drawing/2016/5/10/chartex" xmlns:cx5="http://schemas.microsoft.com/office/drawing/2016/5/11/chartex" xmlns:cx6="http://schemas.microsoft.com/office/drawing/2016/5/12/chartex" xmlns:cx7="http://schemas.microsoft.com/office/drawing/2016/5/13/chartex" xmlns:cx8="http://schemas.microsoft.com/office/drawing/2016/5/14/chartex" xmlns:mc="http://schemas.openxmlformats.org/markup-compatibility/2006" xmlns:aink="http://schemas.microsoft.com/office/drawing/2016/ink" xmlns:am3d="http://schemas.microsoft.com/office/drawing/2017/model3d" xmlns:o="urn:schemas-microsoft-com:office:office" xmlns:oel="http://schemas.microsoft.com/office/2019/extlst" xmlns:r="http://schemas.openxmlformats.org/officeDocument/2006/relationships" xmlns:m="http://schemas.openxmlformats.org/officeDocument/2006/math" xmlns:v="urn:schemas-microsoft-com:vml" xmlns:wp14="http://schemas.microsoft.com/office/word/2010/wordprocessingDrawing" xmlns:wp="http://schemas.openxmlformats.org/drawingml/2006/wordprocessingDrawing" xmlns:w10="urn:schemas-microsoft-com:office:word" xmlns:w="http://schemas.openxmlformats.org/wordprocessingml/2006/main" xmlns:w14="http://schemas.microsoft.com/office/word/2010/wordml" xmlns:w15="http://schemas.microsoft.com/office/word/2012/wordml" xmlns:w16cex="http://schemas.microsoft.com/office/word/2018/wordml/cex" xmlns:w16cid="http://schemas.microsoft.com/office/word/2016/wordml/cid" xmlns:w16="http://schemas.microsoft.com/office/word/2018/wordml" xmlns:w16du="http://schemas.microsoft.com/office/word/2023/wordml/word16du" xmlns:w16sdtdh="http://schemas.microsoft.com/office/word/2020/wordml/sdtdatahash" xmlns:w16sdtfl="http://schemas.microsoft.com/office/word/2024/wordml/sdtformatlock" xmlns:w16se="http://schemas.microsoft.com/office/word/2015/wordml/symex" xmlns:wpg="http://schemas.microsoft.com/office/word/2010/wordprocessingGroup" xmlns:wpi="http://schemas.microsoft.com/office/word/2010/wordprocessingInk" xmlns:wne="http://schemas.microsoft.com/office/word/2006/wordml" xmlns:wps="http://schemas.microsoft.com/office/word/2010/wordprocessingShape" mc:Ignorable="w14 w15 w16se w16cid w16 w16cex w16sdtdh w16sdtfl w16du wp14">
   <w:sdt>
     <w:sdtPr>
@@ -7752,15 +8336,7 @@
           <w:ind w:left="5529" w:right="-710" w:hanging="6238"/>
         </w:pPr>
         <w:r>
-          <w:t xml:space="preserve">           “el </w:t>
-        </w:r>
-        <w:proofErr w:type="gramStart"/>
-        <w:r>
-          <w:t xml:space="preserve">bomberito”   </w:t>
-        </w:r>
-        <w:proofErr w:type="gramEnd"/>
-        <w:r>
-          <w:t xml:space="preserve">                                                                                                                            </w:t>
+          <w:t xml:space="preserve">           “el bomberito”                                                                                                                               </w:t>
         </w:r>
         <w:r>
           <w:fldChar w:fldCharType="begin"/>
@@ -7821,77 +8397,6 @@
     </w:p>
   </w:footnote>
 </w:footnotes>
-</file>
-
-<file path=word/header1.xml><?xml version="1.0" encoding="utf-8"?>
-<w:hdr xmlns:wpc="http://schemas.microsoft.com/office/word/2010/wordprocessingCanvas" xmlns:cx="http://schemas.microsoft.com/office/drawing/2014/chartex" xmlns:cx1="http://schemas.microsoft.com/office/drawing/2015/9/8/chartex" xmlns:cx2="http://schemas.microsoft.com/office/drawing/2015/10/21/chartex" xmlns:cx3="http://schemas.microsoft.com/office/drawing/2016/5/9/chartex" xmlns:cx4="http://schemas.microsoft.com/office/drawing/2016/5/10/chartex" xmlns:cx5="http://schemas.microsoft.com/office/drawing/2016/5/11/chartex" xmlns:cx6="http://schemas.microsoft.com/office/drawing/2016/5/12/chartex" xmlns:cx7="http://schemas.microsoft.com/office/drawing/2016/5/13/chartex" xmlns:cx8="http://schemas.microsoft.com/office/drawing/2016/5/14/chartex" xmlns:mc="http://schemas.openxmlformats.org/markup-compatibility/2006" xmlns:aink="http://schemas.microsoft.com/office/drawing/2016/ink" xmlns:am3d="http://schemas.microsoft.com/office/drawing/2017/model3d" xmlns:o="urn:schemas-microsoft-com:office:office" xmlns:oel="http://schemas.microsoft.com/office/2019/extlst" xmlns:r="http://schemas.openxmlformats.org/officeDocument/2006/relationships" xmlns:m="http://schemas.openxmlformats.org/officeDocument/2006/math" xmlns:v="urn:schemas-microsoft-com:vml" xmlns:wp14="http://schemas.microsoft.com/office/word/2010/wordprocessingDrawing" xmlns:wp="http://schemas.openxmlformats.org/drawingml/2006/wordprocessingDrawing" xmlns:w10="urn:schemas-microsoft-com:office:word" xmlns:w="http://schemas.openxmlformats.org/wordprocessingml/2006/main" xmlns:w14="http://schemas.microsoft.com/office/word/2010/wordml" xmlns:w15="http://schemas.microsoft.com/office/word/2012/wordml" xmlns:w16cex="http://schemas.microsoft.com/office/word/2018/wordml/cex" xmlns:w16cid="http://schemas.microsoft.com/office/word/2016/wordml/cid" xmlns:w16="http://schemas.microsoft.com/office/word/2018/wordml" xmlns:w16du="http://schemas.microsoft.com/office/word/2023/wordml/word16du" xmlns:w16sdtdh="http://schemas.microsoft.com/office/word/2020/wordml/sdtdatahash" xmlns:w16sdtfl="http://schemas.microsoft.com/office/word/2024/wordml/sdtformatlock" xmlns:w16se="http://schemas.microsoft.com/office/word/2015/wordml/symex" xmlns:wpg="http://schemas.microsoft.com/office/word/2010/wordprocessingGroup" xmlns:wpi="http://schemas.microsoft.com/office/word/2010/wordprocessingInk" xmlns:wne="http://schemas.microsoft.com/office/word/2006/wordml" xmlns:wps="http://schemas.microsoft.com/office/word/2010/wordprocessingShape" mc:Ignorable="w14 w15 w16se w16cid w16 w16cex w16sdtdh w16sdtfl w16du wp14">
-  <w:p>
-    <w:pPr>
-      <w:pStyle w:val="Encabezado"/>
-    </w:pPr>
-    <w:r>
-      <w:rPr>
-        <w:noProof/>
-      </w:rPr>
-      <w:drawing>
-        <wp:anchor distT="0" distB="0" distL="114300" distR="114300" simplePos="0" relativeHeight="251659264" behindDoc="0" locked="0" layoutInCell="1" allowOverlap="1" wp14:anchorId="5AEF9749" wp14:editId="186CF5DB">
-          <wp:simplePos x="0" y="0"/>
-          <wp:positionH relativeFrom="column">
-            <wp:posOffset>-975360</wp:posOffset>
-          </wp:positionH>
-          <wp:positionV relativeFrom="paragraph">
-            <wp:posOffset>-267335</wp:posOffset>
-          </wp:positionV>
-          <wp:extent cx="952500" cy="591820"/>
-          <wp:effectExtent l="0" t="0" r="0" b="0"/>
-          <wp:wrapSquare wrapText="bothSides"/>
-          <wp:docPr id="902652564" name="Picture 7" descr="Forma&#10;&#10;Descripción generada automáticamente con confianza media"/>
-          <wp:cNvGraphicFramePr>
-            <a:graphicFrameLocks xmlns:a="http://schemas.openxmlformats.org/drawingml/2006/main" noChangeAspect="1"/>
-          </wp:cNvGraphicFramePr>
-          <a:graphic xmlns:a="http://schemas.openxmlformats.org/drawingml/2006/main">
-            <a:graphicData uri="http://schemas.openxmlformats.org/drawingml/2006/picture">
-              <pic:pic xmlns:pic="http://schemas.openxmlformats.org/drawingml/2006/picture">
-                <pic:nvPicPr>
-                  <pic:cNvPr id="902652564" name="Picture 7" descr="Forma&#10;&#10;Descripción generada automáticamente con confianza media"/>
-                  <pic:cNvPicPr>
-                    <a:picLocks noChangeAspect="1"/>
-                  </pic:cNvPicPr>
-                </pic:nvPicPr>
-                <pic:blipFill>
-                  <a:blip r:embed="rId1" r:link="rId2">
-                    <a:extLst>
-                      <a:ext uri="{28A0092B-C50C-407E-A947-70E740481C1C}">
-                        <a14:useLocalDpi xmlns:a14="http://schemas.microsoft.com/office/drawing/2010/main" val="0"/>
-                      </a:ext>
-                    </a:extLst>
-                  </a:blip>
-                  <a:srcRect/>
-                  <a:stretch>
-                    <a:fillRect/>
-                  </a:stretch>
-                </pic:blipFill>
-                <pic:spPr>
-                  <a:xfrm>
-                    <a:off x="0" y="0"/>
-                    <a:ext cx="952500" cy="591820"/>
-                  </a:xfrm>
-                  <a:prstGeom prst="rect">
-                    <a:avLst/>
-                  </a:prstGeom>
-                  <a:noFill/>
-                  <a:ln>
-                    <a:noFill/>
-                  </a:ln>
-                </pic:spPr>
-              </pic:pic>
-            </a:graphicData>
-          </a:graphic>
-        </wp:anchor>
-      </w:drawing>
-    </w:r>
-  </w:p>
-</w:hdr>
 </file>
 
 <file path=word/numbering.xml><?xml version="1.0" encoding="utf-8"?>
